--- a/03-giornalismo/bottadiculo/recensioni-bookmaker/betflag/recensione-betflag-2026.docx
+++ b/03-giornalismo/bottadiculo/recensioni-bookmaker/betflag/recensione-betflag-2026.docx
@@ -66,7 +66,7 @@
         <w:pStyle w:val="FirstParagraph"/>
       </w:pPr>
       <w:r>
-        <w:t xml:space="preserve">Voto 4.5/5 — Fino a 5.010€ di benvenuto Sport (100% + 10€ no deposit + 200 Fun Flag) | Fino a 3.000€ Casinò | Fino a 1.000€ senza deposito con SPID/CIE</w:t>
+        <w:t xml:space="preserve">Voto 4.5/5 | Fino a 5.010€ di benvenuto Sport (100% + 10€ no deposit + 200 Fun Flag) | Fino a 3.000€ Casinò | Fino a 1.000€ senza deposito con SPID/CIE</w:t>
       </w:r>
     </w:p>
     <w:tbl>
@@ -150,7 +150,7 @@
               <w:pStyle w:val="Compact"/>
             </w:pPr>
             <w:r>
-              <w:t xml:space="preserve">Betflag S.p.A. — dal novembre 2022 controllata al 100% da Lottomatica Group (operazione da 310 milioni di euro, più una componente variabile fino a 50 milioni legata ai risultati 2023). Betflag resta un brand autonomo nel portafoglio multibrand del gruppo</w:t>
+              <w:t xml:space="preserve">Betflag S.p.A., dal novembre 2022 controllata al 100% da Lottomatica Group (operazione da 310 milioni di euro, più una componente variabile fino a 50 milioni legata ai risultati 2023). Resta un brand autonomo nel portafoglio multibrand del gruppo</w:t>
             </w:r>
           </w:p>
         </w:tc>
@@ -390,7 +390,7 @@
         </w:numPr>
       </w:pPr>
       <w:r>
-        <w:t xml:space="preserve">Quota minima richiesta per validare il bonus sport: 3,50, leggermente più alta della media di settore</w:t>
+        <w:t xml:space="preserve">Quota minima richiesta per validare il bonus sport: 3,50, di poco più alta della media di settore</w:t>
       </w:r>
     </w:p>
     <w:p>
@@ -1384,7 +1384,7 @@
         <w:pStyle w:val="BodyText"/>
       </w:pPr>
       <w:r>
-        <w:t xml:space="preserve">A questo si aggiunge un pacchetto di benvenuto immediato: 10€ senza deposito, utilizzabili da subito sulle scommesse sportive, più 200 Fun Flag erogati in 4 tranche da 50, ogni due giorni a partire dall’assegnazione del primo bonus. In fase di registrazione va selezionata esplicitamente l’opzione</w:t>
+        <w:t xml:space="preserve">A questo si aggiunge un pacchetto di benvenuto immediato: 10€ senza deposito, utilizzabili da subito sulle scommesse sportive, più 200 Fun Flag erogati in 4 tranche da 50, ogni due giorni a partire dall’assegnazione del primo bonus. In fase di registrazione va selezionata l’opzione</w:t>
       </w:r>
       <w:r>
         <w:t xml:space="preserve"> </w:t>
@@ -1424,7 +1424,7 @@
         <w:pStyle w:val="Heading3"/>
       </w:pPr>
       <w:r>
-        <w:t xml:space="preserve">Bonus senza deposito — Registrazione SPID/CIE</w:t>
+        <w:t xml:space="preserve">Bonus senza deposito: Registrazione SPID/CIE</w:t>
       </w:r>
     </w:p>
     <w:p>
@@ -1442,7 +1442,7 @@
         <w:pStyle w:val="Heading3"/>
       </w:pPr>
       <w:r>
-        <w:t xml:space="preserve">Bonus senza deposito — Registrazione classica</w:t>
+        <w:t xml:space="preserve">Bonus senza deposito: Registrazione classica</w:t>
       </w:r>
     </w:p>
     <w:p>
@@ -1499,7 +1499,7 @@
         <w:pStyle w:val="FirstParagraph"/>
       </w:pPr>
       <w:r>
-        <w:t xml:space="preserve">Il tratto distintivo dell’offerta Betflag non è la profondità dei singoli mercati calcistici, in linea con la media di settore, ma la presenza dell’Exchange accanto alle scommesse tradizionali. Nell’exchange le quote nascono dall’incontro tra chi punta e chi banca un esito: il bookmaker si limita a intermediare e a trattenere una commissione sulle giocate effettivamente abbinate. È un meccanismo diverso da quello delle quote fisse, pensato per chi vuole gestire attivamente l’esposizione su un evento, non solo scommettere sull’esito finale.</w:t>
+        <w:t xml:space="preserve">Il tratto distintivo dell’offerta Betflag non è la profondità dei singoli mercati calcistici, in linea con la media di settore, ma la presenza dell’Exchange accanto alle scommesse tradizionali. Nell’exchange le quote nascono dall’incontro tra chi punta e chi banca un esito: il bookmaker si limita a intermediare e a trattenere una commissione sulle giocate abbinate. È un meccanismo diverso da quello delle quote fisse, pensato per chi vuole intervenire sull’esposizione durante l’evento, non solo scommettere sull’esito finale.</w:t>
       </w:r>
     </w:p>
     <w:p>
@@ -1528,7 +1528,7 @@
           <w:b/>
           <w:bCs/>
         </w:rPr>
-        <w:t xml:space="preserve">STEP 1 — Scegli l’evento</w:t>
+        <w:t xml:space="preserve">STEP 1: Scegli l’evento</w:t>
       </w:r>
       <w:r>
         <w:t xml:space="preserve"> </w:t>
@@ -1546,7 +1546,7 @@
           <w:b/>
           <w:bCs/>
         </w:rPr>
-        <w:t xml:space="preserve">STEP 2 — Componi la giocata</w:t>
+        <w:t xml:space="preserve">STEP 2: Componi la giocata</w:t>
       </w:r>
       <w:r>
         <w:t xml:space="preserve"> </w:t>
@@ -1564,7 +1564,7 @@
           <w:b/>
           <w:bCs/>
         </w:rPr>
-        <w:t xml:space="preserve">STEP 3 — Conferma</w:t>
+        <w:t xml:space="preserve">STEP 3: Conferma</w:t>
       </w:r>
       <w:r>
         <w:t xml:space="preserve"> </w:t>
@@ -1977,7 +1977,7 @@
         <w:pStyle w:val="BodyText"/>
       </w:pPr>
       <w:r>
-        <w:t xml:space="preserve">I tempi di accredito sono istantanei per la quasi totalità dei metodi, a eccezione del bonifico bancario. Non risultano commissioni sui prelievi, indipendentemente dal metodo scelto: un vantaggio concreto rispetto a operatori che applicano costi oltre una certa soglia di operazioni.</w:t>
+        <w:t xml:space="preserve">I tempi di accredito sono istantanei per la quasi totalità dei metodi, a eccezione del bonifico bancario. Non risultano commissioni sui prelievi, qualunque sia il metodo scelto: un vantaggio concreto rispetto a operatori che applicano costi oltre una certa soglia di operazioni.</w:t>
       </w:r>
     </w:p>
     <w:p>
@@ -2072,7 +2072,7 @@
         <w:pStyle w:val="Heading2"/>
       </w:pPr>
       <w:r>
-        <w:t xml:space="preserve">SERVE AIUTO? — CUSTOMER SUPPORT</w:t>
+        <w:t xml:space="preserve">SERVE AIUTO? CUSTOMER SUPPORT</w:t>
       </w:r>
     </w:p>
     <w:p>
@@ -2224,7 +2224,7 @@
         <w:pStyle w:val="Heading2"/>
       </w:pPr>
       <w:r>
-        <w:t xml:space="preserve">TABELLA COMPARATIVA — BETFLAG VS SNAI VS SISAL</w:t>
+        <w:t xml:space="preserve">TABELLA COMPARATIVA: BETFLAG VS SNAI VS SISAL</w:t>
       </w:r>
     </w:p>
     <w:tbl>
@@ -2422,7 +2422,7 @@
               <w:pStyle w:val="Compact"/>
             </w:pPr>
             <w:r>
-              <w:t xml:space="preserve">—</w:t>
+              <w:t xml:space="preserve">n.d.</w:t>
             </w:r>
           </w:p>
         </w:tc>
@@ -2624,7 +2624,7 @@
         <w:t xml:space="preserve">Nota</w:t>
       </w:r>
       <w:r>
-        <w:t xml:space="preserve">: le cifre di tutti gli operatori rappresentano valori nominali massimi, soggetti a rollover e condizioni di sblocco spesso complesse. Il valore effettivo percepito dall’utente può essere significativamente inferiore al valore headline della promozione.</w:t>
+        <w:t xml:space="preserve">: le cifre di tutti gli operatori rappresentano valori nominali massimi, soggetti a rollover e condizioni di sblocco spesso complesse. Il valore effettivo percepito dall’utente può essere molto inferiore al valore headline della promozione.</w:t>
       </w:r>
     </w:p>
     <w:p>
@@ -2694,7 +2694,7 @@
         <w:pStyle w:val="BodyText"/>
       </w:pPr>
       <w:r>
-        <w:t xml:space="preserve">Per lo scommettitore che cerca un prodotto diverso dalla scommessa tradizionale, e che vuole sfruttare un bonus generoso conoscendone le condizioni, Betflag resta un’opzione solida nel mercato ADM 2026.</w:t>
+        <w:t xml:space="preserve">Chi vuole solo puntare su un esito troverà in Betflag un bonus tra i più generosi del mercato. Chi vuole anche uscire da una posizione prima che l’evento finisca, tramite l’Exchange e il Moneyback, trova un prodotto che in Italia offrono in pochi.</w:t>
       </w:r>
     </w:p>
     <w:bookmarkEnd w:id="32"/>
@@ -3023,7 +3023,7 @@
         </w:numPr>
       </w:pPr>
       <w:r>
-        <w:t xml:space="preserve">Betflag online dal 2004: da fonte di settore, non verificato su fonte primaria societaria — dato di contesto, basso rischio</w:t>
+        <w:t xml:space="preserve">Betflag online dal 2004: da fonte di settore, non verificato su fonte primaria societaria (dato di contesto, basso rischio)</w:t>
       </w:r>
     </w:p>
     <w:p>
@@ -3049,7 +3049,7 @@
         </w:r>
       </w:hyperlink>
       <w:r>
-        <w:t xml:space="preserve">, fonte editoriale sportiva terza, non fonte primaria Betflag — da riverificare sui T&amp;C ufficiali prima della pubblicazione</w:t>
+        <w:t xml:space="preserve">, fonte editoriale sportiva terza, non fonte primaria Betflag. Da riverificare sui T&amp;C ufficiali prima della pubblicazione</w:t>
       </w:r>
     </w:p>
     <w:p>
@@ -3126,7 +3126,7 @@
         </w:r>
       </w:hyperlink>
       <w:r>
-        <w:t xml:space="preserve">) — risolve la discrepanza rilevata nella bozza precedente tra Sportytrader e TMW: erano due componenti dello stesso pacchetto, non dati in conflitto</w:t>
+        <w:t xml:space="preserve">). Risolve la discrepanza rilevata nella bozza precedente tra Sportytrader e TMW: erano due componenti dello stesso pacchetto, non dati in conflitto</w:t>
       </w:r>
     </w:p>
     <w:p>
@@ -3138,7 +3138,7 @@
         </w:numPr>
       </w:pPr>
       <w:r>
-        <w:t xml:space="preserve">Bonus casinò 100% fino a 3.000€ + 3.000€ casinò live, bonus senza deposito SPID/CIE 1.000€ (5x200€) e classico 250€ (5x50€): da TuttoMercatoWeb, fonte editoriale terza, non fonte primaria Betflag — fetch diretto su info.betflag.it non riuscito (errore di connessione ripetuto)</w:t>
+        <w:t xml:space="preserve">Bonus casinò 100% fino a 3.000€ + 3.000€ casinò live, bonus senza deposito SPID/CIE 1.000€ (5x200€) e classico 250€ (5x50€): da TuttoMercatoWeb, fonte editoriale terza, non fonte primaria Betflag (fetch diretto su info.betflag.it non riuscito, errore di connessione ripetuto)</w:t>
       </w:r>
     </w:p>
     <w:p>
@@ -3174,7 +3174,7 @@
         </w:numPr>
       </w:pPr>
       <w:r>
-        <w:t xml:space="preserve">Palinsesto 30+ discipline, live streaming Bundesliga/Lega Pro, eSport (LoL, CS:GO, Dota2, Valorant), ippica con streaming live: da ricerca aggregata su fonti di settore — cifre su discipline non verificate su fonte primaria, riportate come</w:t>
+        <w:t xml:space="preserve">Palinsesto 30+ discipline, live streaming Bundesliga/Lega Pro, eSport (LoL, CS:GO, Dota2, Valorant), ippica con streaming live: da ricerca aggregata su fonti di settore, cifre su discipline non verificate su fonte primaria, riportate come</w:t>
       </w:r>
       <w:r>
         <w:t xml:space="preserve"> </w:t>
@@ -3201,7 +3201,7 @@
         <w:t xml:space="preserve">“oltre 5.500 titoli, 60+ provider”</w:t>
       </w:r>
       <w:r>
-        <w:t xml:space="preserve">: range ristretto e coerente su 4 fonti indipendenti (gambling.com, superscommesse.it, casinos.com, grinderlabpoker.it), valori tra 5.500 e 6.051 — cifra tonda scelta come soglia sicura all’interno del range confermato</w:t>
+        <w:t xml:space="preserve">: range ristretto e coerente su 4 fonti indipendenti (gambling.com, superscommesse.it, casinos.com, grinderlabpoker.it), valori tra 5.500 e 6.051. Cifra tonda scelta come soglia sicura all’interno del range confermato</w:t>
       </w:r>
     </w:p>
     <w:p>
@@ -3225,7 +3225,7 @@
         </w:numPr>
       </w:pPr>
       <w:r>
-        <w:t xml:space="preserve">Rating BetFlag: Casinò e Slot Machine 3,2/5 su 47 recensioni: verificato con fetch diretto su apps.apple.com (fonte primaria) — campione piccolo, citato come tale</w:t>
+        <w:t xml:space="preserve">Rating BetFlag: Casinò e Slot Machine 3,2/5 su 47 recensioni: verificato con fetch diretto su apps.apple.com (fonte primaria), campione piccolo, citato come tale</w:t>
       </w:r>
     </w:p>
     <w:p>
@@ -3237,7 +3237,7 @@
         </w:numPr>
       </w:pPr>
       <w:r>
-        <w:t xml:space="preserve">Rating Trustpilot: verifica diretta su trustpilot.com fallita (HTTP 403); dato precedentemente stimato da fonti secondarie (1,4-1,6/5) rimosso dal testo pubblicato perché non confermabile su fonte primaria — sostituito con il dato App Store, verificato direttamente</w:t>
+        <w:t xml:space="preserve">Rating Trustpilot: verifica diretta su trustpilot.com fallita (HTTP 403). Dato in precedenza stimato da fonti secondarie (1,4-1,6/5), rimosso dal testo pubblicato perché non confermabile su fonte primaria, sostituito con il dato App Store, verificato via fetch diretto</w:t>
       </w:r>
     </w:p>
     <w:p>
@@ -3287,7 +3287,7 @@
         <w:t xml:space="preserve">Nota editoriale</w:t>
       </w:r>
       <w:r>
-        <w:t xml:space="preserve">: su richiesta del caporedattore (operatore partner), il tono dei paragrafi critici è stato ammorbidito rispetto alla prima bozza — rimossi i toni allarmistici, ridotto lo spazio dedicato alle criticità, tolto il riferimento al punteggio Trustpilot (dato non verificabile su fonte primaria, non solo attenuato). Le informazioni fattuali verificate (rollover, quota minima, gap tra le due app sullo store) sono rimaste nel testo, solo con un registro più neutro: non fondate solo su fonti secondarie ma anche su verifica diretta App Store, quindi non erano rimovibili senza compromettere l’accuratezza. Punti ancora aperti: dati puntuali di payout/quote per disciplina non reperiti da fonte affidabile (sezione</w:t>
+        <w:t xml:space="preserve">: su richiesta del caporedattore (operatore partner), il tono dei paragrafi critici è stato ammorbidito rispetto alla prima bozza. Rimossi i toni allarmistici, ridotto lo spazio dedicato alle criticità, tolto il riferimento al punteggio Trustpilot (dato non verificabile su fonte primaria, non solo attenuato). Le informazioni fattuali verificate (rollover, quota minima, gap tra le due app sullo store) sono rimaste nel testo, solo con un registro più neutro: si fondano non solo su fonti secondarie ma anche su verifica diretta App Store, quindi non erano rimovibili senza compromettere l’accuratezza. Punti ancora aperti: dati puntuali di payout/quote per disciplina non reperiti da fonte affidabile (sezione</w:t>
       </w:r>
       <w:r>
         <w:t xml:space="preserve"> </w:t>
@@ -3299,7 +3299,7 @@
         <w:t xml:space="preserve"> </w:t>
       </w:r>
       <w:r>
-        <w:t xml:space="preserve">della struttura SNAI non replicata per questo motivo), conferma diretta dei termini bonus su info.betflag.it (fetch ripetutamente fallito).</w:t>
+        <w:t xml:space="preserve">della struttura SNAI non replicata per questo motivo), conferma diretta dei termini bonus su info.betflag.it (fetch fallito più volte).</w:t>
       </w:r>
     </w:p>
     <w:bookmarkEnd w:id="46"/>

--- a/03-giornalismo/bottadiculo/recensioni-bookmaker/betflag/recensione-betflag-2026.docx
+++ b/03-giornalismo/bottadiculo/recensioni-bookmaker/betflag/recensione-betflag-2026.docx
@@ -1007,7 +1007,7 @@
           <w:color w:val="333333"/>
           <w:sz w:val="20"/>
         </w:rPr>
-        <w:t>Operando sotto la concessione ADM n. 16008, Betflag copre l'intero spettro del gioco regolamentato: scommesse sportive, ippica, exchange, casinò, bingo, poker, lotterie. Questa recensione analizza l'offerta a luglio 2026, dal bonus di benvenuto alla sicurezza, passando per il nodo più delicato: la distanza tra la reputazione sui grandi store e quella sulle piattaforme di recensioni indipendenti.</w:t>
+        <w:t>Operando sotto la concessione ADM n. 16008, Betflag copre l'intero spettro del gioco regolamentato: scommesse sportive, ippica, exchange, casinò, bingo, poker, lotterie. Questa recensione analizza l'offerta, dal bonus di benvenuto alla sicurezza, passando per il nodo più delicato: la distanza tra la reputazione sui grandi store e quella sulle piattaforme di recensioni indipendenti.</w:t>
       </w:r>
     </w:p>
     <w:p>
@@ -1227,7 +1227,7 @@
                 <w:color w:val="333333"/>
                 <w:sz w:val="20"/>
               </w:rPr>
-              <w:t>Oltre 30 discipline secondo le fonti di settore, buona profondità su calcio ed eSport</w:t>
+              <w:t>Oltre 30 discipline, buona profondità su calcio ed eSport</w:t>
             </w:r>
           </w:p>
         </w:tc>
@@ -1779,7 +1779,7 @@
                 <w:color w:val="333333"/>
                 <w:sz w:val="20"/>
               </w:rPr>
-              <w:t>Catalogo tra i più ampi del mercato ADM, oltre 5.500 titoli secondo le fonti di settore</w:t>
+              <w:t>Catalogo tra i più ampi del mercato ADM, oltre 5.500 titoli</w:t>
             </w:r>
           </w:p>
         </w:tc>
@@ -2243,7 +2243,7 @@
           <w:color w:val="333333"/>
           <w:sz w:val="20"/>
         </w:rPr>
-        <w:t>Il palinsesto sportivo di Betflag copre, secondo le fonti di settore, oltre 30 discipline e migliaia di eventi ogni settimana. Il calcio resta il prodotto principale, con copertura di Serie A, Serie B, Champions League, Europa League e dei principali campionati internazionali. Non manca l'offerta sui mercati minori (darts, snooker, sport americani) e sull'eSport, con tornei di League of Legends, CS:GO, Dota 2 e Valorant.</w:t>
+        <w:t>Il palinsesto sportivo di Betflag copre oltre 30 discipline e migliaia di eventi ogni settimana. Il calcio resta il prodotto principale, con copertura di Serie A, Serie B, Champions League, Europa League e dei principali campionati internazionali. Non manca l'offerta sui mercati minori (darts, snooker, sport americani) e sull'eSport, con tornei di League of Legends, CS:GO, Dota 2 e Valorant.</w:t>
       </w:r>
     </w:p>
     <w:p>
@@ -2371,7 +2371,7 @@
           <w:color w:val="333333"/>
           <w:sz w:val="20"/>
         </w:rPr>
-        <w:t>: catalogo tra i più ampi del mercato ADM, oltre 5.500 titoli secondo le fonti di settore, distribuiti su 60+ provider certificati.</w:t>
+        <w:t>: catalogo tra i più ampi del mercato ADM, oltre 5.500 titoli, distribuiti su 60+ provider certificati.</w:t>
       </w:r>
     </w:p>
     <w:p>
@@ -2394,7 +2394,7 @@
           <w:color w:val="333333"/>
           <w:sz w:val="20"/>
         </w:rPr>
-        <w:t>: oltre 900 tavoli secondo le fonti di settore, disponibili 24 ore su 24.</w:t>
+        <w:t>: oltre 900 tavoli, disponibili 24 ore su 24.</w:t>
       </w:r>
     </w:p>
     <w:p>
@@ -4787,7 +4787,7 @@
                 <w:color w:val="333333"/>
                 <w:sz w:val="20"/>
               </w:rPr>
-              <w:t>n.d.</w:t>
+              <w:t>Gruppo Flutter Entertainment (dal 2022)</w:t>
             </w:r>
           </w:p>
         </w:tc>
@@ -4965,7 +4965,7 @@
                 <w:color w:val="333333"/>
                 <w:sz w:val="20"/>
               </w:rPr>
-              <w:t>30+ (fonti di settore)</w:t>
+              <w:t>30+</w:t>
             </w:r>
           </w:p>
         </w:tc>

--- a/03-giornalismo/bottadiculo/recensioni-bookmaker/betflag/recensione-betflag-2026.docx
+++ b/03-giornalismo/bottadiculo/recensioni-bookmaker/betflag/recensione-betflag-2026.docx
@@ -5335,7 +5335,7 @@
           <w:color w:val="333333"/>
           <w:sz w:val="20"/>
         </w:rPr>
-        <w:t>Il vero elemento di differenziazione resta l'Exchange, un prodotto che pochi concessionari ADM offrono e che sposta l'esperienza di scommessa da “punto sull'esito” a “gestisci l'esposizione”. Accanto a questo, un bonus di benvenuto tra i più alti del mercato, un catalogo casinò tra i più ampi del comparto ADM e una sezione ippica solida.</w:t>
+        <w:t>L'Exchange resta una delle poche concessioni ADM a offrirlo, un tratto che nel mercato italiano è tradizionalmente associato a Betfair. Su Betflag la funzionalità è presente ma non è valorizzata e promossa con la stessa intensità: resta più una carta in più nel mazzo che il motivo principale per cui un giocatore sceglie l'operatore. Restano invece solidi il bonus di benvenuto tra i più alti del mercato, un catalogo casinò tra i più ampi del comparto ADM e una sezione ippica ben curata.</w:t>
       </w:r>
     </w:p>
     <w:p>
@@ -5349,7 +5349,7 @@
           <w:color w:val="333333"/>
           <w:sz w:val="20"/>
         </w:rPr>
-        <w:t>Chi vuole solo puntare su un esito troverà in Betflag un bonus tra i più generosi del mercato. Chi vuole anche uscire da una posizione prima che l'evento finisca, tramite l'Exchange e il Moneyback, trova un prodotto che in Italia offrono in pochi.</w:t>
+        <w:t>Chi punta solo sull'esito troverà in Betflag un bonus tra i più generosi del mercato e un catalogo ampio su casinò e ippica. Chi cerca l'Exchange lo trova anche qui, ma non è il terreno su cui Betflag gioca la sua partita migliore.</w:t>
       </w:r>
     </w:p>
     <w:tbl>

--- a/03-giornalismo/bottadiculo/recensioni-bookmaker/betflag/recensione-betflag-2026.docx
+++ b/03-giornalismo/bottadiculo/recensioni-bookmaker/betflag/recensione-betflag-2026.docx
@@ -1,6 +1,6 @@
 
 <file path=word/document.xml><?xml version="1.0" encoding="utf-8"?>
-<w:document xmlns:wpc="http://schemas.microsoft.com/office/word/2010/wordprocessingCanvas" xmlns:mo="http://schemas.microsoft.com/office/mac/office/2008/main" xmlns:mc="http://schemas.openxmlformats.org/markup-compatibility/2006" xmlns:mv="urn:schemas-microsoft-com:mac:vml" xmlns:o="urn:schemas-microsoft-com:office:office" xmlns:r="http://schemas.openxmlformats.org/officeDocument/2006/relationships" xmlns:m="http://schemas.openxmlformats.org/officeDocument/2006/math" xmlns:v="urn:schemas-microsoft-com:vml" xmlns:wp14="http://schemas.microsoft.com/office/word/2010/wordprocessingDrawing" xmlns:wp="http://schemas.openxmlformats.org/drawingml/2006/wordprocessingDrawing" xmlns:w10="urn:schemas-microsoft-com:office:word" xmlns:w="http://schemas.openxmlformats.org/wordprocessingml/2006/main" xmlns:w14="http://schemas.microsoft.com/office/word/2010/wordml" xmlns:wpg="http://schemas.microsoft.com/office/word/2010/wordprocessingGroup" xmlns:wpi="http://schemas.microsoft.com/office/word/2010/wordprocessingInk" xmlns:wne="http://schemas.microsoft.com/office/word/2006/wordml" xmlns:wps="http://schemas.microsoft.com/office/word/2010/wordprocessingShape" mc:Ignorable="w14 wp14">
+<w:document xmlns:wpc="http://schemas.microsoft.com/office/word/2010/wordprocessingCanvas" xmlns:mc="http://schemas.openxmlformats.org/markup-compatibility/2006" xmlns:o="urn:schemas-microsoft-com:office:office" xmlns:r="http://schemas.openxmlformats.org/officeDocument/2006/relationships" xmlns:m="http://schemas.openxmlformats.org/officeDocument/2006/math" xmlns:v="urn:schemas-microsoft-com:vml" xmlns:wp14="http://schemas.microsoft.com/office/word/2010/wordprocessingDrawing" xmlns:wp="http://schemas.openxmlformats.org/drawingml/2006/wordprocessingDrawing" xmlns:w10="urn:schemas-microsoft-com:office:word" xmlns:w="http://schemas.openxmlformats.org/wordprocessingml/2006/main" xmlns:w14="http://schemas.microsoft.com/office/word/2010/wordml" xmlns:w15="http://schemas.microsoft.com/office/word/2012/wordml" xmlns:w16se="http://schemas.microsoft.com/office/word/2015/wordml/symex" xmlns:w16cid="http://schemas.microsoft.com/office/word/2016/wordml/cid" xmlns:w16="http://schemas.microsoft.com/office/word/2018/wordml" xmlns:w16cex="http://schemas.microsoft.com/office/word/2018/wordml/cex" xmlns:w16sdtdh="http://schemas.microsoft.com/office/word/2020/wordml/sdtdatahash" xmlns:wne="http://schemas.microsoft.com/office/word/2006/wordml" xmlns:wpg="http://schemas.microsoft.com/office/word/2010/wordprocessingGroup" xmlns:wps="http://schemas.microsoft.com/office/word/2010/wordprocessingShape" mc:Ignorable="w14 w15 w16se w16cid w16 w16cex w16sdtdh wp14">
   <w:body>
     <w:p>
       <w:pPr>
@@ -9,10 +9,12 @@
       </w:pPr>
       <w:r>
         <w:rPr>
+          <w:rFonts w:ascii="Cambria" w:hAnsi="Cambria" w:eastAsia="ＭＳ 明朝" w:cs="Cambria" w:asciiTheme="minorHAnsi" w:hAnsiTheme="minorHAnsi" w:eastAsiaTheme="minorEastAsia" w:csTheme="minorBidi"/>
           <w:b/>
-          <w:i w:val="0"/>
+          <w:bCs/>
           <w:color w:val="1A1A2E"/>
           <w:sz w:val="40"/>
+          <w:szCs w:val="22"/>
         </w:rPr>
         <w:t>RECENSIONE BETFLAG 2026</w:t>
       </w:r>
@@ -24,20 +26,26 @@
       </w:pPr>
       <w:r>
         <w:rPr>
-          <w:b w:val="0"/>
-          <w:i w:val="0"/>
+          <w:rFonts w:ascii="Cambria" w:hAnsi="Cambria" w:eastAsia="ＭＳ 明朝" w:cs="Cambria" w:asciiTheme="minorHAnsi" w:hAnsiTheme="minorHAnsi" w:eastAsiaTheme="minorEastAsia" w:csTheme="minorBidi"/>
           <w:color w:val="0F3460"/>
           <w:sz w:val="26"/>
+          <w:szCs w:val="22"/>
         </w:rPr>
         <w:t>Analisi completa dell'operatore</w:t>
       </w:r>
     </w:p>
     <w:tbl>
       <w:tblPr>
-        <w:tblW w:type="auto" w:w="0"/>
+        <w:tblW w:w="0" w:type="auto"/>
         <w:jc w:val="center"/>
         <w:tblLayout w:type="autofit"/>
-        <w:tblLook w:firstColumn="1" w:firstRow="1" w:lastColumn="0" w:lastRow="0" w:noHBand="0" w:noVBand="1" w:val="04A0"/>
+        <w:tblCellMar>
+          <w:top w:w="0" w:type="dxa"/>
+          <w:left w:w="108" w:type="dxa"/>
+          <w:bottom w:w="0" w:type="dxa"/>
+          <w:right w:w="108" w:type="dxa"/>
+        </w:tblCellMar>
+        <w:tblLook w:firstRow="1" w:firstColumn="1" w:noVBand="1"/>
       </w:tblPr>
       <w:tblGrid>
         <w:gridCol w:w="3009"/>
@@ -47,7 +55,7 @@
       <w:tr>
         <w:tc>
           <w:tcPr>
-            <w:tcW w:type="dxa" w:w="3005"/>
+            <w:tcW w:w="3005" w:type="dxa"/>
             <w:tcMar>
               <w:top w:w="80" w:type="dxa"/>
               <w:left w:w="120" w:type="dxa"/>
@@ -61,10 +69,12 @@
             </w:pPr>
             <w:r>
               <w:rPr>
+                <w:rFonts w:ascii="Cambria" w:hAnsi="Cambria" w:eastAsia="ＭＳ 明朝" w:cs="Cambria" w:asciiTheme="minorHAnsi" w:hAnsiTheme="minorHAnsi" w:eastAsiaTheme="minorEastAsia" w:csTheme="minorBidi"/>
                 <w:b/>
-                <w:i w:val="0"/>
+                <w:bCs/>
                 <w:color w:val="C8A951"/>
                 <w:sz w:val="28"/>
+                <w:szCs w:val="22"/>
               </w:rPr>
               <w:t>⭐ 4.5/5</w:t>
             </w:r>
@@ -72,7 +82,7 @@
         </w:tc>
         <w:tc>
           <w:tcPr>
-            <w:tcW w:type="dxa" w:w="3005"/>
+            <w:tcW w:w="3005" w:type="dxa"/>
             <w:tcMar>
               <w:top w:w="80" w:type="dxa"/>
               <w:left w:w="120" w:type="dxa"/>
@@ -86,10 +96,12 @@
             </w:pPr>
             <w:r>
               <w:rPr>
+                <w:rFonts w:ascii="Cambria" w:hAnsi="Cambria" w:eastAsia="ＭＳ 明朝" w:cs="Cambria" w:asciiTheme="minorHAnsi" w:hAnsiTheme="minorHAnsi" w:eastAsiaTheme="minorEastAsia" w:csTheme="minorBidi"/>
                 <w:b/>
-                <w:i w:val="0"/>
+                <w:bCs/>
                 <w:color w:val="1A1A2E"/>
                 <w:sz w:val="22"/>
+                <w:szCs w:val="22"/>
               </w:rPr>
               <w:t>Fino a 5.010€ di benvenuto</w:t>
             </w:r>
@@ -100,10 +112,10 @@
             </w:pPr>
             <w:r>
               <w:rPr>
-                <w:b w:val="0"/>
-                <w:i w:val="0"/>
+                <w:rFonts w:ascii="Cambria" w:hAnsi="Cambria" w:eastAsia="ＭＳ 明朝" w:cs="Cambria" w:asciiTheme="minorHAnsi" w:hAnsiTheme="minorHAnsi" w:eastAsiaTheme="minorEastAsia" w:csTheme="minorBidi"/>
                 <w:color w:val="666666"/>
                 <w:sz w:val="18"/>
+                <w:szCs w:val="22"/>
               </w:rPr>
               <w:t>Sport (100% + 10€ no deposit + 200 Fun Flag)</w:t>
             </w:r>
@@ -111,7 +123,7 @@
         </w:tc>
         <w:tc>
           <w:tcPr>
-            <w:tcW w:type="dxa" w:w="3005"/>
+            <w:tcW w:w="3005" w:type="dxa"/>
             <w:tcMar>
               <w:top w:w="80" w:type="dxa"/>
               <w:left w:w="120" w:type="dxa"/>
@@ -125,10 +137,12 @@
             </w:pPr>
             <w:r>
               <w:rPr>
+                <w:rFonts w:ascii="Cambria" w:hAnsi="Cambria" w:eastAsia="ＭＳ 明朝" w:cs="Cambria" w:asciiTheme="minorHAnsi" w:hAnsiTheme="minorHAnsi" w:eastAsiaTheme="minorEastAsia" w:csTheme="minorBidi"/>
                 <w:b/>
-                <w:i w:val="0"/>
+                <w:bCs/>
                 <w:color w:val="1A1A2E"/>
                 <w:sz w:val="22"/>
+                <w:szCs w:val="22"/>
               </w:rPr>
               <w:t>Fino a 3.000€</w:t>
             </w:r>
@@ -139,10 +153,10 @@
             </w:pPr>
             <w:r>
               <w:rPr>
-                <w:b w:val="0"/>
-                <w:i w:val="0"/>
+                <w:rFonts w:ascii="Cambria" w:hAnsi="Cambria" w:eastAsia="ＭＳ 明朝" w:cs="Cambria" w:asciiTheme="minorHAnsi" w:hAnsiTheme="minorHAnsi" w:eastAsiaTheme="minorEastAsia" w:csTheme="minorBidi"/>
                 <w:color w:val="666666"/>
                 <w:sz w:val="18"/>
+                <w:szCs w:val="22"/>
               </w:rPr>
               <w:t>Casinò (+ 3.000€ Casinò Live)</w:t>
             </w:r>
@@ -152,26 +166,28 @@
     </w:tbl>
     <w:p>
       <w:pPr>
+        <w:shd w:val="clear" w:fill="C8A951"/>
         <w:spacing w:before="160" w:after="80"/>
         <w:jc w:val="center"/>
-        <w:shd w:val="clear" w:color="auto" w:fill="C8A951"/>
       </w:pPr>
       <w:r>
         <w:rPr>
+          <w:rFonts w:ascii="Cambria" w:hAnsi="Cambria" w:eastAsia="ＭＳ 明朝" w:cs="Cambria" w:asciiTheme="minorHAnsi" w:hAnsiTheme="minorHAnsi" w:eastAsiaTheme="minorEastAsia" w:csTheme="minorBidi"/>
           <w:b/>
-          <w:i w:val="0"/>
+          <w:bCs/>
           <w:color w:val="FFFFFF"/>
           <w:sz w:val="22"/>
+          <w:szCs w:val="22"/>
         </w:rPr>
         <w:t xml:space="preserve">  VAI SU BETFLAG  </w:t>
       </w:r>
     </w:p>
     <w:p>
       <w:pPr>
-        <w:spacing w:before="200" w:after="200"/>
         <w:pBdr>
           <w:bottom w:val="single" w:sz="6" w:space="1" w:color="C8A951"/>
         </w:pBdr>
+        <w:spacing w:before="200" w:after="200"/>
       </w:pPr>
     </w:p>
     <w:p>
@@ -180,18 +196,34 @@
       </w:pPr>
       <w:r>
         <w:rPr>
+          <w:rFonts w:ascii="Cambria" w:hAnsi="Cambria" w:eastAsia="ＭＳ 明朝" w:cs="Cambria" w:asciiTheme="minorHAnsi" w:hAnsiTheme="minorHAnsi" w:eastAsiaTheme="minorEastAsia" w:csTheme="minorBidi"/>
           <w:b/>
-          <w:i w:val="0"/>
+          <w:bCs/>
           <w:color w:val="1A1A2E"/>
           <w:sz w:val="28"/>
+          <w:szCs w:val="22"/>
         </w:rPr>
         <w:t>INFORMAZIONI ESSENZIALI</w:t>
       </w:r>
     </w:p>
     <w:tbl>
       <w:tblPr>
-        <w:tblW w:type="auto" w:w="0"/>
-        <w:tblLook w:firstColumn="1" w:firstRow="1" w:lastColumn="0" w:lastRow="0" w:noHBand="0" w:noVBand="1" w:val="04A0"/>
+        <w:tblW w:w="0" w:type="auto"/>
+        <w:tblBorders>
+          <w:top w:val="single" w:sz="1" w:space="0" w:color="CCCCCC"/>
+          <w:left w:val="single" w:sz="1" w:space="0" w:color="CCCCCC"/>
+          <w:bottom w:val="single" w:sz="1" w:space="0" w:color="CCCCCC"/>
+          <w:right w:val="single" w:sz="1" w:space="0" w:color="CCCCCC"/>
+          <w:insideH w:val="single" w:sz="1" w:space="0" w:color="CCCCCC"/>
+          <w:insideV w:val="single" w:sz="1" w:space="0" w:color="CCCCCC"/>
+        </w:tblBorders>
+        <w:tblCellMar>
+          <w:top w:w="0" w:type="dxa"/>
+          <w:left w:w="108" w:type="dxa"/>
+          <w:bottom w:w="0" w:type="dxa"/>
+          <w:right w:w="108" w:type="dxa"/>
+        </w:tblCellMar>
+        <w:tblLook w:firstRow="1" w:firstColumn="1" w:noVBand="1"/>
       </w:tblPr>
       <w:tblGrid>
         <w:gridCol w:w="4513"/>
@@ -200,14 +232,14 @@
       <w:tr>
         <w:tc>
           <w:tcPr>
-            <w:tcW w:type="dxa" w:w="2551"/>
-            <w:shd w:val="clear" w:color="auto" w:fill="F5F5F5"/>
+            <w:tcW w:w="2551" w:type="dxa"/>
             <w:tcBorders>
               <w:top w:val="single" w:sz="1" w:space="0" w:color="CCCCCC"/>
               <w:left w:val="single" w:sz="1" w:space="0" w:color="CCCCCC"/>
               <w:bottom w:val="single" w:sz="1" w:space="0" w:color="CCCCCC"/>
               <w:right w:val="single" w:sz="1" w:space="0" w:color="CCCCCC"/>
             </w:tcBorders>
+            <w:shd w:val="clear" w:fill="F5F5F5"/>
             <w:tcMar>
               <w:top w:w="80" w:type="dxa"/>
               <w:left w:w="120" w:type="dxa"/>
@@ -216,12 +248,17 @@
             </w:tcMar>
           </w:tcPr>
           <w:p>
+            <w:pPr>
+              <w:spacing w:after="200" w:line="276" w:lineRule="auto"/>
+            </w:pPr>
             <w:r>
               <w:rPr>
+                <w:rFonts w:ascii="Cambria" w:hAnsi="Cambria" w:eastAsia="ＭＳ 明朝" w:cs="Cambria" w:asciiTheme="minorHAnsi" w:hAnsiTheme="minorHAnsi" w:eastAsiaTheme="minorEastAsia" w:csTheme="minorBidi"/>
                 <w:b/>
-                <w:i w:val="0"/>
+                <w:bCs/>
                 <w:color w:val="333333"/>
                 <w:sz w:val="20"/>
+                <w:szCs w:val="22"/>
               </w:rPr>
               <w:t>Licenza operativa</w:t>
             </w:r>
@@ -229,14 +266,14 @@
         </w:tc>
         <w:tc>
           <w:tcPr>
-            <w:tcW w:type="dxa" w:w="6236"/>
-            <w:shd w:val="clear" w:color="auto" w:fill="F5F5F5"/>
+            <w:tcW w:w="6236" w:type="dxa"/>
             <w:tcBorders>
               <w:top w:val="single" w:sz="1" w:space="0" w:color="CCCCCC"/>
               <w:left w:val="single" w:sz="1" w:space="0" w:color="CCCCCC"/>
               <w:bottom w:val="single" w:sz="1" w:space="0" w:color="CCCCCC"/>
               <w:right w:val="single" w:sz="1" w:space="0" w:color="CCCCCC"/>
             </w:tcBorders>
+            <w:shd w:val="clear" w:fill="F5F5F5"/>
             <w:tcMar>
               <w:top w:w="80" w:type="dxa"/>
               <w:left w:w="120" w:type="dxa"/>
@@ -245,12 +282,15 @@
             </w:tcMar>
           </w:tcPr>
           <w:p>
+            <w:pPr>
+              <w:spacing w:after="200" w:line="276" w:lineRule="auto"/>
+            </w:pPr>
             <w:r>
               <w:rPr>
-                <w:b w:val="0"/>
-                <w:i w:val="0"/>
+                <w:rFonts w:ascii="Cambria" w:hAnsi="Cambria" w:eastAsia="ＭＳ 明朝" w:cs="Cambria" w:asciiTheme="minorHAnsi" w:hAnsiTheme="minorHAnsi" w:eastAsiaTheme="minorEastAsia" w:csTheme="minorBidi"/>
                 <w:color w:val="333333"/>
                 <w:sz w:val="20"/>
+                <w:szCs w:val="22"/>
               </w:rPr>
               <w:t>ADM, concessione n. 16008 (subentrata alla precedente GAD 15007 con il nuovo bando ADM)</w:t>
             </w:r>
@@ -260,14 +300,14 @@
       <w:tr>
         <w:tc>
           <w:tcPr>
-            <w:tcW w:type="dxa" w:w="2551"/>
-            <w:shd w:val="clear" w:color="auto" w:fill="FFFFFF"/>
+            <w:tcW w:w="2551" w:type="dxa"/>
             <w:tcBorders>
               <w:top w:val="single" w:sz="1" w:space="0" w:color="CCCCCC"/>
               <w:left w:val="single" w:sz="1" w:space="0" w:color="CCCCCC"/>
               <w:bottom w:val="single" w:sz="1" w:space="0" w:color="CCCCCC"/>
               <w:right w:val="single" w:sz="1" w:space="0" w:color="CCCCCC"/>
             </w:tcBorders>
+            <w:shd w:val="clear" w:fill="FFFFFF"/>
             <w:tcMar>
               <w:top w:w="80" w:type="dxa"/>
               <w:left w:w="120" w:type="dxa"/>
@@ -276,12 +316,17 @@
             </w:tcMar>
           </w:tcPr>
           <w:p>
+            <w:pPr>
+              <w:spacing w:after="200" w:line="276" w:lineRule="auto"/>
+            </w:pPr>
             <w:r>
               <w:rPr>
+                <w:rFonts w:ascii="Cambria" w:hAnsi="Cambria" w:eastAsia="ＭＳ 明朝" w:cs="Cambria" w:asciiTheme="minorHAnsi" w:hAnsiTheme="minorHAnsi" w:eastAsiaTheme="minorEastAsia" w:csTheme="minorBidi"/>
                 <w:b/>
-                <w:i w:val="0"/>
+                <w:bCs/>
                 <w:color w:val="333333"/>
                 <w:sz w:val="20"/>
+                <w:szCs w:val="22"/>
               </w:rPr>
               <w:t>Proprietà</w:t>
             </w:r>
@@ -289,14 +334,14 @@
         </w:tc>
         <w:tc>
           <w:tcPr>
-            <w:tcW w:type="dxa" w:w="6236"/>
-            <w:shd w:val="clear" w:color="auto" w:fill="FFFFFF"/>
+            <w:tcW w:w="6236" w:type="dxa"/>
             <w:tcBorders>
               <w:top w:val="single" w:sz="1" w:space="0" w:color="CCCCCC"/>
               <w:left w:val="single" w:sz="1" w:space="0" w:color="CCCCCC"/>
               <w:bottom w:val="single" w:sz="1" w:space="0" w:color="CCCCCC"/>
               <w:right w:val="single" w:sz="1" w:space="0" w:color="CCCCCC"/>
             </w:tcBorders>
+            <w:shd w:val="clear" w:fill="FFFFFF"/>
             <w:tcMar>
               <w:top w:w="80" w:type="dxa"/>
               <w:left w:w="120" w:type="dxa"/>
@@ -305,12 +350,15 @@
             </w:tcMar>
           </w:tcPr>
           <w:p>
+            <w:pPr>
+              <w:spacing w:after="200" w:line="276" w:lineRule="auto"/>
+            </w:pPr>
             <w:r>
               <w:rPr>
-                <w:b w:val="0"/>
-                <w:i w:val="0"/>
+                <w:rFonts w:ascii="Cambria" w:hAnsi="Cambria" w:eastAsia="ＭＳ 明朝" w:cs="Cambria" w:asciiTheme="minorHAnsi" w:hAnsiTheme="minorHAnsi" w:eastAsiaTheme="minorEastAsia" w:csTheme="minorBidi"/>
                 <w:color w:val="333333"/>
                 <w:sz w:val="20"/>
+                <w:szCs w:val="22"/>
               </w:rPr>
               <w:t>Betflag S.p.A., dal novembre 2022 controllata al 100% da Lottomatica Group (operazione da 310 milioni di euro, più una componente variabile fino a 50 milioni legata ai risultati 2023). Resta un brand autonomo nel portafoglio multibrand del gruppo</w:t>
             </w:r>
@@ -320,14 +368,14 @@
       <w:tr>
         <w:tc>
           <w:tcPr>
-            <w:tcW w:type="dxa" w:w="2551"/>
-            <w:shd w:val="clear" w:color="auto" w:fill="F5F5F5"/>
+            <w:tcW w:w="2551" w:type="dxa"/>
             <w:tcBorders>
               <w:top w:val="single" w:sz="1" w:space="0" w:color="CCCCCC"/>
               <w:left w:val="single" w:sz="1" w:space="0" w:color="CCCCCC"/>
               <w:bottom w:val="single" w:sz="1" w:space="0" w:color="CCCCCC"/>
               <w:right w:val="single" w:sz="1" w:space="0" w:color="CCCCCC"/>
             </w:tcBorders>
+            <w:shd w:val="clear" w:fill="F5F5F5"/>
             <w:tcMar>
               <w:top w:w="80" w:type="dxa"/>
               <w:left w:w="120" w:type="dxa"/>
@@ -336,12 +384,17 @@
             </w:tcMar>
           </w:tcPr>
           <w:p>
+            <w:pPr>
+              <w:spacing w:after="200" w:line="276" w:lineRule="auto"/>
+            </w:pPr>
             <w:r>
               <w:rPr>
+                <w:rFonts w:ascii="Cambria" w:hAnsi="Cambria" w:eastAsia="ＭＳ 明朝" w:cs="Cambria" w:asciiTheme="minorHAnsi" w:hAnsiTheme="minorHAnsi" w:eastAsiaTheme="minorEastAsia" w:csTheme="minorBidi"/>
                 <w:b/>
-                <w:i w:val="0"/>
+                <w:bCs/>
                 <w:color w:val="333333"/>
                 <w:sz w:val="20"/>
+                <w:szCs w:val="22"/>
               </w:rPr>
               <w:t>Bonus sport</w:t>
             </w:r>
@@ -349,14 +402,14 @@
         </w:tc>
         <w:tc>
           <w:tcPr>
-            <w:tcW w:type="dxa" w:w="6236"/>
-            <w:shd w:val="clear" w:color="auto" w:fill="F5F5F5"/>
+            <w:tcW w:w="6236" w:type="dxa"/>
             <w:tcBorders>
               <w:top w:val="single" w:sz="1" w:space="0" w:color="CCCCCC"/>
               <w:left w:val="single" w:sz="1" w:space="0" w:color="CCCCCC"/>
               <w:bottom w:val="single" w:sz="1" w:space="0" w:color="CCCCCC"/>
               <w:right w:val="single" w:sz="1" w:space="0" w:color="CCCCCC"/>
             </w:tcBorders>
+            <w:shd w:val="clear" w:fill="F5F5F5"/>
             <w:tcMar>
               <w:top w:w="80" w:type="dxa"/>
               <w:left w:w="120" w:type="dxa"/>
@@ -365,12 +418,15 @@
             </w:tcMar>
           </w:tcPr>
           <w:p>
+            <w:pPr>
+              <w:spacing w:after="200" w:line="276" w:lineRule="auto"/>
+            </w:pPr>
             <w:r>
               <w:rPr>
-                <w:b w:val="0"/>
-                <w:i w:val="0"/>
+                <w:rFonts w:ascii="Cambria" w:hAnsi="Cambria" w:eastAsia="ＭＳ 明朝" w:cs="Cambria" w:asciiTheme="minorHAnsi" w:hAnsiTheme="minorHAnsi" w:eastAsiaTheme="minorEastAsia" w:csTheme="minorBidi"/>
                 <w:color w:val="333333"/>
                 <w:sz w:val="20"/>
+                <w:szCs w:val="22"/>
               </w:rPr>
               <w:t>100% sul primo deposito fino a 5.000€ + 10€ senza deposito immediato + 200 Fun Flag (4 tranche da 50, ogni due giorni)</w:t>
             </w:r>
@@ -380,14 +436,14 @@
       <w:tr>
         <w:tc>
           <w:tcPr>
-            <w:tcW w:type="dxa" w:w="2551"/>
-            <w:shd w:val="clear" w:color="auto" w:fill="FFFFFF"/>
+            <w:tcW w:w="2551" w:type="dxa"/>
             <w:tcBorders>
               <w:top w:val="single" w:sz="1" w:space="0" w:color="CCCCCC"/>
               <w:left w:val="single" w:sz="1" w:space="0" w:color="CCCCCC"/>
               <w:bottom w:val="single" w:sz="1" w:space="0" w:color="CCCCCC"/>
               <w:right w:val="single" w:sz="1" w:space="0" w:color="CCCCCC"/>
             </w:tcBorders>
+            <w:shd w:val="clear" w:fill="FFFFFF"/>
             <w:tcMar>
               <w:top w:w="80" w:type="dxa"/>
               <w:left w:w="120" w:type="dxa"/>
@@ -396,12 +452,17 @@
             </w:tcMar>
           </w:tcPr>
           <w:p>
+            <w:pPr>
+              <w:spacing w:after="200" w:line="276" w:lineRule="auto"/>
+            </w:pPr>
             <w:r>
               <w:rPr>
+                <w:rFonts w:ascii="Cambria" w:hAnsi="Cambria" w:eastAsia="ＭＳ 明朝" w:cs="Cambria" w:asciiTheme="minorHAnsi" w:hAnsiTheme="minorHAnsi" w:eastAsiaTheme="minorEastAsia" w:csTheme="minorBidi"/>
                 <w:b/>
-                <w:i w:val="0"/>
+                <w:bCs/>
                 <w:color w:val="333333"/>
                 <w:sz w:val="20"/>
+                <w:szCs w:val="22"/>
               </w:rPr>
               <w:t>Bonus casinò</w:t>
             </w:r>
@@ -409,14 +470,14 @@
         </w:tc>
         <w:tc>
           <w:tcPr>
-            <w:tcW w:type="dxa" w:w="6236"/>
-            <w:shd w:val="clear" w:color="auto" w:fill="FFFFFF"/>
+            <w:tcW w:w="6236" w:type="dxa"/>
             <w:tcBorders>
               <w:top w:val="single" w:sz="1" w:space="0" w:color="CCCCCC"/>
               <w:left w:val="single" w:sz="1" w:space="0" w:color="CCCCCC"/>
               <w:bottom w:val="single" w:sz="1" w:space="0" w:color="CCCCCC"/>
               <w:right w:val="single" w:sz="1" w:space="0" w:color="CCCCCC"/>
             </w:tcBorders>
+            <w:shd w:val="clear" w:fill="FFFFFF"/>
             <w:tcMar>
               <w:top w:w="80" w:type="dxa"/>
               <w:left w:w="120" w:type="dxa"/>
@@ -425,12 +486,15 @@
             </w:tcMar>
           </w:tcPr>
           <w:p>
+            <w:pPr>
+              <w:spacing w:after="200" w:line="276" w:lineRule="auto"/>
+            </w:pPr>
             <w:r>
               <w:rPr>
-                <w:b w:val="0"/>
-                <w:i w:val="0"/>
+                <w:rFonts w:ascii="Cambria" w:hAnsi="Cambria" w:eastAsia="ＭＳ 明朝" w:cs="Cambria" w:asciiTheme="minorHAnsi" w:hAnsiTheme="minorHAnsi" w:eastAsiaTheme="minorEastAsia" w:csTheme="minorBidi"/>
                 <w:color w:val="333333"/>
                 <w:sz w:val="20"/>
+                <w:szCs w:val="22"/>
               </w:rPr>
               <w:t>100% sul primo deposito fino a 3.000€ (casinò) + fino a 3.000€ (casinò live)</w:t>
             </w:r>
@@ -440,14 +504,14 @@
       <w:tr>
         <w:tc>
           <w:tcPr>
-            <w:tcW w:type="dxa" w:w="2551"/>
-            <w:shd w:val="clear" w:color="auto" w:fill="F5F5F5"/>
+            <w:tcW w:w="2551" w:type="dxa"/>
             <w:tcBorders>
               <w:top w:val="single" w:sz="1" w:space="0" w:color="CCCCCC"/>
               <w:left w:val="single" w:sz="1" w:space="0" w:color="CCCCCC"/>
               <w:bottom w:val="single" w:sz="1" w:space="0" w:color="CCCCCC"/>
               <w:right w:val="single" w:sz="1" w:space="0" w:color="CCCCCC"/>
             </w:tcBorders>
+            <w:shd w:val="clear" w:fill="F5F5F5"/>
             <w:tcMar>
               <w:top w:w="80" w:type="dxa"/>
               <w:left w:w="120" w:type="dxa"/>
@@ -456,12 +520,17 @@
             </w:tcMar>
           </w:tcPr>
           <w:p>
+            <w:pPr>
+              <w:spacing w:after="200" w:line="276" w:lineRule="auto"/>
+            </w:pPr>
             <w:r>
               <w:rPr>
+                <w:rFonts w:ascii="Cambria" w:hAnsi="Cambria" w:eastAsia="ＭＳ 明朝" w:cs="Cambria" w:asciiTheme="minorHAnsi" w:hAnsiTheme="minorHAnsi" w:eastAsiaTheme="minorEastAsia" w:csTheme="minorBidi"/>
                 <w:b/>
-                <w:i w:val="0"/>
+                <w:bCs/>
                 <w:color w:val="333333"/>
                 <w:sz w:val="20"/>
+                <w:szCs w:val="22"/>
               </w:rPr>
               <w:t>Bonus senza deposito (SPID/CIE)</w:t>
             </w:r>
@@ -469,14 +538,14 @@
         </w:tc>
         <w:tc>
           <w:tcPr>
-            <w:tcW w:type="dxa" w:w="6236"/>
-            <w:shd w:val="clear" w:color="auto" w:fill="F5F5F5"/>
+            <w:tcW w:w="6236" w:type="dxa"/>
             <w:tcBorders>
               <w:top w:val="single" w:sz="1" w:space="0" w:color="CCCCCC"/>
               <w:left w:val="single" w:sz="1" w:space="0" w:color="CCCCCC"/>
               <w:bottom w:val="single" w:sz="1" w:space="0" w:color="CCCCCC"/>
               <w:right w:val="single" w:sz="1" w:space="0" w:color="CCCCCC"/>
             </w:tcBorders>
+            <w:shd w:val="clear" w:fill="F5F5F5"/>
             <w:tcMar>
               <w:top w:w="80" w:type="dxa"/>
               <w:left w:w="120" w:type="dxa"/>
@@ -485,12 +554,15 @@
             </w:tcMar>
           </w:tcPr>
           <w:p>
+            <w:pPr>
+              <w:spacing w:after="200" w:line="276" w:lineRule="auto"/>
+            </w:pPr>
             <w:r>
               <w:rPr>
-                <w:b w:val="0"/>
-                <w:i w:val="0"/>
+                <w:rFonts w:ascii="Cambria" w:hAnsi="Cambria" w:eastAsia="ＭＳ 明朝" w:cs="Cambria" w:asciiTheme="minorHAnsi" w:hAnsiTheme="minorHAnsi" w:eastAsiaTheme="minorEastAsia" w:csTheme="minorBidi"/>
                 <w:color w:val="333333"/>
                 <w:sz w:val="20"/>
+                <w:szCs w:val="22"/>
               </w:rPr>
               <w:t>1.000€, erogati in 5 tranche da 200€, rollover 1.000€ per tranche, massimo 500€ convertibili</w:t>
             </w:r>
@@ -500,14 +572,14 @@
       <w:tr>
         <w:tc>
           <w:tcPr>
-            <w:tcW w:type="dxa" w:w="2551"/>
-            <w:shd w:val="clear" w:color="auto" w:fill="FFFFFF"/>
+            <w:tcW w:w="2551" w:type="dxa"/>
             <w:tcBorders>
               <w:top w:val="single" w:sz="1" w:space="0" w:color="CCCCCC"/>
               <w:left w:val="single" w:sz="1" w:space="0" w:color="CCCCCC"/>
               <w:bottom w:val="single" w:sz="1" w:space="0" w:color="CCCCCC"/>
               <w:right w:val="single" w:sz="1" w:space="0" w:color="CCCCCC"/>
             </w:tcBorders>
+            <w:shd w:val="clear" w:fill="FFFFFF"/>
             <w:tcMar>
               <w:top w:w="80" w:type="dxa"/>
               <w:left w:w="120" w:type="dxa"/>
@@ -516,12 +588,17 @@
             </w:tcMar>
           </w:tcPr>
           <w:p>
+            <w:pPr>
+              <w:spacing w:after="200" w:line="276" w:lineRule="auto"/>
+            </w:pPr>
             <w:r>
               <w:rPr>
+                <w:rFonts w:ascii="Cambria" w:hAnsi="Cambria" w:eastAsia="ＭＳ 明朝" w:cs="Cambria" w:asciiTheme="minorHAnsi" w:hAnsiTheme="minorHAnsi" w:eastAsiaTheme="minorEastAsia" w:csTheme="minorBidi"/>
                 <w:b/>
-                <w:i w:val="0"/>
+                <w:bCs/>
                 <w:color w:val="333333"/>
                 <w:sz w:val="20"/>
+                <w:szCs w:val="22"/>
               </w:rPr>
               <w:t>Bonus senza deposito (registrazione classica)</w:t>
             </w:r>
@@ -529,14 +606,14 @@
         </w:tc>
         <w:tc>
           <w:tcPr>
-            <w:tcW w:type="dxa" w:w="6236"/>
-            <w:shd w:val="clear" w:color="auto" w:fill="FFFFFF"/>
+            <w:tcW w:w="6236" w:type="dxa"/>
             <w:tcBorders>
               <w:top w:val="single" w:sz="1" w:space="0" w:color="CCCCCC"/>
               <w:left w:val="single" w:sz="1" w:space="0" w:color="CCCCCC"/>
               <w:bottom w:val="single" w:sz="1" w:space="0" w:color="CCCCCC"/>
               <w:right w:val="single" w:sz="1" w:space="0" w:color="CCCCCC"/>
             </w:tcBorders>
+            <w:shd w:val="clear" w:fill="FFFFFF"/>
             <w:tcMar>
               <w:top w:w="80" w:type="dxa"/>
               <w:left w:w="120" w:type="dxa"/>
@@ -545,12 +622,15 @@
             </w:tcMar>
           </w:tcPr>
           <w:p>
+            <w:pPr>
+              <w:spacing w:after="200" w:line="276" w:lineRule="auto"/>
+            </w:pPr>
             <w:r>
               <w:rPr>
-                <w:b w:val="0"/>
-                <w:i w:val="0"/>
+                <w:rFonts w:ascii="Cambria" w:hAnsi="Cambria" w:eastAsia="ＭＳ 明朝" w:cs="Cambria" w:asciiTheme="minorHAnsi" w:hAnsiTheme="minorHAnsi" w:eastAsiaTheme="minorEastAsia" w:csTheme="minorBidi"/>
                 <w:color w:val="333333"/>
                 <w:sz w:val="20"/>
+                <w:szCs w:val="22"/>
               </w:rPr>
               <w:t>250€, erogati in 5 tranche da 50€, rollover 250€, massimo 125€ convertibili</w:t>
             </w:r>
@@ -560,14 +640,14 @@
       <w:tr>
         <w:tc>
           <w:tcPr>
-            <w:tcW w:type="dxa" w:w="2551"/>
-            <w:shd w:val="clear" w:color="auto" w:fill="F5F5F5"/>
+            <w:tcW w:w="2551" w:type="dxa"/>
             <w:tcBorders>
               <w:top w:val="single" w:sz="1" w:space="0" w:color="CCCCCC"/>
               <w:left w:val="single" w:sz="1" w:space="0" w:color="CCCCCC"/>
               <w:bottom w:val="single" w:sz="1" w:space="0" w:color="CCCCCC"/>
               <w:right w:val="single" w:sz="1" w:space="0" w:color="CCCCCC"/>
             </w:tcBorders>
+            <w:shd w:val="clear" w:fill="F5F5F5"/>
             <w:tcMar>
               <w:top w:w="80" w:type="dxa"/>
               <w:left w:w="120" w:type="dxa"/>
@@ -576,12 +656,17 @@
             </w:tcMar>
           </w:tcPr>
           <w:p>
+            <w:pPr>
+              <w:spacing w:after="200" w:line="276" w:lineRule="auto"/>
+            </w:pPr>
             <w:r>
               <w:rPr>
+                <w:rFonts w:ascii="Cambria" w:hAnsi="Cambria" w:eastAsia="ＭＳ 明朝" w:cs="Cambria" w:asciiTheme="minorHAnsi" w:hAnsiTheme="minorHAnsi" w:eastAsiaTheme="minorEastAsia" w:csTheme="minorBidi"/>
                 <w:b/>
-                <w:i w:val="0"/>
+                <w:bCs/>
                 <w:color w:val="333333"/>
                 <w:sz w:val="20"/>
+                <w:szCs w:val="22"/>
               </w:rPr>
               <w:t>App disponibili</w:t>
             </w:r>
@@ -589,14 +674,14 @@
         </w:tc>
         <w:tc>
           <w:tcPr>
-            <w:tcW w:type="dxa" w:w="6236"/>
-            <w:shd w:val="clear" w:color="auto" w:fill="F5F5F5"/>
+            <w:tcW w:w="6236" w:type="dxa"/>
             <w:tcBorders>
               <w:top w:val="single" w:sz="1" w:space="0" w:color="CCCCCC"/>
               <w:left w:val="single" w:sz="1" w:space="0" w:color="CCCCCC"/>
               <w:bottom w:val="single" w:sz="1" w:space="0" w:color="CCCCCC"/>
               <w:right w:val="single" w:sz="1" w:space="0" w:color="CCCCCC"/>
             </w:tcBorders>
+            <w:shd w:val="clear" w:fill="F5F5F5"/>
             <w:tcMar>
               <w:top w:w="80" w:type="dxa"/>
               <w:left w:w="120" w:type="dxa"/>
@@ -605,12 +690,15 @@
             </w:tcMar>
           </w:tcPr>
           <w:p>
+            <w:pPr>
+              <w:spacing w:after="200" w:line="276" w:lineRule="auto"/>
+            </w:pPr>
             <w:r>
               <w:rPr>
-                <w:b w:val="0"/>
-                <w:i w:val="0"/>
+                <w:rFonts w:ascii="Cambria" w:hAnsi="Cambria" w:eastAsia="ＭＳ 明朝" w:cs="Cambria" w:asciiTheme="minorHAnsi" w:hAnsiTheme="minorHAnsi" w:eastAsiaTheme="minorEastAsia" w:csTheme="minorBidi"/>
                 <w:color w:val="333333"/>
                 <w:sz w:val="20"/>
+                <w:szCs w:val="22"/>
               </w:rPr>
               <w:t>iOS (App Store) e Android</w:t>
             </w:r>
@@ -620,14 +708,14 @@
       <w:tr>
         <w:tc>
           <w:tcPr>
-            <w:tcW w:type="dxa" w:w="2551"/>
-            <w:shd w:val="clear" w:color="auto" w:fill="FFFFFF"/>
+            <w:tcW w:w="2551" w:type="dxa"/>
             <w:tcBorders>
               <w:top w:val="single" w:sz="1" w:space="0" w:color="CCCCCC"/>
               <w:left w:val="single" w:sz="1" w:space="0" w:color="CCCCCC"/>
               <w:bottom w:val="single" w:sz="1" w:space="0" w:color="CCCCCC"/>
               <w:right w:val="single" w:sz="1" w:space="0" w:color="CCCCCC"/>
             </w:tcBorders>
+            <w:shd w:val="clear" w:fill="FFFFFF"/>
             <w:tcMar>
               <w:top w:w="80" w:type="dxa"/>
               <w:left w:w="120" w:type="dxa"/>
@@ -636,12 +724,17 @@
             </w:tcMar>
           </w:tcPr>
           <w:p>
+            <w:pPr>
+              <w:spacing w:after="200" w:line="276" w:lineRule="auto"/>
+            </w:pPr>
             <w:r>
               <w:rPr>
+                <w:rFonts w:ascii="Cambria" w:hAnsi="Cambria" w:eastAsia="ＭＳ 明朝" w:cs="Cambria" w:asciiTheme="minorHAnsi" w:hAnsiTheme="minorHAnsi" w:eastAsiaTheme="minorEastAsia" w:csTheme="minorBidi"/>
                 <w:b/>
-                <w:i w:val="0"/>
+                <w:bCs/>
                 <w:color w:val="333333"/>
                 <w:sz w:val="20"/>
+                <w:szCs w:val="22"/>
               </w:rPr>
               <w:t>Metodi di pagamento</w:t>
             </w:r>
@@ -649,14 +742,14 @@
         </w:tc>
         <w:tc>
           <w:tcPr>
-            <w:tcW w:type="dxa" w:w="6236"/>
-            <w:shd w:val="clear" w:color="auto" w:fill="FFFFFF"/>
+            <w:tcW w:w="6236" w:type="dxa"/>
             <w:tcBorders>
               <w:top w:val="single" w:sz="1" w:space="0" w:color="CCCCCC"/>
               <w:left w:val="single" w:sz="1" w:space="0" w:color="CCCCCC"/>
               <w:bottom w:val="single" w:sz="1" w:space="0" w:color="CCCCCC"/>
               <w:right w:val="single" w:sz="1" w:space="0" w:color="CCCCCC"/>
             </w:tcBorders>
+            <w:shd w:val="clear" w:fill="FFFFFF"/>
             <w:tcMar>
               <w:top w:w="80" w:type="dxa"/>
               <w:left w:w="120" w:type="dxa"/>
@@ -665,12 +758,15 @@
             </w:tcMar>
           </w:tcPr>
           <w:p>
+            <w:pPr>
+              <w:spacing w:after="200" w:line="276" w:lineRule="auto"/>
+            </w:pPr>
             <w:r>
               <w:rPr>
-                <w:b w:val="0"/>
-                <w:i w:val="0"/>
+                <w:rFonts w:ascii="Cambria" w:hAnsi="Cambria" w:eastAsia="ＭＳ 明朝" w:cs="Cambria" w:asciiTheme="minorHAnsi" w:hAnsiTheme="minorHAnsi" w:eastAsiaTheme="minorEastAsia" w:csTheme="minorBidi"/>
                 <w:color w:val="333333"/>
                 <w:sz w:val="20"/>
+                <w:szCs w:val="22"/>
               </w:rPr>
               <w:t>Visa, Visa Electron, Maestro, Mastercard, PayPal, Skrill, Neteller, PostePay, bonifico bancario, Paysafecard, OnShop</w:t>
             </w:r>
@@ -680,14 +776,14 @@
       <w:tr>
         <w:tc>
           <w:tcPr>
-            <w:tcW w:type="dxa" w:w="2551"/>
-            <w:shd w:val="clear" w:color="auto" w:fill="F5F5F5"/>
+            <w:tcW w:w="2551" w:type="dxa"/>
             <w:tcBorders>
               <w:top w:val="single" w:sz="1" w:space="0" w:color="CCCCCC"/>
               <w:left w:val="single" w:sz="1" w:space="0" w:color="CCCCCC"/>
               <w:bottom w:val="single" w:sz="1" w:space="0" w:color="CCCCCC"/>
               <w:right w:val="single" w:sz="1" w:space="0" w:color="CCCCCC"/>
             </w:tcBorders>
+            <w:shd w:val="clear" w:fill="F5F5F5"/>
             <w:tcMar>
               <w:top w:w="80" w:type="dxa"/>
               <w:left w:w="120" w:type="dxa"/>
@@ -696,12 +792,17 @@
             </w:tcMar>
           </w:tcPr>
           <w:p>
+            <w:pPr>
+              <w:spacing w:after="200" w:line="276" w:lineRule="auto"/>
+            </w:pPr>
             <w:r>
               <w:rPr>
+                <w:rFonts w:ascii="Cambria" w:hAnsi="Cambria" w:eastAsia="ＭＳ 明朝" w:cs="Cambria" w:asciiTheme="minorHAnsi" w:hAnsiTheme="minorHAnsi" w:eastAsiaTheme="minorEastAsia" w:csTheme="minorBidi"/>
                 <w:b/>
-                <w:i w:val="0"/>
+                <w:bCs/>
                 <w:color w:val="333333"/>
                 <w:sz w:val="20"/>
+                <w:szCs w:val="22"/>
               </w:rPr>
               <w:t>Servizio clienti</w:t>
             </w:r>
@@ -709,14 +810,14 @@
         </w:tc>
         <w:tc>
           <w:tcPr>
-            <w:tcW w:type="dxa" w:w="6236"/>
-            <w:shd w:val="clear" w:color="auto" w:fill="F5F5F5"/>
+            <w:tcW w:w="6236" w:type="dxa"/>
             <w:tcBorders>
               <w:top w:val="single" w:sz="1" w:space="0" w:color="CCCCCC"/>
               <w:left w:val="single" w:sz="1" w:space="0" w:color="CCCCCC"/>
               <w:bottom w:val="single" w:sz="1" w:space="0" w:color="CCCCCC"/>
               <w:right w:val="single" w:sz="1" w:space="0" w:color="CCCCCC"/>
             </w:tcBorders>
+            <w:shd w:val="clear" w:fill="F5F5F5"/>
             <w:tcMar>
               <w:top w:w="80" w:type="dxa"/>
               <w:left w:w="120" w:type="dxa"/>
@@ -725,12 +826,15 @@
             </w:tcMar>
           </w:tcPr>
           <w:p>
+            <w:pPr>
+              <w:spacing w:after="200" w:line="276" w:lineRule="auto"/>
+            </w:pPr>
             <w:r>
               <w:rPr>
-                <w:b w:val="0"/>
-                <w:i w:val="0"/>
+                <w:rFonts w:ascii="Cambria" w:hAnsi="Cambria" w:eastAsia="ＭＳ 明朝" w:cs="Cambria" w:asciiTheme="minorHAnsi" w:hAnsiTheme="minorHAnsi" w:eastAsiaTheme="minorEastAsia" w:csTheme="minorBidi"/>
                 <w:color w:val="333333"/>
                 <w:sz w:val="20"/>
+                <w:szCs w:val="22"/>
               </w:rPr>
               <w:t>Numero Verde 800.900.333 (da fisso, 8:00-22:00), 02-91645111 (da mobile), email tramite sezione Aiuto</w:t>
             </w:r>
@@ -740,14 +844,14 @@
       <w:tr>
         <w:tc>
           <w:tcPr>
-            <w:tcW w:type="dxa" w:w="2551"/>
-            <w:shd w:val="clear" w:color="auto" w:fill="FFFFFF"/>
+            <w:tcW w:w="2551" w:type="dxa"/>
             <w:tcBorders>
               <w:top w:val="single" w:sz="1" w:space="0" w:color="CCCCCC"/>
               <w:left w:val="single" w:sz="1" w:space="0" w:color="CCCCCC"/>
               <w:bottom w:val="single" w:sz="1" w:space="0" w:color="CCCCCC"/>
               <w:right w:val="single" w:sz="1" w:space="0" w:color="CCCCCC"/>
             </w:tcBorders>
+            <w:shd w:val="clear" w:fill="FFFFFF"/>
             <w:tcMar>
               <w:top w:w="80" w:type="dxa"/>
               <w:left w:w="120" w:type="dxa"/>
@@ -756,12 +860,17 @@
             </w:tcMar>
           </w:tcPr>
           <w:p>
+            <w:pPr>
+              <w:spacing w:after="200" w:line="276" w:lineRule="auto"/>
+            </w:pPr>
             <w:r>
               <w:rPr>
+                <w:rFonts w:ascii="Cambria" w:hAnsi="Cambria" w:eastAsia="ＭＳ 明朝" w:cs="Cambria" w:asciiTheme="minorHAnsi" w:hAnsiTheme="minorHAnsi" w:eastAsiaTheme="minorEastAsia" w:csTheme="minorBidi"/>
                 <w:b/>
-                <w:i w:val="0"/>
+                <w:bCs/>
                 <w:color w:val="333333"/>
                 <w:sz w:val="20"/>
+                <w:szCs w:val="22"/>
               </w:rPr>
               <w:t>Deposito minimo</w:t>
             </w:r>
@@ -769,14 +878,14 @@
         </w:tc>
         <w:tc>
           <w:tcPr>
-            <w:tcW w:type="dxa" w:w="6236"/>
-            <w:shd w:val="clear" w:color="auto" w:fill="FFFFFF"/>
+            <w:tcW w:w="6236" w:type="dxa"/>
             <w:tcBorders>
               <w:top w:val="single" w:sz="1" w:space="0" w:color="CCCCCC"/>
               <w:left w:val="single" w:sz="1" w:space="0" w:color="CCCCCC"/>
               <w:bottom w:val="single" w:sz="1" w:space="0" w:color="CCCCCC"/>
               <w:right w:val="single" w:sz="1" w:space="0" w:color="CCCCCC"/>
             </w:tcBorders>
+            <w:shd w:val="clear" w:fill="FFFFFF"/>
             <w:tcMar>
               <w:top w:w="80" w:type="dxa"/>
               <w:left w:w="120" w:type="dxa"/>
@@ -785,12 +894,15 @@
             </w:tcMar>
           </w:tcPr>
           <w:p>
+            <w:pPr>
+              <w:spacing w:after="200" w:line="276" w:lineRule="auto"/>
+            </w:pPr>
             <w:r>
               <w:rPr>
-                <w:b w:val="0"/>
-                <w:i w:val="0"/>
+                <w:rFonts w:ascii="Cambria" w:hAnsi="Cambria" w:eastAsia="ＭＳ 明朝" w:cs="Cambria" w:asciiTheme="minorHAnsi" w:hAnsiTheme="minorHAnsi" w:eastAsiaTheme="minorEastAsia" w:csTheme="minorBidi"/>
                 <w:color w:val="333333"/>
                 <w:sz w:val="20"/>
+                <w:szCs w:val="22"/>
               </w:rPr>
               <w:t>5€ per la maggior parte dei metodi, 0,50€ per bonifico, 10€ per Skrill e Paysafecard</w:t>
             </w:r>
@@ -800,14 +912,14 @@
       <w:tr>
         <w:tc>
           <w:tcPr>
-            <w:tcW w:type="dxa" w:w="2551"/>
-            <w:shd w:val="clear" w:color="auto" w:fill="F5F5F5"/>
+            <w:tcW w:w="2551" w:type="dxa"/>
             <w:tcBorders>
               <w:top w:val="single" w:sz="1" w:space="0" w:color="CCCCCC"/>
               <w:left w:val="single" w:sz="1" w:space="0" w:color="CCCCCC"/>
               <w:bottom w:val="single" w:sz="1" w:space="0" w:color="CCCCCC"/>
               <w:right w:val="single" w:sz="1" w:space="0" w:color="CCCCCC"/>
             </w:tcBorders>
+            <w:shd w:val="clear" w:fill="F5F5F5"/>
             <w:tcMar>
               <w:top w:w="80" w:type="dxa"/>
               <w:left w:w="120" w:type="dxa"/>
@@ -816,12 +928,17 @@
             </w:tcMar>
           </w:tcPr>
           <w:p>
+            <w:pPr>
+              <w:spacing w:after="200" w:line="276" w:lineRule="auto"/>
+            </w:pPr>
             <w:r>
               <w:rPr>
+                <w:rFonts w:ascii="Cambria" w:hAnsi="Cambria" w:eastAsia="ＭＳ 明朝" w:cs="Cambria" w:asciiTheme="minorHAnsi" w:hAnsiTheme="minorHAnsi" w:eastAsiaTheme="minorEastAsia" w:csTheme="minorBidi"/>
                 <w:b/>
-                <w:i w:val="0"/>
+                <w:bCs/>
                 <w:color w:val="333333"/>
                 <w:sz w:val="20"/>
+                <w:szCs w:val="22"/>
               </w:rPr>
               <w:t>Registrazione rapida</w:t>
             </w:r>
@@ -829,14 +946,14 @@
         </w:tc>
         <w:tc>
           <w:tcPr>
-            <w:tcW w:type="dxa" w:w="6236"/>
-            <w:shd w:val="clear" w:color="auto" w:fill="F5F5F5"/>
+            <w:tcW w:w="6236" w:type="dxa"/>
             <w:tcBorders>
               <w:top w:val="single" w:sz="1" w:space="0" w:color="CCCCCC"/>
               <w:left w:val="single" w:sz="1" w:space="0" w:color="CCCCCC"/>
               <w:bottom w:val="single" w:sz="1" w:space="0" w:color="CCCCCC"/>
               <w:right w:val="single" w:sz="1" w:space="0" w:color="CCCCCC"/>
             </w:tcBorders>
+            <w:shd w:val="clear" w:fill="F5F5F5"/>
             <w:tcMar>
               <w:top w:w="80" w:type="dxa"/>
               <w:left w:w="120" w:type="dxa"/>
@@ -845,12 +962,15 @@
             </w:tcMar>
           </w:tcPr>
           <w:p>
+            <w:pPr>
+              <w:spacing w:after="200" w:line="276" w:lineRule="auto"/>
+            </w:pPr>
             <w:r>
               <w:rPr>
-                <w:b w:val="0"/>
-                <w:i w:val="0"/>
+                <w:rFonts w:ascii="Cambria" w:hAnsi="Cambria" w:eastAsia="ＭＳ 明朝" w:cs="Cambria" w:asciiTheme="minorHAnsi" w:hAnsiTheme="minorHAnsi" w:eastAsiaTheme="minorEastAsia" w:csTheme="minorBidi"/>
                 <w:color w:val="333333"/>
                 <w:sz w:val="20"/>
+                <w:szCs w:val="22"/>
               </w:rPr>
               <w:t>SPID e CIE disponibili, accesso al bonus senza deposito maggiorato (1.000€ contro i 250€ della registrazione classica)</w:t>
             </w:r>
@@ -860,8 +980,22 @@
     </w:tbl>
     <w:tbl>
       <w:tblPr>
-        <w:tblW w:type="auto" w:w="0"/>
-        <w:tblLook w:firstColumn="1" w:firstRow="1" w:lastColumn="0" w:lastRow="0" w:noHBand="0" w:noVBand="1" w:val="04A0"/>
+        <w:tblW w:w="0" w:type="auto"/>
+        <w:tblBorders>
+          <w:top w:val="single" w:sz="3" w:space="0" w:color="C0392B"/>
+          <w:left w:val="single" w:sz="3" w:space="0" w:color="C0392B"/>
+          <w:bottom w:val="single" w:sz="3" w:space="0" w:color="C0392B"/>
+          <w:right w:val="single" w:sz="3" w:space="0" w:color="C0392B"/>
+          <w:insideH w:val="single" w:sz="3" w:space="0" w:color="C0392B"/>
+          <w:insideV w:val="single" w:sz="3" w:space="0" w:color="C0392B"/>
+        </w:tblBorders>
+        <w:tblCellMar>
+          <w:top w:w="0" w:type="dxa"/>
+          <w:left w:w="108" w:type="dxa"/>
+          <w:bottom w:w="0" w:type="dxa"/>
+          <w:right w:w="108" w:type="dxa"/>
+        </w:tblCellMar>
+        <w:tblLook w:firstRow="1" w:firstColumn="1" w:noVBand="1"/>
       </w:tblPr>
       <w:tblGrid>
         <w:gridCol w:w="9026"/>
@@ -869,14 +1003,14 @@
       <w:tr>
         <w:tc>
           <w:tcPr>
-            <w:tcW w:type="dxa" w:w="8787"/>
-            <w:shd w:val="clear" w:color="auto" w:fill="FDF2F2"/>
+            <w:tcW w:w="8787" w:type="dxa"/>
             <w:tcBorders>
               <w:top w:val="single" w:sz="3" w:space="0" w:color="C0392B"/>
               <w:left w:val="single" w:sz="3" w:space="0" w:color="C0392B"/>
               <w:bottom w:val="single" w:sz="3" w:space="0" w:color="C0392B"/>
               <w:right w:val="single" w:sz="3" w:space="0" w:color="C0392B"/>
             </w:tcBorders>
+            <w:shd w:val="clear" w:fill="FDF2F2"/>
             <w:tcMar>
               <w:top w:w="120" w:type="dxa"/>
               <w:left w:w="200" w:type="dxa"/>
@@ -890,10 +1024,12 @@
             </w:pPr>
             <w:r>
               <w:rPr>
+                <w:rFonts w:ascii="Cambria" w:hAnsi="Cambria" w:eastAsia="ＭＳ 明朝" w:cs="Cambria" w:asciiTheme="minorHAnsi" w:hAnsiTheme="minorHAnsi" w:eastAsiaTheme="minorEastAsia" w:csTheme="minorBidi"/>
                 <w:b/>
-                <w:i w:val="0"/>
+                <w:bCs/>
                 <w:color w:val="C0392B"/>
                 <w:sz w:val="20"/>
+                <w:szCs w:val="22"/>
               </w:rPr>
               <w:t>PERCHÉ BETFLAG POTREBBE NON FARE AL CASO TUO</w:t>
             </w:r>
@@ -902,13 +1038,14 @@
             <w:pPr>
               <w:pStyle w:val="ListBullet"/>
               <w:spacing w:after="40"/>
+              <w:ind w:left="360" w:hanging="360"/>
             </w:pPr>
             <w:r>
               <w:rPr>
-                <w:b w:val="0"/>
-                <w:i w:val="0"/>
+                <w:rFonts w:ascii="Cambria" w:hAnsi="Cambria" w:eastAsia="ＭＳ 明朝" w:cs="Cambria" w:asciiTheme="minorHAnsi" w:hAnsiTheme="minorHAnsi" w:eastAsiaTheme="minorEastAsia" w:csTheme="minorBidi"/>
                 <w:color w:val="555555"/>
                 <w:sz w:val="19"/>
+                <w:szCs w:val="22"/>
               </w:rPr>
               <w:t>Quota minima richiesta per validare il bonus sport: 3,50, di poco più alta della media di settore</w:t>
             </w:r>
@@ -917,13 +1054,14 @@
             <w:pPr>
               <w:pStyle w:val="ListBullet"/>
               <w:spacing w:after="40"/>
+              <w:ind w:left="360" w:hanging="360"/>
             </w:pPr>
             <w:r>
               <w:rPr>
-                <w:b w:val="0"/>
-                <w:i w:val="0"/>
+                <w:rFonts w:ascii="Cambria" w:hAnsi="Cambria" w:eastAsia="ＭＳ 明朝" w:cs="Cambria" w:asciiTheme="minorHAnsi" w:hAnsiTheme="minorHAnsi" w:eastAsiaTheme="minorEastAsia" w:csTheme="minorBidi"/>
                 <w:color w:val="555555"/>
                 <w:sz w:val="19"/>
+                <w:szCs w:val="22"/>
               </w:rPr>
               <w:t>Rollover del bonus senza deposito pari a 4 volte l'importo ricevuto su ogni tranche</w:t>
             </w:r>
@@ -932,13 +1070,14 @@
             <w:pPr>
               <w:pStyle w:val="ListBullet"/>
               <w:spacing w:after="40"/>
+              <w:ind w:left="360" w:hanging="360"/>
             </w:pPr>
             <w:r>
               <w:rPr>
-                <w:b w:val="0"/>
-                <w:i w:val="0"/>
+                <w:rFonts w:ascii="Cambria" w:hAnsi="Cambria" w:eastAsia="ＭＳ 明朝" w:cs="Cambria" w:asciiTheme="minorHAnsi" w:hAnsiTheme="minorHAnsi" w:eastAsiaTheme="minorEastAsia" w:csTheme="minorBidi"/>
                 <w:color w:val="555555"/>
                 <w:sz w:val="19"/>
+                <w:szCs w:val="22"/>
               </w:rPr>
               <w:t>L'app dedicata al casinò raccoglie un volume di recensioni ancora contenuto sull'App Store: chi cerca conferme ampie farà bene a consultare anche l'app Scommesse, più recensita</w:t>
             </w:r>
@@ -948,10 +1087,10 @@
     </w:tbl>
     <w:p>
       <w:pPr>
-        <w:spacing w:before="200" w:after="200"/>
         <w:pBdr>
           <w:bottom w:val="single" w:sz="6" w:space="1" w:color="C8A951"/>
         </w:pBdr>
+        <w:spacing w:before="200" w:after="200"/>
       </w:pPr>
     </w:p>
     <w:p>
@@ -960,10 +1099,12 @@
       </w:pPr>
       <w:r>
         <w:rPr>
+          <w:rFonts w:ascii="Cambria" w:hAnsi="Cambria" w:eastAsia="ＭＳ 明朝" w:cs="Cambria" w:asciiTheme="minorHAnsi" w:hAnsiTheme="minorHAnsi" w:eastAsiaTheme="minorEastAsia" w:csTheme="minorBidi"/>
           <w:b/>
-          <w:i w:val="0"/>
+          <w:bCs/>
           <w:color w:val="1A1A2E"/>
           <w:sz w:val="28"/>
+          <w:szCs w:val="22"/>
         </w:rPr>
         <w:t>PREFAZIONE</w:t>
       </w:r>
@@ -974,10 +1115,10 @@
       </w:pPr>
       <w:r>
         <w:rPr>
-          <w:b w:val="0"/>
-          <w:i w:val="0"/>
+          <w:rFonts w:ascii="Cambria" w:hAnsi="Cambria" w:eastAsia="ＭＳ 明朝" w:cs="Cambria" w:asciiTheme="minorHAnsi" w:hAnsiTheme="minorHAnsi" w:eastAsiaTheme="minorEastAsia" w:csTheme="minorBidi"/>
           <w:color w:val="333333"/>
           <w:sz w:val="20"/>
+          <w:szCs w:val="22"/>
         </w:rPr>
         <w:t>Betflag è online dal 2004, quando il mercato italiano delle scommesse a distanza muoveva i primi passi. Ventidue anni dopo, l'operatore non è più un'azienda indipendente: dal novembre 2022 è controllato al 100% da Lottomatica Group, che lo ha acquisito per 310 milioni di euro con l'obiettivo dichiarato di rafforzare il proprio posizionamento nei casino games.</w:t>
       </w:r>
@@ -988,12 +1129,12 @@
       </w:pPr>
       <w:r>
         <w:rPr>
-          <w:b w:val="0"/>
-          <w:i w:val="0"/>
+          <w:rFonts w:ascii="Cambria" w:hAnsi="Cambria" w:eastAsia="ＭＳ 明朝" w:cs="Cambria" w:asciiTheme="minorHAnsi" w:hAnsiTheme="minorHAnsi" w:eastAsiaTheme="minorEastAsia" w:csTheme="minorBidi"/>
           <w:color w:val="333333"/>
           <w:sz w:val="20"/>
+          <w:szCs w:val="22"/>
         </w:rPr>
-        <w:t>La scelta del gruppo è stata mantenere Betflag come brand separato, non assorbirlo in un prodotto unico. Per chi scommette, questo significa un'offerta che si muove in parallelo a quella di Lottomatica (Better), condividendo le risorse economiche e regolatorie del gruppo ma con un'identità di prodotto ancora distinta, a partire da una caratteristica che pochi concessionari ADM offrono: il betting exchange.</w:t>
+        <w:t>La scelta del gruppo è stata mantenere Betflag come brand separato, non assorbirlo in un prodotto unico. Per chi scommette, questo significa un'offerta che si muove in parallelo a quella di Lottomatica (Better), condividendo le risorse economiche e regolatorie del gruppo ma con un'identità di prodotto ancora distinta, a partire da una caratteristica che offrono solo due concessionari ADM: il betting exchange.</w:t>
       </w:r>
     </w:p>
     <w:p>
@@ -1002,20 +1143,20 @@
       </w:pPr>
       <w:r>
         <w:rPr>
-          <w:b w:val="0"/>
-          <w:i w:val="0"/>
+          <w:rFonts w:ascii="Cambria" w:hAnsi="Cambria" w:eastAsia="ＭＳ 明朝" w:cs="Cambria" w:asciiTheme="minorHAnsi" w:hAnsiTheme="minorHAnsi" w:eastAsiaTheme="minorEastAsia" w:csTheme="minorBidi"/>
           <w:color w:val="333333"/>
           <w:sz w:val="20"/>
+          <w:szCs w:val="22"/>
         </w:rPr>
         <w:t>Operando sotto la concessione ADM n. 16008, Betflag copre l'intero spettro del gioco regolamentato: scommesse sportive, ippica, exchange, casinò, bingo, poker, lotterie. Questa recensione analizza l'offerta, dal bonus di benvenuto alla sicurezza, passando per il nodo più delicato: la distanza tra la reputazione sui grandi store e quella sulle piattaforme di recensioni indipendenti.</w:t>
       </w:r>
     </w:p>
     <w:p>
       <w:pPr>
-        <w:spacing w:before="200" w:after="200"/>
         <w:pBdr>
           <w:bottom w:val="single" w:sz="6" w:space="1" w:color="C8A951"/>
         </w:pBdr>
+        <w:spacing w:before="200" w:after="200"/>
       </w:pPr>
     </w:p>
     <w:p>
@@ -1024,18 +1165,34 @@
       </w:pPr>
       <w:r>
         <w:rPr>
+          <w:rFonts w:ascii="Cambria" w:hAnsi="Cambria" w:eastAsia="ＭＳ 明朝" w:cs="Cambria" w:asciiTheme="minorHAnsi" w:hAnsiTheme="minorHAnsi" w:eastAsiaTheme="minorEastAsia" w:csTheme="minorBidi"/>
           <w:b/>
-          <w:i w:val="0"/>
+          <w:bCs/>
           <w:color w:val="1A1A2E"/>
           <w:sz w:val="28"/>
+          <w:szCs w:val="22"/>
         </w:rPr>
         <w:t>VALUTAZIONI</w:t>
       </w:r>
     </w:p>
     <w:tbl>
       <w:tblPr>
-        <w:tblW w:type="auto" w:w="0"/>
-        <w:tblLook w:firstColumn="1" w:firstRow="1" w:lastColumn="0" w:lastRow="0" w:noHBand="0" w:noVBand="1" w:val="04A0"/>
+        <w:tblW w:w="0" w:type="auto"/>
+        <w:tblBorders>
+          <w:top w:val="single" w:sz="1" w:space="0" w:color="CCCCCC"/>
+          <w:left w:val="single" w:sz="1" w:space="0" w:color="CCCCCC"/>
+          <w:bottom w:val="single" w:sz="1" w:space="0" w:color="CCCCCC"/>
+          <w:right w:val="single" w:sz="1" w:space="0" w:color="CCCCCC"/>
+          <w:insideH w:val="single" w:sz="1" w:space="0" w:color="CCCCCC"/>
+          <w:insideV w:val="single" w:sz="1" w:space="0" w:color="CCCCCC"/>
+        </w:tblBorders>
+        <w:tblCellMar>
+          <w:top w:w="0" w:type="dxa"/>
+          <w:left w:w="108" w:type="dxa"/>
+          <w:bottom w:w="0" w:type="dxa"/>
+          <w:right w:w="108" w:type="dxa"/>
+        </w:tblCellMar>
+        <w:tblLook w:firstRow="1" w:firstColumn="1" w:noVBand="1"/>
       </w:tblPr>
       <w:tblGrid>
         <w:gridCol w:w="3009"/>
@@ -1045,14 +1202,14 @@
       <w:tr>
         <w:tc>
           <w:tcPr>
-            <w:tcW w:type="dxa" w:w="2929"/>
-            <w:shd w:val="clear" w:color="auto" w:fill="1A1A2E"/>
+            <w:tcW w:w="2929" w:type="dxa"/>
             <w:tcBorders>
               <w:top w:val="single" w:sz="1" w:space="0" w:color="CCCCCC"/>
               <w:left w:val="single" w:sz="1" w:space="0" w:color="CCCCCC"/>
               <w:bottom w:val="single" w:sz="1" w:space="0" w:color="CCCCCC"/>
               <w:right w:val="single" w:sz="1" w:space="0" w:color="CCCCCC"/>
             </w:tcBorders>
+            <w:shd w:val="clear" w:fill="1A1A2E"/>
             <w:tcMar>
               <w:top w:w="80" w:type="dxa"/>
               <w:left w:w="120" w:type="dxa"/>
@@ -1066,10 +1223,12 @@
             </w:pPr>
             <w:r>
               <w:rPr>
+                <w:rFonts w:ascii="Cambria" w:hAnsi="Cambria" w:eastAsia="ＭＳ 明朝" w:cs="Cambria" w:asciiTheme="minorHAnsi" w:hAnsiTheme="minorHAnsi" w:eastAsiaTheme="minorEastAsia" w:csTheme="minorBidi"/>
                 <w:b/>
-                <w:i w:val="0"/>
+                <w:bCs/>
                 <w:color w:val="FFFFFF"/>
                 <w:sz w:val="20"/>
+                <w:szCs w:val="22"/>
               </w:rPr>
               <w:t>Categoria</w:t>
             </w:r>
@@ -1077,14 +1236,14 @@
         </w:tc>
         <w:tc>
           <w:tcPr>
-            <w:tcW w:type="dxa" w:w="2929"/>
-            <w:shd w:val="clear" w:color="auto" w:fill="1A1A2E"/>
+            <w:tcW w:w="2929" w:type="dxa"/>
             <w:tcBorders>
               <w:top w:val="single" w:sz="1" w:space="0" w:color="CCCCCC"/>
               <w:left w:val="single" w:sz="1" w:space="0" w:color="CCCCCC"/>
               <w:bottom w:val="single" w:sz="1" w:space="0" w:color="CCCCCC"/>
               <w:right w:val="single" w:sz="1" w:space="0" w:color="CCCCCC"/>
             </w:tcBorders>
+            <w:shd w:val="clear" w:fill="1A1A2E"/>
             <w:tcMar>
               <w:top w:w="80" w:type="dxa"/>
               <w:left w:w="120" w:type="dxa"/>
@@ -1098,10 +1257,12 @@
             </w:pPr>
             <w:r>
               <w:rPr>
+                <w:rFonts w:ascii="Cambria" w:hAnsi="Cambria" w:eastAsia="ＭＳ 明朝" w:cs="Cambria" w:asciiTheme="minorHAnsi" w:hAnsiTheme="minorHAnsi" w:eastAsiaTheme="minorEastAsia" w:csTheme="minorBidi"/>
                 <w:b/>
-                <w:i w:val="0"/>
+                <w:bCs/>
                 <w:color w:val="FFFFFF"/>
                 <w:sz w:val="20"/>
+                <w:szCs w:val="22"/>
               </w:rPr>
               <w:t>Voto</w:t>
             </w:r>
@@ -1109,14 +1270,14 @@
         </w:tc>
         <w:tc>
           <w:tcPr>
-            <w:tcW w:type="dxa" w:w="2929"/>
-            <w:shd w:val="clear" w:color="auto" w:fill="1A1A2E"/>
+            <w:tcW w:w="2929" w:type="dxa"/>
             <w:tcBorders>
               <w:top w:val="single" w:sz="1" w:space="0" w:color="CCCCCC"/>
               <w:left w:val="single" w:sz="1" w:space="0" w:color="CCCCCC"/>
               <w:bottom w:val="single" w:sz="1" w:space="0" w:color="CCCCCC"/>
               <w:right w:val="single" w:sz="1" w:space="0" w:color="CCCCCC"/>
             </w:tcBorders>
+            <w:shd w:val="clear" w:fill="1A1A2E"/>
             <w:tcMar>
               <w:top w:w="80" w:type="dxa"/>
               <w:left w:w="120" w:type="dxa"/>
@@ -1130,10 +1291,12 @@
             </w:pPr>
             <w:r>
               <w:rPr>
+                <w:rFonts w:ascii="Cambria" w:hAnsi="Cambria" w:eastAsia="ＭＳ 明朝" w:cs="Cambria" w:asciiTheme="minorHAnsi" w:hAnsiTheme="minorHAnsi" w:eastAsiaTheme="minorEastAsia" w:csTheme="minorBidi"/>
                 <w:b/>
-                <w:i w:val="0"/>
+                <w:bCs/>
                 <w:color w:val="FFFFFF"/>
                 <w:sz w:val="20"/>
+                <w:szCs w:val="22"/>
               </w:rPr>
               <w:t>Nota sintetica</w:t>
             </w:r>
@@ -1143,14 +1306,14 @@
       <w:tr>
         <w:tc>
           <w:tcPr>
-            <w:tcW w:type="dxa" w:w="2929"/>
-            <w:shd w:val="clear" w:color="auto" w:fill="F5F5F5"/>
+            <w:tcW w:w="2929" w:type="dxa"/>
             <w:tcBorders>
               <w:top w:val="single" w:sz="1" w:space="0" w:color="CCCCCC"/>
               <w:left w:val="single" w:sz="1" w:space="0" w:color="CCCCCC"/>
               <w:bottom w:val="single" w:sz="1" w:space="0" w:color="CCCCCC"/>
               <w:right w:val="single" w:sz="1" w:space="0" w:color="CCCCCC"/>
             </w:tcBorders>
+            <w:shd w:val="clear" w:fill="F5F5F5"/>
             <w:tcMar>
               <w:top w:w="80" w:type="dxa"/>
               <w:left w:w="120" w:type="dxa"/>
@@ -1159,12 +1322,17 @@
             </w:tcMar>
           </w:tcPr>
           <w:p>
+            <w:pPr>
+              <w:spacing w:after="200" w:line="276" w:lineRule="auto"/>
+            </w:pPr>
             <w:r>
               <w:rPr>
+                <w:rFonts w:ascii="Cambria" w:hAnsi="Cambria" w:eastAsia="ＭＳ 明朝" w:cs="Cambria" w:asciiTheme="minorHAnsi" w:hAnsiTheme="minorHAnsi" w:eastAsiaTheme="minorEastAsia" w:csTheme="minorBidi"/>
                 <w:b/>
-                <w:i w:val="0"/>
+                <w:bCs/>
                 <w:color w:val="333333"/>
                 <w:sz w:val="20"/>
+                <w:szCs w:val="22"/>
               </w:rPr>
               <w:t>Palinsesto sportivo</w:t>
             </w:r>
@@ -1172,14 +1340,14 @@
         </w:tc>
         <w:tc>
           <w:tcPr>
-            <w:tcW w:type="dxa" w:w="2929"/>
-            <w:shd w:val="clear" w:color="auto" w:fill="F5F5F5"/>
+            <w:tcW w:w="2929" w:type="dxa"/>
             <w:tcBorders>
               <w:top w:val="single" w:sz="1" w:space="0" w:color="CCCCCC"/>
               <w:left w:val="single" w:sz="1" w:space="0" w:color="CCCCCC"/>
               <w:bottom w:val="single" w:sz="1" w:space="0" w:color="CCCCCC"/>
               <w:right w:val="single" w:sz="1" w:space="0" w:color="CCCCCC"/>
             </w:tcBorders>
+            <w:shd w:val="clear" w:fill="F5F5F5"/>
             <w:tcMar>
               <w:top w:w="80" w:type="dxa"/>
               <w:left w:w="120" w:type="dxa"/>
@@ -1193,10 +1361,12 @@
             </w:pPr>
             <w:r>
               <w:rPr>
+                <w:rFonts w:ascii="Cambria" w:hAnsi="Cambria" w:eastAsia="ＭＳ 明朝" w:cs="Cambria" w:asciiTheme="minorHAnsi" w:hAnsiTheme="minorHAnsi" w:eastAsiaTheme="minorEastAsia" w:csTheme="minorBidi"/>
                 <w:b/>
-                <w:i w:val="0"/>
+                <w:bCs/>
                 <w:color w:val="0F3460"/>
                 <w:sz w:val="20"/>
+                <w:szCs w:val="22"/>
               </w:rPr>
               <w:t>8.5/10</w:t>
             </w:r>
@@ -1204,14 +1374,14 @@
         </w:tc>
         <w:tc>
           <w:tcPr>
-            <w:tcW w:type="dxa" w:w="2929"/>
-            <w:shd w:val="clear" w:color="auto" w:fill="F5F5F5"/>
+            <w:tcW w:w="2929" w:type="dxa"/>
             <w:tcBorders>
               <w:top w:val="single" w:sz="1" w:space="0" w:color="CCCCCC"/>
               <w:left w:val="single" w:sz="1" w:space="0" w:color="CCCCCC"/>
               <w:bottom w:val="single" w:sz="1" w:space="0" w:color="CCCCCC"/>
               <w:right w:val="single" w:sz="1" w:space="0" w:color="CCCCCC"/>
             </w:tcBorders>
+            <w:shd w:val="clear" w:fill="F5F5F5"/>
             <w:tcMar>
               <w:top w:w="80" w:type="dxa"/>
               <w:left w:w="120" w:type="dxa"/>
@@ -1220,12 +1390,15 @@
             </w:tcMar>
           </w:tcPr>
           <w:p>
+            <w:pPr>
+              <w:spacing w:after="200" w:line="276" w:lineRule="auto"/>
+            </w:pPr>
             <w:r>
               <w:rPr>
-                <w:b w:val="0"/>
-                <w:i w:val="0"/>
+                <w:rFonts w:ascii="Cambria" w:hAnsi="Cambria" w:eastAsia="ＭＳ 明朝" w:cs="Cambria" w:asciiTheme="minorHAnsi" w:hAnsiTheme="minorHAnsi" w:eastAsiaTheme="minorEastAsia" w:csTheme="minorBidi"/>
                 <w:color w:val="333333"/>
                 <w:sz w:val="20"/>
+                <w:szCs w:val="22"/>
               </w:rPr>
               <w:t>Oltre 30 discipline, buona profondità su calcio ed eSport</w:t>
             </w:r>
@@ -1235,14 +1408,14 @@
       <w:tr>
         <w:tc>
           <w:tcPr>
-            <w:tcW w:type="dxa" w:w="2929"/>
-            <w:shd w:val="clear" w:color="auto" w:fill="FFFFFF"/>
+            <w:tcW w:w="2929" w:type="dxa"/>
             <w:tcBorders>
               <w:top w:val="single" w:sz="1" w:space="0" w:color="CCCCCC"/>
               <w:left w:val="single" w:sz="1" w:space="0" w:color="CCCCCC"/>
               <w:bottom w:val="single" w:sz="1" w:space="0" w:color="CCCCCC"/>
               <w:right w:val="single" w:sz="1" w:space="0" w:color="CCCCCC"/>
             </w:tcBorders>
+            <w:shd w:val="clear" w:fill="FFFFFF"/>
             <w:tcMar>
               <w:top w:w="80" w:type="dxa"/>
               <w:left w:w="120" w:type="dxa"/>
@@ -1251,12 +1424,17 @@
             </w:tcMar>
           </w:tcPr>
           <w:p>
+            <w:pPr>
+              <w:spacing w:after="200" w:line="276" w:lineRule="auto"/>
+            </w:pPr>
             <w:r>
               <w:rPr>
+                <w:rFonts w:ascii="Cambria" w:hAnsi="Cambria" w:eastAsia="ＭＳ 明朝" w:cs="Cambria" w:asciiTheme="minorHAnsi" w:hAnsiTheme="minorHAnsi" w:eastAsiaTheme="minorEastAsia" w:csTheme="minorBidi"/>
                 <w:b/>
-                <w:i w:val="0"/>
+                <w:bCs/>
                 <w:color w:val="333333"/>
                 <w:sz w:val="20"/>
+                <w:szCs w:val="22"/>
               </w:rPr>
               <w:t>Quote e payout</w:t>
             </w:r>
@@ -1264,14 +1442,14 @@
         </w:tc>
         <w:tc>
           <w:tcPr>
-            <w:tcW w:type="dxa" w:w="2929"/>
-            <w:shd w:val="clear" w:color="auto" w:fill="FFFFFF"/>
+            <w:tcW w:w="2929" w:type="dxa"/>
             <w:tcBorders>
               <w:top w:val="single" w:sz="1" w:space="0" w:color="CCCCCC"/>
               <w:left w:val="single" w:sz="1" w:space="0" w:color="CCCCCC"/>
               <w:bottom w:val="single" w:sz="1" w:space="0" w:color="CCCCCC"/>
               <w:right w:val="single" w:sz="1" w:space="0" w:color="CCCCCC"/>
             </w:tcBorders>
+            <w:shd w:val="clear" w:fill="FFFFFF"/>
             <w:tcMar>
               <w:top w:w="80" w:type="dxa"/>
               <w:left w:w="120" w:type="dxa"/>
@@ -1285,10 +1463,12 @@
             </w:pPr>
             <w:r>
               <w:rPr>
+                <w:rFonts w:ascii="Cambria" w:hAnsi="Cambria" w:eastAsia="ＭＳ 明朝" w:cs="Cambria" w:asciiTheme="minorHAnsi" w:hAnsiTheme="minorHAnsi" w:eastAsiaTheme="minorEastAsia" w:csTheme="minorBidi"/>
                 <w:b/>
-                <w:i w:val="0"/>
+                <w:bCs/>
                 <w:color w:val="0F3460"/>
                 <w:sz w:val="20"/>
+                <w:szCs w:val="22"/>
               </w:rPr>
               <w:t>8/10</w:t>
             </w:r>
@@ -1296,14 +1476,14 @@
         </w:tc>
         <w:tc>
           <w:tcPr>
-            <w:tcW w:type="dxa" w:w="2929"/>
-            <w:shd w:val="clear" w:color="auto" w:fill="FFFFFF"/>
+            <w:tcW w:w="2929" w:type="dxa"/>
             <w:tcBorders>
               <w:top w:val="single" w:sz="1" w:space="0" w:color="CCCCCC"/>
               <w:left w:val="single" w:sz="1" w:space="0" w:color="CCCCCC"/>
               <w:bottom w:val="single" w:sz="1" w:space="0" w:color="CCCCCC"/>
               <w:right w:val="single" w:sz="1" w:space="0" w:color="CCCCCC"/>
             </w:tcBorders>
+            <w:shd w:val="clear" w:fill="FFFFFF"/>
             <w:tcMar>
               <w:top w:w="80" w:type="dxa"/>
               <w:left w:w="120" w:type="dxa"/>
@@ -1312,12 +1492,15 @@
             </w:tcMar>
           </w:tcPr>
           <w:p>
+            <w:pPr>
+              <w:spacing w:after="200" w:line="276" w:lineRule="auto"/>
+            </w:pPr>
             <w:r>
               <w:rPr>
-                <w:b w:val="0"/>
-                <w:i w:val="0"/>
+                <w:rFonts w:ascii="Cambria" w:hAnsi="Cambria" w:eastAsia="ＭＳ 明朝" w:cs="Cambria" w:asciiTheme="minorHAnsi" w:hAnsiTheme="minorHAnsi" w:eastAsiaTheme="minorEastAsia" w:csTheme="minorBidi"/>
                 <w:color w:val="333333"/>
                 <w:sz w:val="20"/>
+                <w:szCs w:val="22"/>
               </w:rPr>
               <w:t>Quota minima 3,50 per validare il bonus sport</w:t>
             </w:r>
@@ -1327,14 +1510,14 @@
       <w:tr>
         <w:tc>
           <w:tcPr>
-            <w:tcW w:type="dxa" w:w="2929"/>
-            <w:shd w:val="clear" w:color="auto" w:fill="F5F5F5"/>
+            <w:tcW w:w="2929" w:type="dxa"/>
             <w:tcBorders>
               <w:top w:val="single" w:sz="1" w:space="0" w:color="CCCCCC"/>
               <w:left w:val="single" w:sz="1" w:space="0" w:color="CCCCCC"/>
               <w:bottom w:val="single" w:sz="1" w:space="0" w:color="CCCCCC"/>
               <w:right w:val="single" w:sz="1" w:space="0" w:color="CCCCCC"/>
             </w:tcBorders>
+            <w:shd w:val="clear" w:fill="F5F5F5"/>
             <w:tcMar>
               <w:top w:w="80" w:type="dxa"/>
               <w:left w:w="120" w:type="dxa"/>
@@ -1343,12 +1526,17 @@
             </w:tcMar>
           </w:tcPr>
           <w:p>
+            <w:pPr>
+              <w:spacing w:after="200" w:line="276" w:lineRule="auto"/>
+            </w:pPr>
             <w:r>
               <w:rPr>
+                <w:rFonts w:ascii="Cambria" w:hAnsi="Cambria" w:eastAsia="ＭＳ 明朝" w:cs="Cambria" w:asciiTheme="minorHAnsi" w:hAnsiTheme="minorHAnsi" w:eastAsiaTheme="minorEastAsia" w:csTheme="minorBidi"/>
                 <w:b/>
-                <w:i w:val="0"/>
+                <w:bCs/>
                 <w:color w:val="333333"/>
                 <w:sz w:val="20"/>
+                <w:szCs w:val="22"/>
               </w:rPr>
               <w:t>Bonus e promozioni</w:t>
             </w:r>
@@ -1356,14 +1544,14 @@
         </w:tc>
         <w:tc>
           <w:tcPr>
-            <w:tcW w:type="dxa" w:w="2929"/>
-            <w:shd w:val="clear" w:color="auto" w:fill="F5F5F5"/>
+            <w:tcW w:w="2929" w:type="dxa"/>
             <w:tcBorders>
               <w:top w:val="single" w:sz="1" w:space="0" w:color="CCCCCC"/>
               <w:left w:val="single" w:sz="1" w:space="0" w:color="CCCCCC"/>
               <w:bottom w:val="single" w:sz="1" w:space="0" w:color="CCCCCC"/>
               <w:right w:val="single" w:sz="1" w:space="0" w:color="CCCCCC"/>
             </w:tcBorders>
+            <w:shd w:val="clear" w:fill="F5F5F5"/>
             <w:tcMar>
               <w:top w:w="80" w:type="dxa"/>
               <w:left w:w="120" w:type="dxa"/>
@@ -1377,10 +1565,12 @@
             </w:pPr>
             <w:r>
               <w:rPr>
+                <w:rFonts w:ascii="Cambria" w:hAnsi="Cambria" w:eastAsia="ＭＳ 明朝" w:cs="Cambria" w:asciiTheme="minorHAnsi" w:hAnsiTheme="minorHAnsi" w:eastAsiaTheme="minorEastAsia" w:csTheme="minorBidi"/>
                 <w:b/>
-                <w:i w:val="0"/>
+                <w:bCs/>
                 <w:color w:val="0F3460"/>
                 <w:sz w:val="20"/>
+                <w:szCs w:val="22"/>
               </w:rPr>
               <w:t>9/10</w:t>
             </w:r>
@@ -1388,14 +1578,14 @@
         </w:tc>
         <w:tc>
           <w:tcPr>
-            <w:tcW w:type="dxa" w:w="2929"/>
-            <w:shd w:val="clear" w:color="auto" w:fill="F5F5F5"/>
+            <w:tcW w:w="2929" w:type="dxa"/>
             <w:tcBorders>
               <w:top w:val="single" w:sz="1" w:space="0" w:color="CCCCCC"/>
               <w:left w:val="single" w:sz="1" w:space="0" w:color="CCCCCC"/>
               <w:bottom w:val="single" w:sz="1" w:space="0" w:color="CCCCCC"/>
               <w:right w:val="single" w:sz="1" w:space="0" w:color="CCCCCC"/>
             </w:tcBorders>
+            <w:shd w:val="clear" w:fill="F5F5F5"/>
             <w:tcMar>
               <w:top w:w="80" w:type="dxa"/>
               <w:left w:w="120" w:type="dxa"/>
@@ -1404,12 +1594,15 @@
             </w:tcMar>
           </w:tcPr>
           <w:p>
+            <w:pPr>
+              <w:spacing w:after="200" w:line="276" w:lineRule="auto"/>
+            </w:pPr>
             <w:r>
               <w:rPr>
-                <w:b w:val="0"/>
-                <w:i w:val="0"/>
+                <w:rFonts w:ascii="Cambria" w:hAnsi="Cambria" w:eastAsia="ＭＳ 明朝" w:cs="Cambria" w:asciiTheme="minorHAnsi" w:hAnsiTheme="minorHAnsi" w:eastAsiaTheme="minorEastAsia" w:csTheme="minorBidi"/>
                 <w:color w:val="333333"/>
                 <w:sz w:val="20"/>
+                <w:szCs w:val="22"/>
               </w:rPr>
               <w:t>Tra le offerte più ricche del mercato ADM</w:t>
             </w:r>
@@ -1419,14 +1612,14 @@
       <w:tr>
         <w:tc>
           <w:tcPr>
-            <w:tcW w:type="dxa" w:w="2929"/>
-            <w:shd w:val="clear" w:color="auto" w:fill="FFFFFF"/>
+            <w:tcW w:w="2929" w:type="dxa"/>
             <w:tcBorders>
               <w:top w:val="single" w:sz="1" w:space="0" w:color="CCCCCC"/>
               <w:left w:val="single" w:sz="1" w:space="0" w:color="CCCCCC"/>
               <w:bottom w:val="single" w:sz="1" w:space="0" w:color="CCCCCC"/>
               <w:right w:val="single" w:sz="1" w:space="0" w:color="CCCCCC"/>
             </w:tcBorders>
+            <w:shd w:val="clear" w:fill="FFFFFF"/>
             <w:tcMar>
               <w:top w:w="80" w:type="dxa"/>
               <w:left w:w="120" w:type="dxa"/>
@@ -1435,12 +1628,17 @@
             </w:tcMar>
           </w:tcPr>
           <w:p>
+            <w:pPr>
+              <w:spacing w:after="200" w:line="276" w:lineRule="auto"/>
+            </w:pPr>
             <w:r>
               <w:rPr>
+                <w:rFonts w:ascii="Cambria" w:hAnsi="Cambria" w:eastAsia="ＭＳ 明朝" w:cs="Cambria" w:asciiTheme="minorHAnsi" w:hAnsiTheme="minorHAnsi" w:eastAsiaTheme="minorEastAsia" w:csTheme="minorBidi"/>
                 <w:b/>
-                <w:i w:val="0"/>
+                <w:bCs/>
                 <w:color w:val="333333"/>
                 <w:sz w:val="20"/>
+                <w:szCs w:val="22"/>
               </w:rPr>
               <w:t>App e mobile</w:t>
             </w:r>
@@ -1448,14 +1646,14 @@
         </w:tc>
         <w:tc>
           <w:tcPr>
-            <w:tcW w:type="dxa" w:w="2929"/>
-            <w:shd w:val="clear" w:color="auto" w:fill="FFFFFF"/>
+            <w:tcW w:w="2929" w:type="dxa"/>
             <w:tcBorders>
               <w:top w:val="single" w:sz="1" w:space="0" w:color="CCCCCC"/>
               <w:left w:val="single" w:sz="1" w:space="0" w:color="CCCCCC"/>
               <w:bottom w:val="single" w:sz="1" w:space="0" w:color="CCCCCC"/>
               <w:right w:val="single" w:sz="1" w:space="0" w:color="CCCCCC"/>
             </w:tcBorders>
+            <w:shd w:val="clear" w:fill="FFFFFF"/>
             <w:tcMar>
               <w:top w:w="80" w:type="dxa"/>
               <w:left w:w="120" w:type="dxa"/>
@@ -1469,10 +1667,12 @@
             </w:pPr>
             <w:r>
               <w:rPr>
+                <w:rFonts w:ascii="Cambria" w:hAnsi="Cambria" w:eastAsia="ＭＳ 明朝" w:cs="Cambria" w:asciiTheme="minorHAnsi" w:hAnsiTheme="minorHAnsi" w:eastAsiaTheme="minorEastAsia" w:csTheme="minorBidi"/>
                 <w:b/>
-                <w:i w:val="0"/>
+                <w:bCs/>
                 <w:color w:val="0F3460"/>
                 <w:sz w:val="20"/>
+                <w:szCs w:val="22"/>
               </w:rPr>
               <w:t>8.5/10</w:t>
             </w:r>
@@ -1480,14 +1680,14 @@
         </w:tc>
         <w:tc>
           <w:tcPr>
-            <w:tcW w:type="dxa" w:w="2929"/>
-            <w:shd w:val="clear" w:color="auto" w:fill="FFFFFF"/>
+            <w:tcW w:w="2929" w:type="dxa"/>
             <w:tcBorders>
               <w:top w:val="single" w:sz="1" w:space="0" w:color="CCCCCC"/>
               <w:left w:val="single" w:sz="1" w:space="0" w:color="CCCCCC"/>
               <w:bottom w:val="single" w:sz="1" w:space="0" w:color="CCCCCC"/>
               <w:right w:val="single" w:sz="1" w:space="0" w:color="CCCCCC"/>
             </w:tcBorders>
+            <w:shd w:val="clear" w:fill="FFFFFF"/>
             <w:tcMar>
               <w:top w:w="80" w:type="dxa"/>
               <w:left w:w="120" w:type="dxa"/>
@@ -1496,12 +1696,15 @@
             </w:tcMar>
           </w:tcPr>
           <w:p>
+            <w:pPr>
+              <w:spacing w:after="200" w:line="276" w:lineRule="auto"/>
+            </w:pPr>
             <w:r>
               <w:rPr>
-                <w:b w:val="0"/>
-                <w:i w:val="0"/>
+                <w:rFonts w:ascii="Cambria" w:hAnsi="Cambria" w:eastAsia="ＭＳ 明朝" w:cs="Cambria" w:asciiTheme="minorHAnsi" w:hAnsiTheme="minorHAnsi" w:eastAsiaTheme="minorEastAsia" w:csTheme="minorBidi"/>
                 <w:color w:val="333333"/>
                 <w:sz w:val="20"/>
+                <w:szCs w:val="22"/>
               </w:rPr>
               <w:t>Suite completa (scommesse, casinò, ippica, exchange, carte, poker, lotterie), app Scommesse tra le più apprezzate del settore</w:t>
             </w:r>
@@ -1511,14 +1714,14 @@
       <w:tr>
         <w:tc>
           <w:tcPr>
-            <w:tcW w:type="dxa" w:w="2929"/>
-            <w:shd w:val="clear" w:color="auto" w:fill="F5F5F5"/>
+            <w:tcW w:w="2929" w:type="dxa"/>
             <w:tcBorders>
               <w:top w:val="single" w:sz="1" w:space="0" w:color="CCCCCC"/>
               <w:left w:val="single" w:sz="1" w:space="0" w:color="CCCCCC"/>
               <w:bottom w:val="single" w:sz="1" w:space="0" w:color="CCCCCC"/>
               <w:right w:val="single" w:sz="1" w:space="0" w:color="CCCCCC"/>
             </w:tcBorders>
+            <w:shd w:val="clear" w:fill="F5F5F5"/>
             <w:tcMar>
               <w:top w:w="80" w:type="dxa"/>
               <w:left w:w="120" w:type="dxa"/>
@@ -1527,12 +1730,17 @@
             </w:tcMar>
           </w:tcPr>
           <w:p>
+            <w:pPr>
+              <w:spacing w:after="200" w:line="276" w:lineRule="auto"/>
+            </w:pPr>
             <w:r>
               <w:rPr>
+                <w:rFonts w:ascii="Cambria" w:hAnsi="Cambria" w:eastAsia="ＭＳ 明朝" w:cs="Cambria" w:asciiTheme="minorHAnsi" w:hAnsiTheme="minorHAnsi" w:eastAsiaTheme="minorEastAsia" w:csTheme="minorBidi"/>
                 <w:b/>
-                <w:i w:val="0"/>
+                <w:bCs/>
                 <w:color w:val="333333"/>
                 <w:sz w:val="20"/>
+                <w:szCs w:val="22"/>
               </w:rPr>
               <w:t>Live streaming</w:t>
             </w:r>
@@ -1540,14 +1748,14 @@
         </w:tc>
         <w:tc>
           <w:tcPr>
-            <w:tcW w:type="dxa" w:w="2929"/>
-            <w:shd w:val="clear" w:color="auto" w:fill="F5F5F5"/>
+            <w:tcW w:w="2929" w:type="dxa"/>
             <w:tcBorders>
               <w:top w:val="single" w:sz="1" w:space="0" w:color="CCCCCC"/>
               <w:left w:val="single" w:sz="1" w:space="0" w:color="CCCCCC"/>
               <w:bottom w:val="single" w:sz="1" w:space="0" w:color="CCCCCC"/>
               <w:right w:val="single" w:sz="1" w:space="0" w:color="CCCCCC"/>
             </w:tcBorders>
+            <w:shd w:val="clear" w:fill="F5F5F5"/>
             <w:tcMar>
               <w:top w:w="80" w:type="dxa"/>
               <w:left w:w="120" w:type="dxa"/>
@@ -1561,10 +1769,12 @@
             </w:pPr>
             <w:r>
               <w:rPr>
+                <w:rFonts w:ascii="Cambria" w:hAnsi="Cambria" w:eastAsia="ＭＳ 明朝" w:cs="Cambria" w:asciiTheme="minorHAnsi" w:hAnsiTheme="minorHAnsi" w:eastAsiaTheme="minorEastAsia" w:csTheme="minorBidi"/>
                 <w:b/>
-                <w:i w:val="0"/>
+                <w:bCs/>
                 <w:color w:val="0F3460"/>
                 <w:sz w:val="20"/>
+                <w:szCs w:val="22"/>
               </w:rPr>
               <w:t>7.5/10</w:t>
             </w:r>
@@ -1572,14 +1782,14 @@
         </w:tc>
         <w:tc>
           <w:tcPr>
-            <w:tcW w:type="dxa" w:w="2929"/>
-            <w:shd w:val="clear" w:color="auto" w:fill="F5F5F5"/>
+            <w:tcW w:w="2929" w:type="dxa"/>
             <w:tcBorders>
               <w:top w:val="single" w:sz="1" w:space="0" w:color="CCCCCC"/>
               <w:left w:val="single" w:sz="1" w:space="0" w:color="CCCCCC"/>
               <w:bottom w:val="single" w:sz="1" w:space="0" w:color="CCCCCC"/>
               <w:right w:val="single" w:sz="1" w:space="0" w:color="CCCCCC"/>
             </w:tcBorders>
+            <w:shd w:val="clear" w:fill="F5F5F5"/>
             <w:tcMar>
               <w:top w:w="80" w:type="dxa"/>
               <w:left w:w="120" w:type="dxa"/>
@@ -1588,12 +1798,15 @@
             </w:tcMar>
           </w:tcPr>
           <w:p>
+            <w:pPr>
+              <w:spacing w:after="200" w:line="276" w:lineRule="auto"/>
+            </w:pPr>
             <w:r>
               <w:rPr>
-                <w:b w:val="0"/>
-                <w:i w:val="0"/>
+                <w:rFonts w:ascii="Cambria" w:hAnsi="Cambria" w:eastAsia="ＭＳ 明朝" w:cs="Cambria" w:asciiTheme="minorHAnsi" w:hAnsiTheme="minorHAnsi" w:eastAsiaTheme="minorEastAsia" w:csTheme="minorBidi"/>
                 <w:color w:val="333333"/>
                 <w:sz w:val="20"/>
+                <w:szCs w:val="22"/>
               </w:rPr>
               <w:t>Copertura di Bundesliga, Lega Pro e altri campionati</w:t>
             </w:r>
@@ -1603,14 +1816,14 @@
       <w:tr>
         <w:tc>
           <w:tcPr>
-            <w:tcW w:type="dxa" w:w="2929"/>
-            <w:shd w:val="clear" w:color="auto" w:fill="FFFFFF"/>
+            <w:tcW w:w="2929" w:type="dxa"/>
             <w:tcBorders>
               <w:top w:val="single" w:sz="1" w:space="0" w:color="CCCCCC"/>
               <w:left w:val="single" w:sz="1" w:space="0" w:color="CCCCCC"/>
               <w:bottom w:val="single" w:sz="1" w:space="0" w:color="CCCCCC"/>
               <w:right w:val="single" w:sz="1" w:space="0" w:color="CCCCCC"/>
             </w:tcBorders>
+            <w:shd w:val="clear" w:fill="FFFFFF"/>
             <w:tcMar>
               <w:top w:w="80" w:type="dxa"/>
               <w:left w:w="120" w:type="dxa"/>
@@ -1619,12 +1832,17 @@
             </w:tcMar>
           </w:tcPr>
           <w:p>
+            <w:pPr>
+              <w:spacing w:after="200" w:line="276" w:lineRule="auto"/>
+            </w:pPr>
             <w:r>
               <w:rPr>
+                <w:rFonts w:ascii="Cambria" w:hAnsi="Cambria" w:eastAsia="ＭＳ 明朝" w:cs="Cambria" w:asciiTheme="minorHAnsi" w:hAnsiTheme="minorHAnsi" w:eastAsiaTheme="minorEastAsia" w:csTheme="minorBidi"/>
                 <w:b/>
-                <w:i w:val="0"/>
+                <w:bCs/>
                 <w:color w:val="333333"/>
                 <w:sz w:val="20"/>
+                <w:szCs w:val="22"/>
               </w:rPr>
               <w:t>Ippica</w:t>
             </w:r>
@@ -1632,14 +1850,14 @@
         </w:tc>
         <w:tc>
           <w:tcPr>
-            <w:tcW w:type="dxa" w:w="2929"/>
-            <w:shd w:val="clear" w:color="auto" w:fill="FFFFFF"/>
+            <w:tcW w:w="2929" w:type="dxa"/>
             <w:tcBorders>
               <w:top w:val="single" w:sz="1" w:space="0" w:color="CCCCCC"/>
               <w:left w:val="single" w:sz="1" w:space="0" w:color="CCCCCC"/>
               <w:bottom w:val="single" w:sz="1" w:space="0" w:color="CCCCCC"/>
               <w:right w:val="single" w:sz="1" w:space="0" w:color="CCCCCC"/>
             </w:tcBorders>
+            <w:shd w:val="clear" w:fill="FFFFFF"/>
             <w:tcMar>
               <w:top w:w="80" w:type="dxa"/>
               <w:left w:w="120" w:type="dxa"/>
@@ -1653,10 +1871,12 @@
             </w:pPr>
             <w:r>
               <w:rPr>
+                <w:rFonts w:ascii="Cambria" w:hAnsi="Cambria" w:eastAsia="ＭＳ 明朝" w:cs="Cambria" w:asciiTheme="minorHAnsi" w:hAnsiTheme="minorHAnsi" w:eastAsiaTheme="minorEastAsia" w:csTheme="minorBidi"/>
                 <w:b/>
-                <w:i w:val="0"/>
+                <w:bCs/>
                 <w:color w:val="0F3460"/>
                 <w:sz w:val="20"/>
+                <w:szCs w:val="22"/>
               </w:rPr>
               <w:t>8.5/10</w:t>
             </w:r>
@@ -1664,14 +1884,14 @@
         </w:tc>
         <w:tc>
           <w:tcPr>
-            <w:tcW w:type="dxa" w:w="2929"/>
-            <w:shd w:val="clear" w:color="auto" w:fill="FFFFFF"/>
+            <w:tcW w:w="2929" w:type="dxa"/>
             <w:tcBorders>
               <w:top w:val="single" w:sz="1" w:space="0" w:color="CCCCCC"/>
               <w:left w:val="single" w:sz="1" w:space="0" w:color="CCCCCC"/>
               <w:bottom w:val="single" w:sz="1" w:space="0" w:color="CCCCCC"/>
               <w:right w:val="single" w:sz="1" w:space="0" w:color="CCCCCC"/>
             </w:tcBorders>
+            <w:shd w:val="clear" w:fill="FFFFFF"/>
             <w:tcMar>
               <w:top w:w="80" w:type="dxa"/>
               <w:left w:w="120" w:type="dxa"/>
@@ -1680,12 +1900,15 @@
             </w:tcMar>
           </w:tcPr>
           <w:p>
+            <w:pPr>
+              <w:spacing w:after="200" w:line="276" w:lineRule="auto"/>
+            </w:pPr>
             <w:r>
               <w:rPr>
-                <w:b w:val="0"/>
-                <w:i w:val="0"/>
+                <w:rFonts w:ascii="Cambria" w:hAnsi="Cambria" w:eastAsia="ＭＳ 明朝" w:cs="Cambria" w:asciiTheme="minorHAnsi" w:hAnsiTheme="minorHAnsi" w:eastAsiaTheme="minorEastAsia" w:csTheme="minorBidi"/>
                 <w:color w:val="333333"/>
                 <w:sz w:val="20"/>
+                <w:szCs w:val="22"/>
               </w:rPr>
               <w:t>Sezione dedicata con streaming live delle corse</w:t>
             </w:r>
@@ -1695,14 +1918,14 @@
       <w:tr>
         <w:tc>
           <w:tcPr>
-            <w:tcW w:type="dxa" w:w="2929"/>
-            <w:shd w:val="clear" w:color="auto" w:fill="F5F5F5"/>
+            <w:tcW w:w="2929" w:type="dxa"/>
             <w:tcBorders>
               <w:top w:val="single" w:sz="1" w:space="0" w:color="CCCCCC"/>
               <w:left w:val="single" w:sz="1" w:space="0" w:color="CCCCCC"/>
               <w:bottom w:val="single" w:sz="1" w:space="0" w:color="CCCCCC"/>
               <w:right w:val="single" w:sz="1" w:space="0" w:color="CCCCCC"/>
             </w:tcBorders>
+            <w:shd w:val="clear" w:fill="F5F5F5"/>
             <w:tcMar>
               <w:top w:w="80" w:type="dxa"/>
               <w:left w:w="120" w:type="dxa"/>
@@ -1711,12 +1934,17 @@
             </w:tcMar>
           </w:tcPr>
           <w:p>
+            <w:pPr>
+              <w:spacing w:after="200" w:line="276" w:lineRule="auto"/>
+            </w:pPr>
             <w:r>
               <w:rPr>
+                <w:rFonts w:ascii="Cambria" w:hAnsi="Cambria" w:eastAsia="ＭＳ 明朝" w:cs="Cambria" w:asciiTheme="minorHAnsi" w:hAnsiTheme="minorHAnsi" w:eastAsiaTheme="minorEastAsia" w:csTheme="minorBidi"/>
                 <w:b/>
-                <w:i w:val="0"/>
+                <w:bCs/>
                 <w:color w:val="333333"/>
                 <w:sz w:val="20"/>
+                <w:szCs w:val="22"/>
               </w:rPr>
               <w:t>Casinò e slot</w:t>
             </w:r>
@@ -1724,14 +1952,14 @@
         </w:tc>
         <w:tc>
           <w:tcPr>
-            <w:tcW w:type="dxa" w:w="2929"/>
-            <w:shd w:val="clear" w:color="auto" w:fill="F5F5F5"/>
+            <w:tcW w:w="2929" w:type="dxa"/>
             <w:tcBorders>
               <w:top w:val="single" w:sz="1" w:space="0" w:color="CCCCCC"/>
               <w:left w:val="single" w:sz="1" w:space="0" w:color="CCCCCC"/>
               <w:bottom w:val="single" w:sz="1" w:space="0" w:color="CCCCCC"/>
               <w:right w:val="single" w:sz="1" w:space="0" w:color="CCCCCC"/>
             </w:tcBorders>
+            <w:shd w:val="clear" w:fill="F5F5F5"/>
             <w:tcMar>
               <w:top w:w="80" w:type="dxa"/>
               <w:left w:w="120" w:type="dxa"/>
@@ -1745,10 +1973,12 @@
             </w:pPr>
             <w:r>
               <w:rPr>
+                <w:rFonts w:ascii="Cambria" w:hAnsi="Cambria" w:eastAsia="ＭＳ 明朝" w:cs="Cambria" w:asciiTheme="minorHAnsi" w:hAnsiTheme="minorHAnsi" w:eastAsiaTheme="minorEastAsia" w:csTheme="minorBidi"/>
                 <w:b/>
-                <w:i w:val="0"/>
+                <w:bCs/>
                 <w:color w:val="0F3460"/>
                 <w:sz w:val="20"/>
+                <w:szCs w:val="22"/>
               </w:rPr>
               <w:t>8.5/10</w:t>
             </w:r>
@@ -1756,14 +1986,14 @@
         </w:tc>
         <w:tc>
           <w:tcPr>
-            <w:tcW w:type="dxa" w:w="2929"/>
-            <w:shd w:val="clear" w:color="auto" w:fill="F5F5F5"/>
+            <w:tcW w:w="2929" w:type="dxa"/>
             <w:tcBorders>
               <w:top w:val="single" w:sz="1" w:space="0" w:color="CCCCCC"/>
               <w:left w:val="single" w:sz="1" w:space="0" w:color="CCCCCC"/>
               <w:bottom w:val="single" w:sz="1" w:space="0" w:color="CCCCCC"/>
               <w:right w:val="single" w:sz="1" w:space="0" w:color="CCCCCC"/>
             </w:tcBorders>
+            <w:shd w:val="clear" w:fill="F5F5F5"/>
             <w:tcMar>
               <w:top w:w="80" w:type="dxa"/>
               <w:left w:w="120" w:type="dxa"/>
@@ -1772,12 +2002,15 @@
             </w:tcMar>
           </w:tcPr>
           <w:p>
+            <w:pPr>
+              <w:spacing w:after="200" w:line="276" w:lineRule="auto"/>
+            </w:pPr>
             <w:r>
               <w:rPr>
-                <w:b w:val="0"/>
-                <w:i w:val="0"/>
+                <w:rFonts w:ascii="Cambria" w:hAnsi="Cambria" w:eastAsia="ＭＳ 明朝" w:cs="Cambria" w:asciiTheme="minorHAnsi" w:hAnsiTheme="minorHAnsi" w:eastAsiaTheme="minorEastAsia" w:csTheme="minorBidi"/>
                 <w:color w:val="333333"/>
                 <w:sz w:val="20"/>
+                <w:szCs w:val="22"/>
               </w:rPr>
               <w:t>Catalogo tra i più ampi del mercato ADM, oltre 5.500 titoli</w:t>
             </w:r>
@@ -1787,14 +2020,14 @@
       <w:tr>
         <w:tc>
           <w:tcPr>
-            <w:tcW w:type="dxa" w:w="2929"/>
-            <w:shd w:val="clear" w:color="auto" w:fill="FFFFFF"/>
+            <w:tcW w:w="2929" w:type="dxa"/>
             <w:tcBorders>
               <w:top w:val="single" w:sz="1" w:space="0" w:color="CCCCCC"/>
               <w:left w:val="single" w:sz="1" w:space="0" w:color="CCCCCC"/>
               <w:bottom w:val="single" w:sz="1" w:space="0" w:color="CCCCCC"/>
               <w:right w:val="single" w:sz="1" w:space="0" w:color="CCCCCC"/>
             </w:tcBorders>
+            <w:shd w:val="clear" w:fill="FFFFFF"/>
             <w:tcMar>
               <w:top w:w="80" w:type="dxa"/>
               <w:left w:w="120" w:type="dxa"/>
@@ -1803,12 +2036,17 @@
             </w:tcMar>
           </w:tcPr>
           <w:p>
+            <w:pPr>
+              <w:spacing w:after="200" w:line="276" w:lineRule="auto"/>
+            </w:pPr>
             <w:r>
               <w:rPr>
+                <w:rFonts w:ascii="Cambria" w:hAnsi="Cambria" w:eastAsia="ＭＳ 明朝" w:cs="Cambria" w:asciiTheme="minorHAnsi" w:hAnsiTheme="minorHAnsi" w:eastAsiaTheme="minorEastAsia" w:csTheme="minorBidi"/>
                 <w:b/>
-                <w:i w:val="0"/>
+                <w:bCs/>
                 <w:color w:val="333333"/>
                 <w:sz w:val="20"/>
+                <w:szCs w:val="22"/>
               </w:rPr>
               <w:t>Metodi di pagamento</w:t>
             </w:r>
@@ -1816,14 +2054,14 @@
         </w:tc>
         <w:tc>
           <w:tcPr>
-            <w:tcW w:type="dxa" w:w="2929"/>
-            <w:shd w:val="clear" w:color="auto" w:fill="FFFFFF"/>
+            <w:tcW w:w="2929" w:type="dxa"/>
             <w:tcBorders>
               <w:top w:val="single" w:sz="1" w:space="0" w:color="CCCCCC"/>
               <w:left w:val="single" w:sz="1" w:space="0" w:color="CCCCCC"/>
               <w:bottom w:val="single" w:sz="1" w:space="0" w:color="CCCCCC"/>
               <w:right w:val="single" w:sz="1" w:space="0" w:color="CCCCCC"/>
             </w:tcBorders>
+            <w:shd w:val="clear" w:fill="FFFFFF"/>
             <w:tcMar>
               <w:top w:w="80" w:type="dxa"/>
               <w:left w:w="120" w:type="dxa"/>
@@ -1837,10 +2075,12 @@
             </w:pPr>
             <w:r>
               <w:rPr>
+                <w:rFonts w:ascii="Cambria" w:hAnsi="Cambria" w:eastAsia="ＭＳ 明朝" w:cs="Cambria" w:asciiTheme="minorHAnsi" w:hAnsiTheme="minorHAnsi" w:eastAsiaTheme="minorEastAsia" w:csTheme="minorBidi"/>
                 <w:b/>
-                <w:i w:val="0"/>
+                <w:bCs/>
                 <w:color w:val="0F3460"/>
                 <w:sz w:val="20"/>
+                <w:szCs w:val="22"/>
               </w:rPr>
               <w:t>8.5/10</w:t>
             </w:r>
@@ -1848,14 +2088,14 @@
         </w:tc>
         <w:tc>
           <w:tcPr>
-            <w:tcW w:type="dxa" w:w="2929"/>
-            <w:shd w:val="clear" w:color="auto" w:fill="FFFFFF"/>
+            <w:tcW w:w="2929" w:type="dxa"/>
             <w:tcBorders>
               <w:top w:val="single" w:sz="1" w:space="0" w:color="CCCCCC"/>
               <w:left w:val="single" w:sz="1" w:space="0" w:color="CCCCCC"/>
               <w:bottom w:val="single" w:sz="1" w:space="0" w:color="CCCCCC"/>
               <w:right w:val="single" w:sz="1" w:space="0" w:color="CCCCCC"/>
             </w:tcBorders>
+            <w:shd w:val="clear" w:fill="FFFFFF"/>
             <w:tcMar>
               <w:top w:w="80" w:type="dxa"/>
               <w:left w:w="120" w:type="dxa"/>
@@ -1864,12 +2104,15 @@
             </w:tcMar>
           </w:tcPr>
           <w:p>
+            <w:pPr>
+              <w:spacing w:after="200" w:line="276" w:lineRule="auto"/>
+            </w:pPr>
             <w:r>
               <w:rPr>
-                <w:b w:val="0"/>
-                <w:i w:val="0"/>
+                <w:rFonts w:ascii="Cambria" w:hAnsi="Cambria" w:eastAsia="ＭＳ 明朝" w:cs="Cambria" w:asciiTheme="minorHAnsi" w:hAnsiTheme="minorHAnsi" w:eastAsiaTheme="minorEastAsia" w:csTheme="minorBidi"/>
                 <w:color w:val="333333"/>
                 <w:sz w:val="20"/>
+                <w:szCs w:val="22"/>
               </w:rPr>
               <w:t>13 metodi disponibili, nessuna commissione sui prelievi</w:t>
             </w:r>
@@ -1879,14 +2122,14 @@
       <w:tr>
         <w:tc>
           <w:tcPr>
-            <w:tcW w:type="dxa" w:w="2929"/>
-            <w:shd w:val="clear" w:color="auto" w:fill="F5F5F5"/>
+            <w:tcW w:w="2929" w:type="dxa"/>
             <w:tcBorders>
               <w:top w:val="single" w:sz="1" w:space="0" w:color="CCCCCC"/>
               <w:left w:val="single" w:sz="1" w:space="0" w:color="CCCCCC"/>
               <w:bottom w:val="single" w:sz="1" w:space="0" w:color="CCCCCC"/>
               <w:right w:val="single" w:sz="1" w:space="0" w:color="CCCCCC"/>
             </w:tcBorders>
+            <w:shd w:val="clear" w:fill="F5F5F5"/>
             <w:tcMar>
               <w:top w:w="80" w:type="dxa"/>
               <w:left w:w="120" w:type="dxa"/>
@@ -1895,12 +2138,17 @@
             </w:tcMar>
           </w:tcPr>
           <w:p>
+            <w:pPr>
+              <w:spacing w:after="200" w:line="276" w:lineRule="auto"/>
+            </w:pPr>
             <w:r>
               <w:rPr>
+                <w:rFonts w:ascii="Cambria" w:hAnsi="Cambria" w:eastAsia="ＭＳ 明朝" w:cs="Cambria" w:asciiTheme="minorHAnsi" w:hAnsiTheme="minorHAnsi" w:eastAsiaTheme="minorEastAsia" w:csTheme="minorBidi"/>
                 <w:b/>
-                <w:i w:val="0"/>
+                <w:bCs/>
                 <w:color w:val="333333"/>
                 <w:sz w:val="20"/>
+                <w:szCs w:val="22"/>
               </w:rPr>
               <w:t>Assistenza clienti</w:t>
             </w:r>
@@ -1908,14 +2156,14 @@
         </w:tc>
         <w:tc>
           <w:tcPr>
-            <w:tcW w:type="dxa" w:w="2929"/>
-            <w:shd w:val="clear" w:color="auto" w:fill="F5F5F5"/>
+            <w:tcW w:w="2929" w:type="dxa"/>
             <w:tcBorders>
               <w:top w:val="single" w:sz="1" w:space="0" w:color="CCCCCC"/>
               <w:left w:val="single" w:sz="1" w:space="0" w:color="CCCCCC"/>
               <w:bottom w:val="single" w:sz="1" w:space="0" w:color="CCCCCC"/>
               <w:right w:val="single" w:sz="1" w:space="0" w:color="CCCCCC"/>
             </w:tcBorders>
+            <w:shd w:val="clear" w:fill="F5F5F5"/>
             <w:tcMar>
               <w:top w:w="80" w:type="dxa"/>
               <w:left w:w="120" w:type="dxa"/>
@@ -1929,10 +2177,12 @@
             </w:pPr>
             <w:r>
               <w:rPr>
+                <w:rFonts w:ascii="Cambria" w:hAnsi="Cambria" w:eastAsia="ＭＳ 明朝" w:cs="Cambria" w:asciiTheme="minorHAnsi" w:hAnsiTheme="minorHAnsi" w:eastAsiaTheme="minorEastAsia" w:csTheme="minorBidi"/>
                 <w:b/>
-                <w:i w:val="0"/>
+                <w:bCs/>
                 <w:color w:val="0F3460"/>
                 <w:sz w:val="20"/>
+                <w:szCs w:val="22"/>
               </w:rPr>
               <w:t>7.5/10</w:t>
             </w:r>
@@ -1940,14 +2190,14 @@
         </w:tc>
         <w:tc>
           <w:tcPr>
-            <w:tcW w:type="dxa" w:w="2929"/>
-            <w:shd w:val="clear" w:color="auto" w:fill="F5F5F5"/>
+            <w:tcW w:w="2929" w:type="dxa"/>
             <w:tcBorders>
               <w:top w:val="single" w:sz="1" w:space="0" w:color="CCCCCC"/>
               <w:left w:val="single" w:sz="1" w:space="0" w:color="CCCCCC"/>
               <w:bottom w:val="single" w:sz="1" w:space="0" w:color="CCCCCC"/>
               <w:right w:val="single" w:sz="1" w:space="0" w:color="CCCCCC"/>
             </w:tcBorders>
+            <w:shd w:val="clear" w:fill="F5F5F5"/>
             <w:tcMar>
               <w:top w:w="80" w:type="dxa"/>
               <w:left w:w="120" w:type="dxa"/>
@@ -1956,12 +2206,15 @@
             </w:tcMar>
           </w:tcPr>
           <w:p>
+            <w:pPr>
+              <w:spacing w:after="200" w:line="276" w:lineRule="auto"/>
+            </w:pPr>
             <w:r>
               <w:rPr>
-                <w:b w:val="0"/>
-                <w:i w:val="0"/>
+                <w:rFonts w:ascii="Cambria" w:hAnsi="Cambria" w:eastAsia="ＭＳ 明朝" w:cs="Cambria" w:asciiTheme="minorHAnsi" w:hAnsiTheme="minorHAnsi" w:eastAsiaTheme="minorEastAsia" w:csTheme="minorBidi"/>
                 <w:color w:val="333333"/>
                 <w:sz w:val="20"/>
+                <w:szCs w:val="22"/>
               </w:rPr>
               <w:t>Numero verde e canale mobile attivi; margini di miglioramento nella percezione utenti sulle dispute</w:t>
             </w:r>
@@ -1971,14 +2224,14 @@
       <w:tr>
         <w:tc>
           <w:tcPr>
-            <w:tcW w:type="dxa" w:w="2929"/>
-            <w:shd w:val="clear" w:color="auto" w:fill="FFFFFF"/>
+            <w:tcW w:w="2929" w:type="dxa"/>
             <w:tcBorders>
               <w:top w:val="single" w:sz="1" w:space="0" w:color="CCCCCC"/>
               <w:left w:val="single" w:sz="1" w:space="0" w:color="CCCCCC"/>
               <w:bottom w:val="single" w:sz="1" w:space="0" w:color="CCCCCC"/>
               <w:right w:val="single" w:sz="1" w:space="0" w:color="CCCCCC"/>
             </w:tcBorders>
+            <w:shd w:val="clear" w:fill="FFFFFF"/>
             <w:tcMar>
               <w:top w:w="80" w:type="dxa"/>
               <w:left w:w="120" w:type="dxa"/>
@@ -1987,12 +2240,17 @@
             </w:tcMar>
           </w:tcPr>
           <w:p>
+            <w:pPr>
+              <w:spacing w:after="200" w:line="276" w:lineRule="auto"/>
+            </w:pPr>
             <w:r>
               <w:rPr>
+                <w:rFonts w:ascii="Cambria" w:hAnsi="Cambria" w:eastAsia="ＭＳ 明朝" w:cs="Cambria" w:asciiTheme="minorHAnsi" w:hAnsiTheme="minorHAnsi" w:eastAsiaTheme="minorEastAsia" w:csTheme="minorBidi"/>
                 <w:b/>
-                <w:i w:val="0"/>
+                <w:bCs/>
                 <w:color w:val="333333"/>
                 <w:sz w:val="20"/>
+                <w:szCs w:val="22"/>
               </w:rPr>
               <w:t>Sicurezza e compliance</w:t>
             </w:r>
@@ -2000,14 +2258,14 @@
         </w:tc>
         <w:tc>
           <w:tcPr>
-            <w:tcW w:type="dxa" w:w="2929"/>
-            <w:shd w:val="clear" w:color="auto" w:fill="FFFFFF"/>
+            <w:tcW w:w="2929" w:type="dxa"/>
             <w:tcBorders>
               <w:top w:val="single" w:sz="1" w:space="0" w:color="CCCCCC"/>
               <w:left w:val="single" w:sz="1" w:space="0" w:color="CCCCCC"/>
               <w:bottom w:val="single" w:sz="1" w:space="0" w:color="CCCCCC"/>
               <w:right w:val="single" w:sz="1" w:space="0" w:color="CCCCCC"/>
             </w:tcBorders>
+            <w:shd w:val="clear" w:fill="FFFFFF"/>
             <w:tcMar>
               <w:top w:w="80" w:type="dxa"/>
               <w:left w:w="120" w:type="dxa"/>
@@ -2021,10 +2279,12 @@
             </w:pPr>
             <w:r>
               <w:rPr>
+                <w:rFonts w:ascii="Cambria" w:hAnsi="Cambria" w:eastAsia="ＭＳ 明朝" w:cs="Cambria" w:asciiTheme="minorHAnsi" w:hAnsiTheme="minorHAnsi" w:eastAsiaTheme="minorEastAsia" w:csTheme="minorBidi"/>
                 <w:b/>
-                <w:i w:val="0"/>
+                <w:bCs/>
                 <w:color w:val="0F3460"/>
                 <w:sz w:val="20"/>
+                <w:szCs w:val="22"/>
               </w:rPr>
               <w:t>8.5/10</w:t>
             </w:r>
@@ -2032,14 +2292,14 @@
         </w:tc>
         <w:tc>
           <w:tcPr>
-            <w:tcW w:type="dxa" w:w="2929"/>
-            <w:shd w:val="clear" w:color="auto" w:fill="FFFFFF"/>
+            <w:tcW w:w="2929" w:type="dxa"/>
             <w:tcBorders>
               <w:top w:val="single" w:sz="1" w:space="0" w:color="CCCCCC"/>
               <w:left w:val="single" w:sz="1" w:space="0" w:color="CCCCCC"/>
               <w:bottom w:val="single" w:sz="1" w:space="0" w:color="CCCCCC"/>
               <w:right w:val="single" w:sz="1" w:space="0" w:color="CCCCCC"/>
             </w:tcBorders>
+            <w:shd w:val="clear" w:fill="FFFFFF"/>
             <w:tcMar>
               <w:top w:w="80" w:type="dxa"/>
               <w:left w:w="120" w:type="dxa"/>
@@ -2048,12 +2308,15 @@
             </w:tcMar>
           </w:tcPr>
           <w:p>
+            <w:pPr>
+              <w:spacing w:after="200" w:line="276" w:lineRule="auto"/>
+            </w:pPr>
             <w:r>
               <w:rPr>
-                <w:b w:val="0"/>
-                <w:i w:val="0"/>
+                <w:rFonts w:ascii="Cambria" w:hAnsi="Cambria" w:eastAsia="ＭＳ 明朝" w:cs="Cambria" w:asciiTheme="minorHAnsi" w:hAnsiTheme="minorHAnsi" w:eastAsiaTheme="minorEastAsia" w:csTheme="minorBidi"/>
                 <w:color w:val="333333"/>
                 <w:sz w:val="20"/>
+                <w:szCs w:val="22"/>
               </w:rPr>
               <w:t>Licenza ADM, garanzia patrimoniale del Gruppo Lottomatica</w:t>
             </w:r>
@@ -2068,20 +2331,22 @@
       </w:pPr>
       <w:r>
         <w:rPr>
+          <w:rFonts w:ascii="Cambria" w:hAnsi="Cambria" w:eastAsia="ＭＳ 明朝" w:cs="Cambria" w:asciiTheme="minorHAnsi" w:hAnsiTheme="minorHAnsi" w:eastAsiaTheme="minorEastAsia" w:csTheme="minorBidi"/>
           <w:b/>
-          <w:i w:val="0"/>
+          <w:bCs/>
           <w:color w:val="C8A951"/>
           <w:sz w:val="22"/>
+          <w:szCs w:val="22"/>
         </w:rPr>
         <w:t>Valutazione media complessiva: 8.3/10</w:t>
       </w:r>
     </w:p>
     <w:p>
       <w:pPr>
-        <w:spacing w:before="200" w:after="200"/>
         <w:pBdr>
           <w:bottom w:val="single" w:sz="6" w:space="1" w:color="C8A951"/>
         </w:pBdr>
+        <w:spacing w:before="200" w:after="200"/>
       </w:pPr>
     </w:p>
     <w:p>
@@ -2090,10 +2355,12 @@
       </w:pPr>
       <w:r>
         <w:rPr>
+          <w:rFonts w:ascii="Cambria" w:hAnsi="Cambria" w:eastAsia="ＭＳ 明朝" w:cs="Cambria" w:asciiTheme="minorHAnsi" w:hAnsiTheme="minorHAnsi" w:eastAsiaTheme="minorEastAsia" w:csTheme="minorBidi"/>
           <w:b/>
-          <w:i w:val="0"/>
+          <w:bCs/>
           <w:color w:val="1A1A2E"/>
           <w:sz w:val="28"/>
+          <w:szCs w:val="22"/>
         </w:rPr>
         <w:t>PRO &amp; CONTRO</w:t>
       </w:r>
@@ -2104,10 +2371,12 @@
       </w:pPr>
       <w:r>
         <w:rPr>
+          <w:rFonts w:ascii="Cambria" w:hAnsi="Cambria" w:eastAsia="ＭＳ 明朝" w:cs="Cambria" w:asciiTheme="minorHAnsi" w:hAnsiTheme="minorHAnsi" w:eastAsiaTheme="minorEastAsia" w:csTheme="minorBidi"/>
           <w:b/>
-          <w:i w:val="0"/>
+          <w:bCs/>
           <w:color w:val="0F3460"/>
           <w:sz w:val="24"/>
+          <w:szCs w:val="22"/>
         </w:rPr>
         <w:t>Perché scegliere Betflag (Pro)</w:t>
       </w:r>
@@ -2118,10 +2387,10 @@
       </w:pPr>
       <w:r>
         <w:rPr>
-          <w:b w:val="0"/>
-          <w:i w:val="0"/>
+          <w:rFonts w:ascii="Cambria" w:hAnsi="Cambria" w:eastAsia="ＭＳ 明朝" w:cs="Cambria" w:asciiTheme="minorHAnsi" w:hAnsiTheme="minorHAnsi" w:eastAsiaTheme="minorEastAsia" w:csTheme="minorBidi"/>
           <w:color w:val="333333"/>
           <w:sz w:val="20"/>
+          <w:szCs w:val="22"/>
         </w:rPr>
         <w:t>Il bonus di benvenuto sport, 100% del primo deposito fino a 5.000€, è tra i più alti del mercato ADM. Il deposito minimo qualificante è di 5€, tra i più accessibili del settore: non serve un budget importante per attivare la promozione, anche se sfruttarla per intero richiede depositi consistenti.</w:t>
       </w:r>
@@ -2132,12 +2401,12 @@
       </w:pPr>
       <w:r>
         <w:rPr>
-          <w:b w:val="0"/>
-          <w:i w:val="0"/>
+          <w:rFonts w:ascii="Cambria" w:hAnsi="Cambria" w:eastAsia="ＭＳ 明朝" w:cs="Cambria" w:asciiTheme="minorHAnsi" w:hAnsiTheme="minorHAnsi" w:eastAsiaTheme="minorEastAsia" w:csTheme="minorBidi"/>
           <w:color w:val="333333"/>
           <w:sz w:val="20"/>
+          <w:szCs w:val="22"/>
         </w:rPr>
-        <w:t>L'Exchange è la caratteristica che distingue davvero Betflag dal resto del mercato regolamentato italiano. Nel betting exchange non è il bookmaker a fissare le quote: sono gli scommettitori stessi a farlo, puntando o bancando un esito, con l'operatore che agisce da intermediario e trattiene una piccola commissione sulle giocate abbinate. La funzionalità Moneyback permette di equilibrare l'esposizione, incassando una parte della vincita o limitando una perdita prima che l'evento finisca. Pochi concessionari ADM offrono questo prodotto.</w:t>
+        <w:t>L'Exchange è la caratteristica che distingue davvero Betflag dal resto del mercato regolamentato italiano. Nel betting exchange non è il bookmaker a fissare le quote: sono gli scommettitori stessi a farlo, puntando o bancando un esito, con l'operatore che agisce da intermediario e trattiene una piccola commissione sulle giocate abbinate. La funzionalità Moneyback permette di equilibrare l'esposizione, incassando una parte della vincita o limitando una perdita prima che l'evento finisca. Solo due concessionari ADM offrono questo prodotto.</w:t>
       </w:r>
     </w:p>
     <w:p>
@@ -2146,10 +2415,10 @@
       </w:pPr>
       <w:r>
         <w:rPr>
-          <w:b w:val="0"/>
-          <w:i w:val="0"/>
+          <w:rFonts w:ascii="Cambria" w:hAnsi="Cambria" w:eastAsia="ＭＳ 明朝" w:cs="Cambria" w:asciiTheme="minorHAnsi" w:hAnsiTheme="minorHAnsi" w:eastAsiaTheme="minorEastAsia" w:csTheme="minorBidi"/>
           <w:color w:val="333333"/>
           <w:sz w:val="20"/>
+          <w:szCs w:val="22"/>
         </w:rPr>
         <w:t>La sezione ippica è un punto di forza riconosciuto: streaming live delle corse integrato nella piattaforma, in un mercato dove pochi operatori investono con continuità su questa disciplina.</w:t>
       </w:r>
@@ -2160,10 +2429,10 @@
       </w:pPr>
       <w:r>
         <w:rPr>
-          <w:b w:val="0"/>
-          <w:i w:val="0"/>
+          <w:rFonts w:ascii="Cambria" w:hAnsi="Cambria" w:eastAsia="ＭＳ 明朝" w:cs="Cambria" w:asciiTheme="minorHAnsi" w:hAnsiTheme="minorHAnsi" w:eastAsiaTheme="minorEastAsia" w:csTheme="minorBidi"/>
           <w:color w:val="333333"/>
           <w:sz w:val="20"/>
+          <w:szCs w:val="22"/>
         </w:rPr>
         <w:t>Il ventaglio di metodi di pagamento è ampio: 13 opzioni tra carte, e-wallet, PostePay, bonifico e OnShop, senza commissioni sui prelievi. Un dettaglio che pesa nel tempo, soprattutto per chi preleva con frequenza.</w:t>
       </w:r>
@@ -2174,10 +2443,12 @@
       </w:pPr>
       <w:r>
         <w:rPr>
+          <w:rFonts w:ascii="Cambria" w:hAnsi="Cambria" w:eastAsia="ＭＳ 明朝" w:cs="Cambria" w:asciiTheme="minorHAnsi" w:hAnsiTheme="minorHAnsi" w:eastAsiaTheme="minorEastAsia" w:csTheme="minorBidi"/>
           <w:b/>
-          <w:i w:val="0"/>
+          <w:bCs/>
           <w:color w:val="0F3460"/>
           <w:sz w:val="24"/>
+          <w:szCs w:val="22"/>
         </w:rPr>
         <w:t>Dove Betflag può migliorare (Contro)</w:t>
       </w:r>
@@ -2188,10 +2459,10 @@
       </w:pPr>
       <w:r>
         <w:rPr>
-          <w:b w:val="0"/>
-          <w:i w:val="0"/>
+          <w:rFonts w:ascii="Cambria" w:hAnsi="Cambria" w:eastAsia="ＭＳ 明朝" w:cs="Cambria" w:asciiTheme="minorHAnsi" w:hAnsiTheme="minorHAnsi" w:eastAsiaTheme="minorEastAsia" w:csTheme="minorBidi"/>
           <w:color w:val="333333"/>
           <w:sz w:val="20"/>
+          <w:szCs w:val="22"/>
         </w:rPr>
         <w:t>L'app Scommesse, quella con il maggior numero di recensioni, mantiene una valutazione alta sull'App Store. Su altre piattaforme di recensioni indipendenti il quadro è più eterogeneo, con alcune segnalazioni su tempi di attesa per i prelievi, spesso legate ai controlli ADM/KYC previsti dalla normativa più che a un problema strutturale della piattaforma. Come per ogni operatore regolamentato, restare informati sulle tempistiche di verifica prima del primo deposito importante aiuta a gestire meglio le aspettative.</w:t>
       </w:r>
@@ -2202,20 +2473,20 @@
       </w:pPr>
       <w:r>
         <w:rPr>
-          <w:b w:val="0"/>
-          <w:i w:val="0"/>
+          <w:rFonts w:ascii="Cambria" w:hAnsi="Cambria" w:eastAsia="ＭＳ 明朝" w:cs="Cambria" w:asciiTheme="minorHAnsi" w:hAnsiTheme="minorHAnsi" w:eastAsiaTheme="minorEastAsia" w:csTheme="minorBidi"/>
           <w:color w:val="333333"/>
           <w:sz w:val="20"/>
+          <w:szCs w:val="22"/>
         </w:rPr>
         <w:t>Il rollover sul bonus senza deposito, sia nella versione SPID/CIE da 1.000€ sia in quella classica da 250€, è fissato a 4 volte l'importo di ogni tranche: una condizione nella media di settore, utile da conoscere prima di depositare.</w:t>
       </w:r>
     </w:p>
     <w:p>
       <w:pPr>
-        <w:spacing w:before="200" w:after="200"/>
         <w:pBdr>
           <w:bottom w:val="single" w:sz="6" w:space="1" w:color="C8A951"/>
         </w:pBdr>
+        <w:spacing w:before="200" w:after="200"/>
       </w:pPr>
     </w:p>
     <w:p>
@@ -2224,10 +2495,12 @@
       </w:pPr>
       <w:r>
         <w:rPr>
+          <w:rFonts w:ascii="Cambria" w:hAnsi="Cambria" w:eastAsia="ＭＳ 明朝" w:cs="Cambria" w:asciiTheme="minorHAnsi" w:hAnsiTheme="minorHAnsi" w:eastAsiaTheme="minorEastAsia" w:csTheme="minorBidi"/>
           <w:b/>
-          <w:i w:val="0"/>
+          <w:bCs/>
           <w:color w:val="1A1A2E"/>
           <w:sz w:val="28"/>
+          <w:szCs w:val="22"/>
         </w:rPr>
         <w:t>PANORAMICA TRA EVENTI E STREAMING</w:t>
       </w:r>
@@ -2238,10 +2511,10 @@
       </w:pPr>
       <w:r>
         <w:rPr>
-          <w:b w:val="0"/>
-          <w:i w:val="0"/>
+          <w:rFonts w:ascii="Cambria" w:hAnsi="Cambria" w:eastAsia="ＭＳ 明朝" w:cs="Cambria" w:asciiTheme="minorHAnsi" w:hAnsiTheme="minorHAnsi" w:eastAsiaTheme="minorEastAsia" w:csTheme="minorBidi"/>
           <w:color w:val="333333"/>
           <w:sz w:val="20"/>
+          <w:szCs w:val="22"/>
         </w:rPr>
         <w:t>Il palinsesto sportivo di Betflag copre oltre 30 discipline e migliaia di eventi ogni settimana. Il calcio resta il prodotto principale, con copertura di Serie A, Serie B, Champions League, Europa League e dei principali campionati internazionali. Non manca l'offerta sui mercati minori (darts, snooker, sport americani) e sull'eSport, con tornei di League of Legends, CS:GO, Dota 2 e Valorant.</w:t>
       </w:r>
@@ -2252,20 +2525,20 @@
       </w:pPr>
       <w:r>
         <w:rPr>
-          <w:b w:val="0"/>
-          <w:i w:val="0"/>
+          <w:rFonts w:ascii="Cambria" w:hAnsi="Cambria" w:eastAsia="ＭＳ 明朝" w:cs="Cambria" w:asciiTheme="minorHAnsi" w:hAnsiTheme="minorHAnsi" w:eastAsiaTheme="minorEastAsia" w:csTheme="minorBidi"/>
           <w:color w:val="333333"/>
           <w:sz w:val="20"/>
+          <w:szCs w:val="22"/>
         </w:rPr>
         <w:t>Lo streaming live copre Bundesliga, Lega Pro e altri campionati esteri, oltre a tennis, basket e ippica. La copertura non raggiunge l'ampiezza dei leader di mercato sul fronte calcio internazionale, ma resta solida per chi segue le corse in diretta o i campionati minori europei.</w:t>
       </w:r>
     </w:p>
     <w:p>
       <w:pPr>
-        <w:spacing w:before="200" w:after="200"/>
         <w:pBdr>
           <w:bottom w:val="single" w:sz="6" w:space="1" w:color="C8A951"/>
         </w:pBdr>
+        <w:spacing w:before="200" w:after="200"/>
       </w:pPr>
     </w:p>
     <w:p>
@@ -2274,10 +2547,12 @@
       </w:pPr>
       <w:r>
         <w:rPr>
+          <w:rFonts w:ascii="Cambria" w:hAnsi="Cambria" w:eastAsia="ＭＳ 明朝" w:cs="Cambria" w:asciiTheme="minorHAnsi" w:hAnsiTheme="minorHAnsi" w:eastAsiaTheme="minorEastAsia" w:csTheme="minorBidi"/>
           <w:b/>
-          <w:i w:val="0"/>
+          <w:bCs/>
           <w:color w:val="1A1A2E"/>
           <w:sz w:val="28"/>
+          <w:szCs w:val="22"/>
         </w:rPr>
         <w:t>TIPOLOGIA DI GIOCHI DISPONIBILI</w:t>
       </w:r>
@@ -2288,19 +2563,21 @@
       </w:pPr>
       <w:r>
         <w:rPr>
+          <w:rFonts w:ascii="Cambria" w:hAnsi="Cambria" w:eastAsia="ＭＳ 明朝" w:cs="Cambria" w:asciiTheme="minorHAnsi" w:hAnsiTheme="minorHAnsi" w:eastAsiaTheme="minorEastAsia" w:csTheme="minorBidi"/>
           <w:b/>
-          <w:i w:val="0"/>
+          <w:bCs/>
           <w:color w:val="333333"/>
           <w:sz w:val="20"/>
+          <w:szCs w:val="22"/>
         </w:rPr>
         <w:t>Scommesse sportive</w:t>
       </w:r>
       <w:r>
         <w:rPr>
-          <w:b w:val="0"/>
-          <w:i w:val="0"/>
+          <w:rFonts w:ascii="Cambria" w:hAnsi="Cambria" w:eastAsia="ＭＳ 明朝" w:cs="Cambria" w:asciiTheme="minorHAnsi" w:hAnsiTheme="minorHAnsi" w:eastAsiaTheme="minorEastAsia" w:csTheme="minorBidi"/>
           <w:color w:val="333333"/>
           <w:sz w:val="20"/>
+          <w:szCs w:val="22"/>
         </w:rPr>
         <w:t>: oltre 30 discipline, dai grandi campionati agli eSport, con quote pre-match, live e multiple.</w:t>
       </w:r>
@@ -2311,19 +2588,21 @@
       </w:pPr>
       <w:r>
         <w:rPr>
+          <w:rFonts w:ascii="Cambria" w:hAnsi="Cambria" w:eastAsia="ＭＳ 明朝" w:cs="Cambria" w:asciiTheme="minorHAnsi" w:hAnsiTheme="minorHAnsi" w:eastAsiaTheme="minorEastAsia" w:csTheme="minorBidi"/>
           <w:b/>
-          <w:i w:val="0"/>
+          <w:bCs/>
           <w:color w:val="333333"/>
           <w:sz w:val="20"/>
+          <w:szCs w:val="22"/>
         </w:rPr>
         <w:t>Exchange</w:t>
       </w:r>
       <w:r>
         <w:rPr>
-          <w:b w:val="0"/>
-          <w:i w:val="0"/>
+          <w:rFonts w:ascii="Cambria" w:hAnsi="Cambria" w:eastAsia="ＭＳ 明朝" w:cs="Cambria" w:asciiTheme="minorHAnsi" w:hAnsiTheme="minorHAnsi" w:eastAsiaTheme="minorEastAsia" w:csTheme="minorBidi"/>
           <w:color w:val="333333"/>
           <w:sz w:val="20"/>
+          <w:szCs w:val="22"/>
         </w:rPr>
         <w:t>: betting exchange con quote fissate dagli scommettitori, funzionalità Moneyback per gestire l'esposizione prima della fine dell'evento. Esclude Cashout tradizionale e non concorre alla validazione del bonus di benvenuto sport.</w:t>
       </w:r>
@@ -2334,19 +2613,21 @@
       </w:pPr>
       <w:r>
         <w:rPr>
+          <w:rFonts w:ascii="Cambria" w:hAnsi="Cambria" w:eastAsia="ＭＳ 明朝" w:cs="Cambria" w:asciiTheme="minorHAnsi" w:hAnsiTheme="minorHAnsi" w:eastAsiaTheme="minorEastAsia" w:csTheme="minorBidi"/>
           <w:b/>
-          <w:i w:val="0"/>
+          <w:bCs/>
           <w:color w:val="333333"/>
           <w:sz w:val="20"/>
+          <w:szCs w:val="22"/>
         </w:rPr>
         <w:t>Ippica</w:t>
       </w:r>
       <w:r>
         <w:rPr>
-          <w:b w:val="0"/>
-          <w:i w:val="0"/>
+          <w:rFonts w:ascii="Cambria" w:hAnsi="Cambria" w:eastAsia="ＭＳ 明朝" w:cs="Cambria" w:asciiTheme="minorHAnsi" w:hAnsiTheme="minorHAnsi" w:eastAsiaTheme="minorEastAsia" w:csTheme="minorBidi"/>
           <w:color w:val="333333"/>
           <w:sz w:val="20"/>
+          <w:szCs w:val="22"/>
         </w:rPr>
         <w:t>: sezione dedicata con streaming live delle corse, tra i punti di forza più citati dagli utenti.</w:t>
       </w:r>
@@ -2357,19 +2638,21 @@
       </w:pPr>
       <w:r>
         <w:rPr>
+          <w:rFonts w:ascii="Cambria" w:hAnsi="Cambria" w:eastAsia="ＭＳ 明朝" w:cs="Cambria" w:asciiTheme="minorHAnsi" w:hAnsiTheme="minorHAnsi" w:eastAsiaTheme="minorEastAsia" w:csTheme="minorBidi"/>
           <w:b/>
-          <w:i w:val="0"/>
+          <w:bCs/>
           <w:color w:val="333333"/>
           <w:sz w:val="20"/>
+          <w:szCs w:val="22"/>
         </w:rPr>
         <w:t>Casinò online</w:t>
       </w:r>
       <w:r>
         <w:rPr>
-          <w:b w:val="0"/>
-          <w:i w:val="0"/>
+          <w:rFonts w:ascii="Cambria" w:hAnsi="Cambria" w:eastAsia="ＭＳ 明朝" w:cs="Cambria" w:asciiTheme="minorHAnsi" w:hAnsiTheme="minorHAnsi" w:eastAsiaTheme="minorEastAsia" w:csTheme="minorBidi"/>
           <w:color w:val="333333"/>
           <w:sz w:val="20"/>
+          <w:szCs w:val="22"/>
         </w:rPr>
         <w:t>: catalogo tra i più ampi del mercato ADM, oltre 5.500 titoli, distribuiti su 60+ provider certificati.</w:t>
       </w:r>
@@ -2380,19 +2663,21 @@
       </w:pPr>
       <w:r>
         <w:rPr>
+          <w:rFonts w:ascii="Cambria" w:hAnsi="Cambria" w:eastAsia="ＭＳ 明朝" w:cs="Cambria" w:asciiTheme="minorHAnsi" w:hAnsiTheme="minorHAnsi" w:eastAsiaTheme="minorEastAsia" w:csTheme="minorBidi"/>
           <w:b/>
-          <w:i w:val="0"/>
+          <w:bCs/>
           <w:color w:val="333333"/>
           <w:sz w:val="20"/>
+          <w:szCs w:val="22"/>
         </w:rPr>
         <w:t>Casinò live</w:t>
       </w:r>
       <w:r>
         <w:rPr>
-          <w:b w:val="0"/>
-          <w:i w:val="0"/>
+          <w:rFonts w:ascii="Cambria" w:hAnsi="Cambria" w:eastAsia="ＭＳ 明朝" w:cs="Cambria" w:asciiTheme="minorHAnsi" w:hAnsiTheme="minorHAnsi" w:eastAsiaTheme="minorEastAsia" w:csTheme="minorBidi"/>
           <w:color w:val="333333"/>
           <w:sz w:val="20"/>
+          <w:szCs w:val="22"/>
         </w:rPr>
         <w:t>: oltre 900 tavoli, disponibili 24 ore su 24.</w:t>
       </w:r>
@@ -2403,29 +2688,31 @@
       </w:pPr>
       <w:r>
         <w:rPr>
+          <w:rFonts w:ascii="Cambria" w:hAnsi="Cambria" w:eastAsia="ＭＳ 明朝" w:cs="Cambria" w:asciiTheme="minorHAnsi" w:hAnsiTheme="minorHAnsi" w:eastAsiaTheme="minorEastAsia" w:csTheme="minorBidi"/>
           <w:b/>
-          <w:i w:val="0"/>
+          <w:bCs/>
           <w:color w:val="333333"/>
           <w:sz w:val="20"/>
+          <w:szCs w:val="22"/>
         </w:rPr>
         <w:t>Bingo, Poker, Lotterie</w:t>
       </w:r>
       <w:r>
         <w:rPr>
-          <w:b w:val="0"/>
-          <w:i w:val="0"/>
+          <w:rFonts w:ascii="Cambria" w:hAnsi="Cambria" w:eastAsia="ＭＳ 明朝" w:cs="Cambria" w:asciiTheme="minorHAnsi" w:hAnsiTheme="minorHAnsi" w:eastAsiaTheme="minorEastAsia" w:csTheme="minorBidi"/>
           <w:color w:val="333333"/>
           <w:sz w:val="20"/>
+          <w:szCs w:val="22"/>
         </w:rPr>
         <w:t>: sezioni presenti nell'app, a completamento dell'offerta.</w:t>
       </w:r>
     </w:p>
     <w:p>
       <w:pPr>
-        <w:spacing w:before="200" w:after="200"/>
         <w:pBdr>
           <w:bottom w:val="single" w:sz="6" w:space="1" w:color="C8A951"/>
         </w:pBdr>
+        <w:spacing w:before="200" w:after="200"/>
       </w:pPr>
     </w:p>
     <w:p>
@@ -2434,10 +2721,12 @@
       </w:pPr>
       <w:r>
         <w:rPr>
+          <w:rFonts w:ascii="Cambria" w:hAnsi="Cambria" w:eastAsia="ＭＳ 明朝" w:cs="Cambria" w:asciiTheme="minorHAnsi" w:hAnsiTheme="minorHAnsi" w:eastAsiaTheme="minorEastAsia" w:csTheme="minorBidi"/>
           <w:b/>
-          <w:i w:val="0"/>
+          <w:bCs/>
           <w:color w:val="1A1A2E"/>
           <w:sz w:val="28"/>
+          <w:szCs w:val="22"/>
         </w:rPr>
         <w:t>PROMOZIONI</w:t>
       </w:r>
@@ -2448,10 +2737,12 @@
       </w:pPr>
       <w:r>
         <w:rPr>
+          <w:rFonts w:ascii="Cambria" w:hAnsi="Cambria" w:eastAsia="ＭＳ 明朝" w:cs="Cambria" w:asciiTheme="minorHAnsi" w:hAnsiTheme="minorHAnsi" w:eastAsiaTheme="minorEastAsia" w:csTheme="minorBidi"/>
           <w:b/>
-          <w:i w:val="0"/>
+          <w:bCs/>
           <w:color w:val="0F3460"/>
           <w:sz w:val="24"/>
+          <w:szCs w:val="22"/>
         </w:rPr>
         <w:t>Bonus di benvenuto Sport</w:t>
       </w:r>
@@ -2462,18 +2753,32 @@
       </w:pPr>
       <w:r>
         <w:rPr>
-          <w:b w:val="0"/>
-          <w:i w:val="0"/>
+          <w:rFonts w:ascii="Cambria" w:hAnsi="Cambria" w:eastAsia="ＭＳ 明朝" w:cs="Cambria" w:asciiTheme="minorHAnsi" w:hAnsiTheme="minorHAnsi" w:eastAsiaTheme="minorEastAsia" w:csTheme="minorBidi"/>
           <w:color w:val="333333"/>
           <w:sz w:val="20"/>
+          <w:szCs w:val="22"/>
         </w:rPr>
         <w:t>Il pilastro dell'offerta è il 100% sul primo deposito fino a 5.000€.</w:t>
       </w:r>
     </w:p>
     <w:tbl>
       <w:tblPr>
-        <w:tblW w:type="auto" w:w="0"/>
-        <w:tblLook w:firstColumn="1" w:firstRow="1" w:lastColumn="0" w:lastRow="0" w:noHBand="0" w:noVBand="1" w:val="04A0"/>
+        <w:tblW w:w="0" w:type="auto"/>
+        <w:tblBorders>
+          <w:top w:val="single" w:sz="1" w:space="0" w:color="CCCCCC"/>
+          <w:left w:val="single" w:sz="1" w:space="0" w:color="CCCCCC"/>
+          <w:bottom w:val="single" w:sz="1" w:space="0" w:color="CCCCCC"/>
+          <w:right w:val="single" w:sz="1" w:space="0" w:color="CCCCCC"/>
+          <w:insideH w:val="single" w:sz="1" w:space="0" w:color="CCCCCC"/>
+          <w:insideV w:val="single" w:sz="1" w:space="0" w:color="CCCCCC"/>
+        </w:tblBorders>
+        <w:tblCellMar>
+          <w:top w:w="0" w:type="dxa"/>
+          <w:left w:w="108" w:type="dxa"/>
+          <w:bottom w:w="0" w:type="dxa"/>
+          <w:right w:w="108" w:type="dxa"/>
+        </w:tblCellMar>
+        <w:tblLook w:firstRow="1" w:firstColumn="1" w:noVBand="1"/>
       </w:tblPr>
       <w:tblGrid>
         <w:gridCol w:w="4513"/>
@@ -2482,14 +2787,14 @@
       <w:tr>
         <w:tc>
           <w:tcPr>
-            <w:tcW w:type="dxa" w:w="2551"/>
-            <w:shd w:val="clear" w:color="auto" w:fill="F5F5F5"/>
+            <w:tcW w:w="2551" w:type="dxa"/>
             <w:tcBorders>
               <w:top w:val="single" w:sz="1" w:space="0" w:color="CCCCCC"/>
               <w:left w:val="single" w:sz="1" w:space="0" w:color="CCCCCC"/>
               <w:bottom w:val="single" w:sz="1" w:space="0" w:color="CCCCCC"/>
               <w:right w:val="single" w:sz="1" w:space="0" w:color="CCCCCC"/>
             </w:tcBorders>
+            <w:shd w:val="clear" w:fill="F5F5F5"/>
             <w:tcMar>
               <w:top w:w="80" w:type="dxa"/>
               <w:left w:w="120" w:type="dxa"/>
@@ -2498,12 +2803,17 @@
             </w:tcMar>
           </w:tcPr>
           <w:p>
+            <w:pPr>
+              <w:spacing w:after="200" w:line="276" w:lineRule="auto"/>
+            </w:pPr>
             <w:r>
               <w:rPr>
+                <w:rFonts w:ascii="Cambria" w:hAnsi="Cambria" w:eastAsia="ＭＳ 明朝" w:cs="Cambria" w:asciiTheme="minorHAnsi" w:hAnsiTheme="minorHAnsi" w:eastAsiaTheme="minorEastAsia" w:csTheme="minorBidi"/>
                 <w:b/>
-                <w:i w:val="0"/>
+                <w:bCs/>
                 <w:color w:val="333333"/>
                 <w:sz w:val="20"/>
+                <w:szCs w:val="22"/>
               </w:rPr>
               <w:t>Massimale</w:t>
             </w:r>
@@ -2511,14 +2821,14 @@
         </w:tc>
         <w:tc>
           <w:tcPr>
-            <w:tcW w:type="dxa" w:w="6236"/>
-            <w:shd w:val="clear" w:color="auto" w:fill="F5F5F5"/>
+            <w:tcW w:w="6236" w:type="dxa"/>
             <w:tcBorders>
               <w:top w:val="single" w:sz="1" w:space="0" w:color="CCCCCC"/>
               <w:left w:val="single" w:sz="1" w:space="0" w:color="CCCCCC"/>
               <w:bottom w:val="single" w:sz="1" w:space="0" w:color="CCCCCC"/>
               <w:right w:val="single" w:sz="1" w:space="0" w:color="CCCCCC"/>
             </w:tcBorders>
+            <w:shd w:val="clear" w:fill="F5F5F5"/>
             <w:tcMar>
               <w:top w:w="80" w:type="dxa"/>
               <w:left w:w="120" w:type="dxa"/>
@@ -2527,12 +2837,15 @@
             </w:tcMar>
           </w:tcPr>
           <w:p>
+            <w:pPr>
+              <w:spacing w:after="200" w:line="276" w:lineRule="auto"/>
+            </w:pPr>
             <w:r>
               <w:rPr>
-                <w:b w:val="0"/>
-                <w:i w:val="0"/>
+                <w:rFonts w:ascii="Cambria" w:hAnsi="Cambria" w:eastAsia="ＭＳ 明朝" w:cs="Cambria" w:asciiTheme="minorHAnsi" w:hAnsiTheme="minorHAnsi" w:eastAsiaTheme="minorEastAsia" w:csTheme="minorBidi"/>
                 <w:color w:val="333333"/>
                 <w:sz w:val="20"/>
+                <w:szCs w:val="22"/>
               </w:rPr>
               <w:t>5.000€</w:t>
             </w:r>
@@ -2542,14 +2855,14 @@
       <w:tr>
         <w:tc>
           <w:tcPr>
-            <w:tcW w:type="dxa" w:w="2551"/>
-            <w:shd w:val="clear" w:color="auto" w:fill="FFFFFF"/>
+            <w:tcW w:w="2551" w:type="dxa"/>
             <w:tcBorders>
               <w:top w:val="single" w:sz="1" w:space="0" w:color="CCCCCC"/>
               <w:left w:val="single" w:sz="1" w:space="0" w:color="CCCCCC"/>
               <w:bottom w:val="single" w:sz="1" w:space="0" w:color="CCCCCC"/>
               <w:right w:val="single" w:sz="1" w:space="0" w:color="CCCCCC"/>
             </w:tcBorders>
+            <w:shd w:val="clear" w:fill="FFFFFF"/>
             <w:tcMar>
               <w:top w:w="80" w:type="dxa"/>
               <w:left w:w="120" w:type="dxa"/>
@@ -2558,12 +2871,17 @@
             </w:tcMar>
           </w:tcPr>
           <w:p>
+            <w:pPr>
+              <w:spacing w:after="200" w:line="276" w:lineRule="auto"/>
+            </w:pPr>
             <w:r>
               <w:rPr>
+                <w:rFonts w:ascii="Cambria" w:hAnsi="Cambria" w:eastAsia="ＭＳ 明朝" w:cs="Cambria" w:asciiTheme="minorHAnsi" w:hAnsiTheme="minorHAnsi" w:eastAsiaTheme="minorEastAsia" w:csTheme="minorBidi"/>
                 <w:b/>
-                <w:i w:val="0"/>
+                <w:bCs/>
                 <w:color w:val="333333"/>
                 <w:sz w:val="20"/>
+                <w:szCs w:val="22"/>
               </w:rPr>
               <w:t>Deposito minimo qualificante</w:t>
             </w:r>
@@ -2571,14 +2889,14 @@
         </w:tc>
         <w:tc>
           <w:tcPr>
-            <w:tcW w:type="dxa" w:w="6236"/>
-            <w:shd w:val="clear" w:color="auto" w:fill="FFFFFF"/>
+            <w:tcW w:w="6236" w:type="dxa"/>
             <w:tcBorders>
               <w:top w:val="single" w:sz="1" w:space="0" w:color="CCCCCC"/>
               <w:left w:val="single" w:sz="1" w:space="0" w:color="CCCCCC"/>
               <w:bottom w:val="single" w:sz="1" w:space="0" w:color="CCCCCC"/>
               <w:right w:val="single" w:sz="1" w:space="0" w:color="CCCCCC"/>
             </w:tcBorders>
+            <w:shd w:val="clear" w:fill="FFFFFF"/>
             <w:tcMar>
               <w:top w:w="80" w:type="dxa"/>
               <w:left w:w="120" w:type="dxa"/>
@@ -2587,12 +2905,15 @@
             </w:tcMar>
           </w:tcPr>
           <w:p>
+            <w:pPr>
+              <w:spacing w:after="200" w:line="276" w:lineRule="auto"/>
+            </w:pPr>
             <w:r>
               <w:rPr>
-                <w:b w:val="0"/>
-                <w:i w:val="0"/>
+                <w:rFonts w:ascii="Cambria" w:hAnsi="Cambria" w:eastAsia="ＭＳ 明朝" w:cs="Cambria" w:asciiTheme="minorHAnsi" w:hAnsiTheme="minorHAnsi" w:eastAsiaTheme="minorEastAsia" w:csTheme="minorBidi"/>
                 <w:color w:val="333333"/>
                 <w:sz w:val="20"/>
+                <w:szCs w:val="22"/>
               </w:rPr>
               <w:t>5€</w:t>
             </w:r>
@@ -2602,14 +2923,14 @@
       <w:tr>
         <w:tc>
           <w:tcPr>
-            <w:tcW w:type="dxa" w:w="2551"/>
-            <w:shd w:val="clear" w:color="auto" w:fill="F5F5F5"/>
+            <w:tcW w:w="2551" w:type="dxa"/>
             <w:tcBorders>
               <w:top w:val="single" w:sz="1" w:space="0" w:color="CCCCCC"/>
               <w:left w:val="single" w:sz="1" w:space="0" w:color="CCCCCC"/>
               <w:bottom w:val="single" w:sz="1" w:space="0" w:color="CCCCCC"/>
               <w:right w:val="single" w:sz="1" w:space="0" w:color="CCCCCC"/>
             </w:tcBorders>
+            <w:shd w:val="clear" w:fill="F5F5F5"/>
             <w:tcMar>
               <w:top w:w="80" w:type="dxa"/>
               <w:left w:w="120" w:type="dxa"/>
@@ -2618,12 +2939,17 @@
             </w:tcMar>
           </w:tcPr>
           <w:p>
+            <w:pPr>
+              <w:spacing w:after="200" w:line="276" w:lineRule="auto"/>
+            </w:pPr>
             <w:r>
               <w:rPr>
+                <w:rFonts w:ascii="Cambria" w:hAnsi="Cambria" w:eastAsia="ＭＳ 明朝" w:cs="Cambria" w:asciiTheme="minorHAnsi" w:hAnsiTheme="minorHAnsi" w:eastAsiaTheme="minorEastAsia" w:csTheme="minorBidi"/>
                 <w:b/>
-                <w:i w:val="0"/>
+                <w:bCs/>
                 <w:color w:val="333333"/>
                 <w:sz w:val="20"/>
+                <w:szCs w:val="22"/>
               </w:rPr>
               <w:t>Quota minima</w:t>
             </w:r>
@@ -2631,14 +2957,14 @@
         </w:tc>
         <w:tc>
           <w:tcPr>
-            <w:tcW w:type="dxa" w:w="6236"/>
-            <w:shd w:val="clear" w:color="auto" w:fill="F5F5F5"/>
+            <w:tcW w:w="6236" w:type="dxa"/>
             <w:tcBorders>
               <w:top w:val="single" w:sz="1" w:space="0" w:color="CCCCCC"/>
               <w:left w:val="single" w:sz="1" w:space="0" w:color="CCCCCC"/>
               <w:bottom w:val="single" w:sz="1" w:space="0" w:color="CCCCCC"/>
               <w:right w:val="single" w:sz="1" w:space="0" w:color="CCCCCC"/>
             </w:tcBorders>
+            <w:shd w:val="clear" w:fill="F5F5F5"/>
             <w:tcMar>
               <w:top w:w="80" w:type="dxa"/>
               <w:left w:w="120" w:type="dxa"/>
@@ -2647,12 +2973,15 @@
             </w:tcMar>
           </w:tcPr>
           <w:p>
+            <w:pPr>
+              <w:spacing w:after="200" w:line="276" w:lineRule="auto"/>
+            </w:pPr>
             <w:r>
               <w:rPr>
-                <w:b w:val="0"/>
-                <w:i w:val="0"/>
+                <w:rFonts w:ascii="Cambria" w:hAnsi="Cambria" w:eastAsia="ＭＳ 明朝" w:cs="Cambria" w:asciiTheme="minorHAnsi" w:hAnsiTheme="minorHAnsi" w:eastAsiaTheme="minorEastAsia" w:csTheme="minorBidi"/>
                 <w:color w:val="333333"/>
                 <w:sz w:val="20"/>
+                <w:szCs w:val="22"/>
               </w:rPr>
               <w:t>3,50 per evento, su scommesse pre-match, live o multiple</w:t>
             </w:r>
@@ -2662,14 +2991,14 @@
       <w:tr>
         <w:tc>
           <w:tcPr>
-            <w:tcW w:type="dxa" w:w="2551"/>
-            <w:shd w:val="clear" w:color="auto" w:fill="FFFFFF"/>
+            <w:tcW w:w="2551" w:type="dxa"/>
             <w:tcBorders>
               <w:top w:val="single" w:sz="1" w:space="0" w:color="CCCCCC"/>
               <w:left w:val="single" w:sz="1" w:space="0" w:color="CCCCCC"/>
               <w:bottom w:val="single" w:sz="1" w:space="0" w:color="CCCCCC"/>
               <w:right w:val="single" w:sz="1" w:space="0" w:color="CCCCCC"/>
             </w:tcBorders>
+            <w:shd w:val="clear" w:fill="FFFFFF"/>
             <w:tcMar>
               <w:top w:w="80" w:type="dxa"/>
               <w:left w:w="120" w:type="dxa"/>
@@ -2678,12 +3007,17 @@
             </w:tcMar>
           </w:tcPr>
           <w:p>
+            <w:pPr>
+              <w:spacing w:after="200" w:line="276" w:lineRule="auto"/>
+            </w:pPr>
             <w:r>
               <w:rPr>
+                <w:rFonts w:ascii="Cambria" w:hAnsi="Cambria" w:eastAsia="ＭＳ 明朝" w:cs="Cambria" w:asciiTheme="minorHAnsi" w:hAnsiTheme="minorHAnsi" w:eastAsiaTheme="minorEastAsia" w:csTheme="minorBidi"/>
                 <w:b/>
-                <w:i w:val="0"/>
+                <w:bCs/>
                 <w:color w:val="333333"/>
                 <w:sz w:val="20"/>
+                <w:szCs w:val="22"/>
               </w:rPr>
               <w:t>Esclusioni</w:t>
             </w:r>
@@ -2691,14 +3025,14 @@
         </w:tc>
         <w:tc>
           <w:tcPr>
-            <w:tcW w:type="dxa" w:w="6236"/>
-            <w:shd w:val="clear" w:color="auto" w:fill="FFFFFF"/>
+            <w:tcW w:w="6236" w:type="dxa"/>
             <w:tcBorders>
               <w:top w:val="single" w:sz="1" w:space="0" w:color="CCCCCC"/>
               <w:left w:val="single" w:sz="1" w:space="0" w:color="CCCCCC"/>
               <w:bottom w:val="single" w:sz="1" w:space="0" w:color="CCCCCC"/>
               <w:right w:val="single" w:sz="1" w:space="0" w:color="CCCCCC"/>
             </w:tcBorders>
+            <w:shd w:val="clear" w:fill="FFFFFF"/>
             <w:tcMar>
               <w:top w:w="80" w:type="dxa"/>
               <w:left w:w="120" w:type="dxa"/>
@@ -2707,12 +3041,15 @@
             </w:tcMar>
           </w:tcPr>
           <w:p>
+            <w:pPr>
+              <w:spacing w:after="200" w:line="276" w:lineRule="auto"/>
+            </w:pPr>
             <w:r>
               <w:rPr>
-                <w:b w:val="0"/>
-                <w:i w:val="0"/>
+                <w:rFonts w:ascii="Cambria" w:hAnsi="Cambria" w:eastAsia="ＭＳ 明朝" w:cs="Cambria" w:asciiTheme="minorHAnsi" w:hAnsiTheme="minorHAnsi" w:eastAsiaTheme="minorEastAsia" w:csTheme="minorBidi"/>
                 <w:color w:val="333333"/>
                 <w:sz w:val="20"/>
+                <w:szCs w:val="22"/>
               </w:rPr>
               <w:t>Exchange e Cashout non concorrono alla validazione</w:t>
             </w:r>
@@ -2722,14 +3059,14 @@
       <w:tr>
         <w:tc>
           <w:tcPr>
-            <w:tcW w:type="dxa" w:w="2551"/>
-            <w:shd w:val="clear" w:color="auto" w:fill="F5F5F5"/>
+            <w:tcW w:w="2551" w:type="dxa"/>
             <w:tcBorders>
               <w:top w:val="single" w:sz="1" w:space="0" w:color="CCCCCC"/>
               <w:left w:val="single" w:sz="1" w:space="0" w:color="CCCCCC"/>
               <w:bottom w:val="single" w:sz="1" w:space="0" w:color="CCCCCC"/>
               <w:right w:val="single" w:sz="1" w:space="0" w:color="CCCCCC"/>
             </w:tcBorders>
+            <w:shd w:val="clear" w:fill="F5F5F5"/>
             <w:tcMar>
               <w:top w:w="80" w:type="dxa"/>
               <w:left w:w="120" w:type="dxa"/>
@@ -2738,12 +3075,17 @@
             </w:tcMar>
           </w:tcPr>
           <w:p>
+            <w:pPr>
+              <w:spacing w:after="200" w:line="276" w:lineRule="auto"/>
+            </w:pPr>
             <w:r>
               <w:rPr>
+                <w:rFonts w:ascii="Cambria" w:hAnsi="Cambria" w:eastAsia="ＭＳ 明朝" w:cs="Cambria" w:asciiTheme="minorHAnsi" w:hAnsiTheme="minorHAnsi" w:eastAsiaTheme="minorEastAsia" w:csTheme="minorBidi"/>
                 <w:b/>
-                <w:i w:val="0"/>
+                <w:bCs/>
                 <w:color w:val="333333"/>
                 <w:sz w:val="20"/>
+                <w:szCs w:val="22"/>
               </w:rPr>
               <w:t>Finestra temporale</w:t>
             </w:r>
@@ -2751,14 +3093,14 @@
         </w:tc>
         <w:tc>
           <w:tcPr>
-            <w:tcW w:type="dxa" w:w="6236"/>
-            <w:shd w:val="clear" w:color="auto" w:fill="F5F5F5"/>
+            <w:tcW w:w="6236" w:type="dxa"/>
             <w:tcBorders>
               <w:top w:val="single" w:sz="1" w:space="0" w:color="CCCCCC"/>
               <w:left w:val="single" w:sz="1" w:space="0" w:color="CCCCCC"/>
               <w:bottom w:val="single" w:sz="1" w:space="0" w:color="CCCCCC"/>
               <w:right w:val="single" w:sz="1" w:space="0" w:color="CCCCCC"/>
             </w:tcBorders>
+            <w:shd w:val="clear" w:fill="F5F5F5"/>
             <w:tcMar>
               <w:top w:w="80" w:type="dxa"/>
               <w:left w:w="120" w:type="dxa"/>
@@ -2767,12 +3109,15 @@
             </w:tcMar>
           </w:tcPr>
           <w:p>
+            <w:pPr>
+              <w:spacing w:after="200" w:line="276" w:lineRule="auto"/>
+            </w:pPr>
             <w:r>
               <w:rPr>
-                <w:b w:val="0"/>
-                <w:i w:val="0"/>
+                <w:rFonts w:ascii="Cambria" w:hAnsi="Cambria" w:eastAsia="ＭＳ 明朝" w:cs="Cambria" w:asciiTheme="minorHAnsi" w:hAnsiTheme="minorHAnsi" w:eastAsiaTheme="minorEastAsia" w:csTheme="minorBidi"/>
                 <w:color w:val="333333"/>
                 <w:sz w:val="20"/>
+                <w:szCs w:val="22"/>
               </w:rPr>
               <w:t>90 giorni per completare gli obiettivi</w:t>
             </w:r>
@@ -2782,14 +3127,14 @@
       <w:tr>
         <w:tc>
           <w:tcPr>
-            <w:tcW w:type="dxa" w:w="2551"/>
-            <w:shd w:val="clear" w:color="auto" w:fill="FFFFFF"/>
+            <w:tcW w:w="2551" w:type="dxa"/>
             <w:tcBorders>
               <w:top w:val="single" w:sz="1" w:space="0" w:color="CCCCCC"/>
               <w:left w:val="single" w:sz="1" w:space="0" w:color="CCCCCC"/>
               <w:bottom w:val="single" w:sz="1" w:space="0" w:color="CCCCCC"/>
               <w:right w:val="single" w:sz="1" w:space="0" w:color="CCCCCC"/>
             </w:tcBorders>
+            <w:shd w:val="clear" w:fill="FFFFFF"/>
             <w:tcMar>
               <w:top w:w="80" w:type="dxa"/>
               <w:left w:w="120" w:type="dxa"/>
@@ -2798,12 +3143,17 @@
             </w:tcMar>
           </w:tcPr>
           <w:p>
+            <w:pPr>
+              <w:spacing w:after="200" w:line="276" w:lineRule="auto"/>
+            </w:pPr>
             <w:r>
               <w:rPr>
+                <w:rFonts w:ascii="Cambria" w:hAnsi="Cambria" w:eastAsia="ＭＳ 明朝" w:cs="Cambria" w:asciiTheme="minorHAnsi" w:hAnsiTheme="minorHAnsi" w:eastAsiaTheme="minorEastAsia" w:csTheme="minorBidi"/>
                 <w:b/>
-                <w:i w:val="0"/>
+                <w:bCs/>
                 <w:color w:val="333333"/>
                 <w:sz w:val="20"/>
+                <w:szCs w:val="22"/>
               </w:rPr>
               <w:t>Erogazione</w:t>
             </w:r>
@@ -2811,14 +3161,14 @@
         </w:tc>
         <w:tc>
           <w:tcPr>
-            <w:tcW w:type="dxa" w:w="6236"/>
-            <w:shd w:val="clear" w:color="auto" w:fill="FFFFFF"/>
+            <w:tcW w:w="6236" w:type="dxa"/>
             <w:tcBorders>
               <w:top w:val="single" w:sz="1" w:space="0" w:color="CCCCCC"/>
               <w:left w:val="single" w:sz="1" w:space="0" w:color="CCCCCC"/>
               <w:bottom w:val="single" w:sz="1" w:space="0" w:color="CCCCCC"/>
               <w:right w:val="single" w:sz="1" w:space="0" w:color="CCCCCC"/>
             </w:tcBorders>
+            <w:shd w:val="clear" w:fill="FFFFFF"/>
             <w:tcMar>
               <w:top w:w="80" w:type="dxa"/>
               <w:left w:w="120" w:type="dxa"/>
@@ -2827,12 +3177,15 @@
             </w:tcMar>
           </w:tcPr>
           <w:p>
+            <w:pPr>
+              <w:spacing w:after="200" w:line="276" w:lineRule="auto"/>
+            </w:pPr>
             <w:r>
               <w:rPr>
-                <w:b w:val="0"/>
-                <w:i w:val="0"/>
+                <w:rFonts w:ascii="Cambria" w:hAnsi="Cambria" w:eastAsia="ＭＳ 明朝" w:cs="Cambria" w:asciiTheme="minorHAnsi" w:hAnsiTheme="minorHAnsi" w:eastAsiaTheme="minorEastAsia" w:csTheme="minorBidi"/>
                 <w:color w:val="333333"/>
                 <w:sz w:val="20"/>
+                <w:szCs w:val="22"/>
               </w:rPr>
               <w:t>A scaglioni progressivi</w:t>
             </w:r>
@@ -2846,10 +3199,10 @@
       </w:pPr>
       <w:r>
         <w:rPr>
-          <w:b w:val="0"/>
-          <w:i w:val="0"/>
+          <w:rFonts w:ascii="Cambria" w:hAnsi="Cambria" w:eastAsia="ＭＳ 明朝" w:cs="Cambria" w:asciiTheme="minorHAnsi" w:hAnsiTheme="minorHAnsi" w:eastAsiaTheme="minorEastAsia" w:csTheme="minorBidi"/>
           <w:color w:val="333333"/>
           <w:sz w:val="20"/>
+          <w:szCs w:val="22"/>
         </w:rPr>
         <w:t>A questo si aggiunge un pacchetto di benvenuto immediato: 10€ senza deposito, utilizzabili da subito sulle scommesse sportive, più 200 Fun Flag erogati in 4 tranche da 50, ogni due giorni a partire dall'assegnazione del primo bonus. In fase di registrazione va selezionata l'opzione “10€ e 200 Fun Flag Sport” per attivarlo.</w:t>
       </w:r>
@@ -2860,10 +3213,12 @@
       </w:pPr>
       <w:r>
         <w:rPr>
+          <w:rFonts w:ascii="Cambria" w:hAnsi="Cambria" w:eastAsia="ＭＳ 明朝" w:cs="Cambria" w:asciiTheme="minorHAnsi" w:hAnsiTheme="minorHAnsi" w:eastAsiaTheme="minorEastAsia" w:csTheme="minorBidi"/>
           <w:b/>
-          <w:i w:val="0"/>
+          <w:bCs/>
           <w:color w:val="0F3460"/>
           <w:sz w:val="24"/>
+          <w:szCs w:val="22"/>
         </w:rPr>
         <w:t>Bonus di benvenuto Casinò</w:t>
       </w:r>
@@ -2874,10 +3229,10 @@
       </w:pPr>
       <w:r>
         <w:rPr>
-          <w:b w:val="0"/>
-          <w:i w:val="0"/>
+          <w:rFonts w:ascii="Cambria" w:hAnsi="Cambria" w:eastAsia="ＭＳ 明朝" w:cs="Cambria" w:asciiTheme="minorHAnsi" w:hAnsiTheme="minorHAnsi" w:eastAsiaTheme="minorEastAsia" w:csTheme="minorBidi"/>
           <w:color w:val="333333"/>
           <w:sz w:val="20"/>
+          <w:szCs w:val="22"/>
         </w:rPr>
         <w:t>100% sul primo versamento fino a 3.000€ per il casinò, più un'offerta parallela fino a 3.000€ dedicata al casinò live.</w:t>
       </w:r>
@@ -2888,10 +3243,12 @@
       </w:pPr>
       <w:r>
         <w:rPr>
+          <w:rFonts w:ascii="Cambria" w:hAnsi="Cambria" w:eastAsia="ＭＳ 明朝" w:cs="Cambria" w:asciiTheme="minorHAnsi" w:hAnsiTheme="minorHAnsi" w:eastAsiaTheme="minorEastAsia" w:csTheme="minorBidi"/>
           <w:b/>
-          <w:i w:val="0"/>
+          <w:bCs/>
           <w:color w:val="0F3460"/>
           <w:sz w:val="24"/>
+          <w:szCs w:val="22"/>
         </w:rPr>
         <w:t>Bonus senza deposito: Registrazione SPID/CIE</w:t>
       </w:r>
@@ -2902,10 +3259,10 @@
       </w:pPr>
       <w:r>
         <w:rPr>
-          <w:b w:val="0"/>
-          <w:i w:val="0"/>
+          <w:rFonts w:ascii="Cambria" w:hAnsi="Cambria" w:eastAsia="ＭＳ 明朝" w:cs="Cambria" w:asciiTheme="minorHAnsi" w:hAnsiTheme="minorHAnsi" w:eastAsiaTheme="minorEastAsia" w:csTheme="minorBidi"/>
           <w:color w:val="333333"/>
           <w:sz w:val="20"/>
+          <w:szCs w:val="22"/>
         </w:rPr>
         <w:t>1.000€, erogati in 5 tranche da 200€ ciascuna. Rollover di 1.000€ per tranche, con un massimo di 500€ convertibili in saldo prelevabile.</w:t>
       </w:r>
@@ -2916,10 +3273,12 @@
       </w:pPr>
       <w:r>
         <w:rPr>
+          <w:rFonts w:ascii="Cambria" w:hAnsi="Cambria" w:eastAsia="ＭＳ 明朝" w:cs="Cambria" w:asciiTheme="minorHAnsi" w:hAnsiTheme="minorHAnsi" w:eastAsiaTheme="minorEastAsia" w:csTheme="minorBidi"/>
           <w:b/>
-          <w:i w:val="0"/>
+          <w:bCs/>
           <w:color w:val="0F3460"/>
           <w:sz w:val="24"/>
+          <w:szCs w:val="22"/>
         </w:rPr>
         <w:t>Bonus senza deposito: Registrazione classica</w:t>
       </w:r>
@@ -2930,18 +3289,32 @@
       </w:pPr>
       <w:r>
         <w:rPr>
-          <w:b w:val="0"/>
-          <w:i w:val="0"/>
+          <w:rFonts w:ascii="Cambria" w:hAnsi="Cambria" w:eastAsia="ＭＳ 明朝" w:cs="Cambria" w:asciiTheme="minorHAnsi" w:hAnsiTheme="minorHAnsi" w:eastAsiaTheme="minorEastAsia" w:csTheme="minorBidi"/>
           <w:color w:val="333333"/>
           <w:sz w:val="20"/>
+          <w:szCs w:val="22"/>
         </w:rPr>
         <w:t>250€, erogati in 5 tranche da 50€ ciascuna. Rollover di 250€, massimo 125€ convertibili.</w:t>
       </w:r>
     </w:p>
     <w:tbl>
       <w:tblPr>
-        <w:tblW w:type="auto" w:w="0"/>
-        <w:tblLook w:firstColumn="1" w:firstRow="1" w:lastColumn="0" w:lastRow="0" w:noHBand="0" w:noVBand="1" w:val="04A0"/>
+        <w:tblW w:w="0" w:type="auto"/>
+        <w:tblBorders>
+          <w:top w:val="single" w:sz="2" w:space="0" w:color="0F3460"/>
+          <w:left w:val="single" w:sz="2" w:space="0" w:color="0F3460"/>
+          <w:bottom w:val="single" w:sz="2" w:space="0" w:color="0F3460"/>
+          <w:right w:val="single" w:sz="2" w:space="0" w:color="0F3460"/>
+          <w:insideH w:val="single" w:sz="2" w:space="0" w:color="0F3460"/>
+          <w:insideV w:val="single" w:sz="2" w:space="0" w:color="0F3460"/>
+        </w:tblBorders>
+        <w:tblCellMar>
+          <w:top w:w="0" w:type="dxa"/>
+          <w:left w:w="108" w:type="dxa"/>
+          <w:bottom w:w="0" w:type="dxa"/>
+          <w:right w:w="108" w:type="dxa"/>
+        </w:tblCellMar>
+        <w:tblLook w:firstRow="1" w:firstColumn="1" w:noVBand="1"/>
       </w:tblPr>
       <w:tblGrid>
         <w:gridCol w:w="9026"/>
@@ -2949,14 +3322,14 @@
       <w:tr>
         <w:tc>
           <w:tcPr>
-            <w:tcW w:type="dxa" w:w="8787"/>
-            <w:shd w:val="clear" w:color="auto" w:fill="EBF5FB"/>
+            <w:tcW w:w="8787" w:type="dxa"/>
             <w:tcBorders>
               <w:top w:val="single" w:sz="2" w:space="0" w:color="0F3460"/>
               <w:left w:val="single" w:sz="2" w:space="0" w:color="0F3460"/>
               <w:bottom w:val="single" w:sz="2" w:space="0" w:color="0F3460"/>
               <w:right w:val="single" w:sz="2" w:space="0" w:color="0F3460"/>
             </w:tcBorders>
+            <w:shd w:val="clear" w:fill="EBF5FB"/>
             <w:tcMar>
               <w:top w:w="120" w:type="dxa"/>
               <w:left w:w="200" w:type="dxa"/>
@@ -2965,21 +3338,26 @@
             </w:tcMar>
           </w:tcPr>
           <w:p>
+            <w:pPr>
+              <w:spacing w:after="200" w:line="276" w:lineRule="auto"/>
+            </w:pPr>
             <w:r>
               <w:rPr>
+                <w:rFonts w:ascii="Cambria" w:hAnsi="Cambria" w:eastAsia="ＭＳ 明朝" w:cs="Cambria" w:asciiTheme="minorHAnsi" w:hAnsiTheme="minorHAnsi" w:eastAsiaTheme="minorEastAsia" w:csTheme="minorBidi"/>
                 <w:b/>
-                <w:i w:val="0"/>
+                <w:bCs/>
                 <w:color w:val="0F3460"/>
                 <w:sz w:val="20"/>
+                <w:szCs w:val="22"/>
               </w:rPr>
               <w:t xml:space="preserve">Nota importante: </w:t>
             </w:r>
             <w:r>
               <w:rPr>
-                <w:b w:val="0"/>
-                <w:i w:val="0"/>
+                <w:rFonts w:ascii="Cambria" w:hAnsi="Cambria" w:eastAsia="ＭＳ 明朝" w:cs="Cambria" w:asciiTheme="minorHAnsi" w:hAnsiTheme="minorHAnsi" w:eastAsiaTheme="minorEastAsia" w:csTheme="minorBidi"/>
                 <w:color w:val="333333"/>
                 <w:sz w:val="20"/>
+                <w:szCs w:val="22"/>
               </w:rPr>
               <w:t>tutte le condizioni (rollover, tempistiche, soglie) sono soggette ad aggiornamento da parte di Betflag. Verificare sempre i T&amp;C ufficiali prima dell'attivazione di qualsiasi bonus.</w:t>
             </w:r>
@@ -2989,10 +3367,10 @@
     </w:tbl>
     <w:p>
       <w:pPr>
-        <w:spacing w:before="200" w:after="200"/>
         <w:pBdr>
           <w:bottom w:val="single" w:sz="6" w:space="1" w:color="C8A951"/>
         </w:pBdr>
+        <w:spacing w:before="200" w:after="200"/>
       </w:pPr>
     </w:p>
     <w:p>
@@ -3001,10 +3379,12 @@
       </w:pPr>
       <w:r>
         <w:rPr>
+          <w:rFonts w:ascii="Cambria" w:hAnsi="Cambria" w:eastAsia="ＭＳ 明朝" w:cs="Cambria" w:asciiTheme="minorHAnsi" w:hAnsiTheme="minorHAnsi" w:eastAsiaTheme="minorEastAsia" w:csTheme="minorBidi"/>
           <w:b/>
-          <w:i w:val="0"/>
+          <w:bCs/>
           <w:color w:val="1A1A2E"/>
           <w:sz w:val="28"/>
+          <w:szCs w:val="22"/>
         </w:rPr>
         <w:t>INFO SULLE QUOTE, MERCATI E FUNZIONALITÀ</w:t>
       </w:r>
@@ -3015,10 +3395,10 @@
       </w:pPr>
       <w:r>
         <w:rPr>
-          <w:b w:val="0"/>
-          <w:i w:val="0"/>
+          <w:rFonts w:ascii="Cambria" w:hAnsi="Cambria" w:eastAsia="ＭＳ 明朝" w:cs="Cambria" w:asciiTheme="minorHAnsi" w:hAnsiTheme="minorHAnsi" w:eastAsiaTheme="minorEastAsia" w:csTheme="minorBidi"/>
           <w:color w:val="333333"/>
           <w:sz w:val="20"/>
+          <w:szCs w:val="22"/>
         </w:rPr>
         <w:t>Il tratto distintivo dell'offerta Betflag non è la profondità dei singoli mercati calcistici, in linea con la media di settore, ma la presenza dell'Exchange accanto alle scommesse tradizionali. Nell'exchange le quote nascono dall'incontro tra chi punta e chi banca un esito: il bookmaker si limita a intermediare e a trattenere una commissione sulle giocate abbinate. È un meccanismo diverso da quello delle quote fisse, pensato per chi vuole intervenire sull'esposizione durante l'evento, non solo scommettere sull'esito finale.</w:t>
       </w:r>
@@ -3029,10 +3409,10 @@
       </w:pPr>
       <w:r>
         <w:rPr>
-          <w:b w:val="0"/>
-          <w:i w:val="0"/>
+          <w:rFonts w:ascii="Cambria" w:hAnsi="Cambria" w:eastAsia="ＭＳ 明朝" w:cs="Cambria" w:asciiTheme="minorHAnsi" w:hAnsiTheme="minorHAnsi" w:eastAsiaTheme="minorEastAsia" w:csTheme="minorBidi"/>
           <w:color w:val="333333"/>
           <w:sz w:val="20"/>
+          <w:szCs w:val="22"/>
         </w:rPr>
         <w:t>La funzionalità Moneyback lavora su questo stesso principio: permette di incassare parte di una vincita potenziale o di limitare una perdita prima che l'evento sia concluso, ribilanciando la posizione in corso.</w:t>
       </w:r>
@@ -3043,10 +3423,12 @@
       </w:pPr>
       <w:r>
         <w:rPr>
+          <w:rFonts w:ascii="Cambria" w:hAnsi="Cambria" w:eastAsia="ＭＳ 明朝" w:cs="Cambria" w:asciiTheme="minorHAnsi" w:hAnsiTheme="minorHAnsi" w:eastAsiaTheme="minorEastAsia" w:csTheme="minorBidi"/>
           <w:b/>
-          <w:i w:val="0"/>
+          <w:bCs/>
           <w:color w:val="0F3460"/>
           <w:sz w:val="24"/>
+          <w:szCs w:val="22"/>
         </w:rPr>
         <w:t>Come piazzare una scommessa su Betflag</w:t>
       </w:r>
@@ -3057,19 +3439,21 @@
       </w:pPr>
       <w:r>
         <w:rPr>
+          <w:rFonts w:ascii="Cambria" w:hAnsi="Cambria" w:eastAsia="ＭＳ 明朝" w:cs="Cambria" w:asciiTheme="minorHAnsi" w:hAnsiTheme="minorHAnsi" w:eastAsiaTheme="minorEastAsia" w:csTheme="minorBidi"/>
           <w:b/>
-          <w:i w:val="0"/>
+          <w:bCs/>
           <w:color w:val="333333"/>
           <w:sz w:val="20"/>
+          <w:szCs w:val="22"/>
         </w:rPr>
         <w:t>STEP 1: Scegli l'evento</w:t>
       </w:r>
       <w:r>
         <w:rPr>
-          <w:b w:val="0"/>
-          <w:i w:val="0"/>
+          <w:rFonts w:ascii="Cambria" w:hAnsi="Cambria" w:eastAsia="ＭＳ 明朝" w:cs="Cambria" w:asciiTheme="minorHAnsi" w:hAnsiTheme="minorHAnsi" w:eastAsiaTheme="minorEastAsia" w:csTheme="minorBidi"/>
           <w:color w:val="333333"/>
           <w:sz w:val="20"/>
+          <w:szCs w:val="22"/>
         </w:rPr>
         <w:t xml:space="preserve"> — Naviga il palinsesto o usa la ricerca rapida. Seleziona il mercato e la quota desiderata.</w:t>
       </w:r>
@@ -3080,19 +3464,21 @@
       </w:pPr>
       <w:r>
         <w:rPr>
+          <w:rFonts w:ascii="Cambria" w:hAnsi="Cambria" w:eastAsia="ＭＳ 明朝" w:cs="Cambria" w:asciiTheme="minorHAnsi" w:hAnsiTheme="minorHAnsi" w:eastAsiaTheme="minorEastAsia" w:csTheme="minorBidi"/>
           <w:b/>
-          <w:i w:val="0"/>
+          <w:bCs/>
           <w:color w:val="333333"/>
           <w:sz w:val="20"/>
+          <w:szCs w:val="22"/>
         </w:rPr>
         <w:t>STEP 2: Componi la giocata</w:t>
       </w:r>
       <w:r>
         <w:rPr>
-          <w:b w:val="0"/>
-          <w:i w:val="0"/>
+          <w:rFonts w:ascii="Cambria" w:hAnsi="Cambria" w:eastAsia="ＭＳ 明朝" w:cs="Cambria" w:asciiTheme="minorHAnsi" w:hAnsiTheme="minorHAnsi" w:eastAsiaTheme="minorEastAsia" w:csTheme="minorBidi"/>
           <w:color w:val="333333"/>
           <w:sz w:val="20"/>
+          <w:szCs w:val="22"/>
         </w:rPr>
         <w:t xml:space="preserve"> — Inserisci l'importo. Aggiungi altri eventi per una multipla, oppure passa alla sezione Exchange per puntare o bancare una quota.</w:t>
       </w:r>
@@ -3103,29 +3489,31 @@
       </w:pPr>
       <w:r>
         <w:rPr>
+          <w:rFonts w:ascii="Cambria" w:hAnsi="Cambria" w:eastAsia="ＭＳ 明朝" w:cs="Cambria" w:asciiTheme="minorHAnsi" w:hAnsiTheme="minorHAnsi" w:eastAsiaTheme="minorEastAsia" w:csTheme="minorBidi"/>
           <w:b/>
-          <w:i w:val="0"/>
+          <w:bCs/>
           <w:color w:val="333333"/>
           <w:sz w:val="20"/>
+          <w:szCs w:val="22"/>
         </w:rPr>
         <w:t>STEP 3: Conferma</w:t>
       </w:r>
       <w:r>
         <w:rPr>
-          <w:b w:val="0"/>
-          <w:i w:val="0"/>
+          <w:rFonts w:ascii="Cambria" w:hAnsi="Cambria" w:eastAsia="ＭＳ 明朝" w:cs="Cambria" w:asciiTheme="minorHAnsi" w:hAnsiTheme="minorHAnsi" w:eastAsiaTheme="minorEastAsia" w:csTheme="minorBidi"/>
           <w:color w:val="333333"/>
           <w:sz w:val="20"/>
+          <w:szCs w:val="22"/>
         </w:rPr>
         <w:t xml:space="preserve"> — Conferma la giocata. La ricevuta appare in tempo reale nella cronologia del conto.</w:t>
       </w:r>
     </w:p>
     <w:p>
       <w:pPr>
-        <w:spacing w:before="200" w:after="200"/>
         <w:pBdr>
           <w:bottom w:val="single" w:sz="6" w:space="1" w:color="C8A951"/>
         </w:pBdr>
+        <w:spacing w:before="200" w:after="200"/>
       </w:pPr>
     </w:p>
     <w:p>
@@ -3134,10 +3522,12 @@
       </w:pPr>
       <w:r>
         <w:rPr>
+          <w:rFonts w:ascii="Cambria" w:hAnsi="Cambria" w:eastAsia="ＭＳ 明朝" w:cs="Cambria" w:asciiTheme="minorHAnsi" w:hAnsiTheme="minorHAnsi" w:eastAsiaTheme="minorEastAsia" w:csTheme="minorBidi"/>
           <w:b/>
-          <w:i w:val="0"/>
+          <w:bCs/>
           <w:color w:val="1A1A2E"/>
           <w:sz w:val="28"/>
+          <w:szCs w:val="22"/>
         </w:rPr>
         <w:t>CONTO DI SCOMMESSA E REGISTRAZIONE</w:t>
       </w:r>
@@ -3148,19 +3538,21 @@
       </w:pPr>
       <w:r>
         <w:rPr>
+          <w:rFonts w:ascii="Cambria" w:hAnsi="Cambria" w:eastAsia="ＭＳ 明朝" w:cs="Cambria" w:asciiTheme="minorHAnsi" w:hAnsiTheme="minorHAnsi" w:eastAsiaTheme="minorEastAsia" w:csTheme="minorBidi"/>
           <w:b/>
-          <w:i w:val="0"/>
+          <w:bCs/>
           <w:color w:val="333333"/>
           <w:sz w:val="20"/>
+          <w:szCs w:val="22"/>
         </w:rPr>
         <w:t>Registrazione classica</w:t>
       </w:r>
       <w:r>
         <w:rPr>
-          <w:b w:val="0"/>
-          <w:i w:val="0"/>
+          <w:rFonts w:ascii="Cambria" w:hAnsi="Cambria" w:eastAsia="ＭＳ 明朝" w:cs="Cambria" w:asciiTheme="minorHAnsi" w:hAnsiTheme="minorHAnsi" w:eastAsiaTheme="minorEastAsia" w:csTheme="minorBidi"/>
           <w:color w:val="333333"/>
           <w:sz w:val="20"/>
+          <w:szCs w:val="22"/>
         </w:rPr>
         <w:t>: compilazione del modulo con dati anagrafici, codice fiscale, email e numero di telefono, seguita dall'invio del documento d'identità per la verifica. All'esito positivo, il sistema eroga il bonus senza deposito da 250€.</w:t>
       </w:r>
@@ -3171,19 +3563,21 @@
       </w:pPr>
       <w:r>
         <w:rPr>
+          <w:rFonts w:ascii="Cambria" w:hAnsi="Cambria" w:eastAsia="ＭＳ 明朝" w:cs="Cambria" w:asciiTheme="minorHAnsi" w:hAnsiTheme="minorHAnsi" w:eastAsiaTheme="minorEastAsia" w:csTheme="minorBidi"/>
           <w:b/>
-          <w:i w:val="0"/>
+          <w:bCs/>
           <w:color w:val="333333"/>
           <w:sz w:val="20"/>
+          <w:szCs w:val="22"/>
         </w:rPr>
         <w:t>Registrazione SPID/CIE</w:t>
       </w:r>
       <w:r>
         <w:rPr>
-          <w:b w:val="0"/>
-          <w:i w:val="0"/>
+          <w:rFonts w:ascii="Cambria" w:hAnsi="Cambria" w:eastAsia="ＭＳ 明朝" w:cs="Cambria" w:asciiTheme="minorHAnsi" w:hAnsiTheme="minorHAnsi" w:eastAsiaTheme="minorEastAsia" w:csTheme="minorBidi"/>
           <w:color w:val="333333"/>
           <w:sz w:val="20"/>
+          <w:szCs w:val="22"/>
         </w:rPr>
         <w:t>: percorso accelerato tramite identità digitale, che elimina la fase di verifica documentale manuale e sblocca il bonus senza deposito maggiorato da 1.000€.</w:t>
       </w:r>
@@ -3194,29 +3588,31 @@
       </w:pPr>
       <w:r>
         <w:rPr>
+          <w:rFonts w:ascii="Cambria" w:hAnsi="Cambria" w:eastAsia="ＭＳ 明朝" w:cs="Cambria" w:asciiTheme="minorHAnsi" w:hAnsiTheme="minorHAnsi" w:eastAsiaTheme="minorEastAsia" w:csTheme="minorBidi"/>
           <w:b/>
-          <w:i w:val="0"/>
+          <w:bCs/>
           <w:color w:val="333333"/>
           <w:sz w:val="20"/>
+          <w:szCs w:val="22"/>
         </w:rPr>
         <w:t>Requisiti di base</w:t>
       </w:r>
       <w:r>
         <w:rPr>
-          <w:b w:val="0"/>
-          <w:i w:val="0"/>
+          <w:rFonts w:ascii="Cambria" w:hAnsi="Cambria" w:eastAsia="ＭＳ 明朝" w:cs="Cambria" w:asciiTheme="minorHAnsi" w:hAnsiTheme="minorHAnsi" w:eastAsiaTheme="minorEastAsia" w:csTheme="minorBidi"/>
           <w:color w:val="333333"/>
           <w:sz w:val="20"/>
+          <w:szCs w:val="22"/>
         </w:rPr>
         <w:t>: maggiore età (18 anni), residenza in Italia, codice fiscale italiano, documento d'identità in corso di validità.</w:t>
       </w:r>
     </w:p>
     <w:p>
       <w:pPr>
-        <w:spacing w:before="200" w:after="200"/>
         <w:pBdr>
           <w:bottom w:val="single" w:sz="6" w:space="1" w:color="C8A951"/>
         </w:pBdr>
+        <w:spacing w:before="200" w:after="200"/>
       </w:pPr>
     </w:p>
     <w:p>
@@ -3225,10 +3621,12 @@
       </w:pPr>
       <w:r>
         <w:rPr>
+          <w:rFonts w:ascii="Cambria" w:hAnsi="Cambria" w:eastAsia="ＭＳ 明朝" w:cs="Cambria" w:asciiTheme="minorHAnsi" w:hAnsiTheme="minorHAnsi" w:eastAsiaTheme="minorEastAsia" w:csTheme="minorBidi"/>
           <w:b/>
-          <w:i w:val="0"/>
+          <w:bCs/>
           <w:color w:val="1A1A2E"/>
           <w:sz w:val="28"/>
+          <w:szCs w:val="22"/>
         </w:rPr>
         <w:t>METODI DI PAGAMENTO</w:t>
       </w:r>
@@ -3239,18 +3637,32 @@
       </w:pPr>
       <w:r>
         <w:rPr>
-          <w:b w:val="0"/>
-          <w:i w:val="0"/>
+          <w:rFonts w:ascii="Cambria" w:hAnsi="Cambria" w:eastAsia="ＭＳ 明朝" w:cs="Cambria" w:asciiTheme="minorHAnsi" w:hAnsiTheme="minorHAnsi" w:eastAsiaTheme="minorEastAsia" w:csTheme="minorBidi"/>
           <w:color w:val="333333"/>
           <w:sz w:val="20"/>
+          <w:szCs w:val="22"/>
         </w:rPr>
         <w:t>Betflag mette a disposizione 13 modalità di deposito, tra le più ampie del mercato ADM: Visa, Visa Electron, Maestro, Mastercard, PayPal, Skrill, Neteller, PostePay, bonifico bancario, Paysafecard e OnShop.</w:t>
       </w:r>
     </w:p>
     <w:tbl>
       <w:tblPr>
-        <w:tblW w:type="auto" w:w="0"/>
-        <w:tblLook w:firstColumn="1" w:firstRow="1" w:lastColumn="0" w:lastRow="0" w:noHBand="0" w:noVBand="1" w:val="04A0"/>
+        <w:tblW w:w="0" w:type="auto"/>
+        <w:tblBorders>
+          <w:top w:val="single" w:sz="1" w:space="0" w:color="CCCCCC"/>
+          <w:left w:val="single" w:sz="1" w:space="0" w:color="CCCCCC"/>
+          <w:bottom w:val="single" w:sz="1" w:space="0" w:color="CCCCCC"/>
+          <w:right w:val="single" w:sz="1" w:space="0" w:color="CCCCCC"/>
+          <w:insideH w:val="single" w:sz="1" w:space="0" w:color="CCCCCC"/>
+          <w:insideV w:val="single" w:sz="1" w:space="0" w:color="CCCCCC"/>
+        </w:tblBorders>
+        <w:tblCellMar>
+          <w:top w:w="0" w:type="dxa"/>
+          <w:left w:w="108" w:type="dxa"/>
+          <w:bottom w:w="0" w:type="dxa"/>
+          <w:right w:w="108" w:type="dxa"/>
+        </w:tblCellMar>
+        <w:tblLook w:firstRow="1" w:firstColumn="1" w:noVBand="1"/>
       </w:tblPr>
       <w:tblGrid>
         <w:gridCol w:w="3009"/>
@@ -3260,14 +3672,14 @@
       <w:tr>
         <w:tc>
           <w:tcPr>
-            <w:tcW w:type="dxa" w:w="2929"/>
-            <w:shd w:val="clear" w:color="auto" w:fill="1A1A2E"/>
+            <w:tcW w:w="2929" w:type="dxa"/>
             <w:tcBorders>
               <w:top w:val="single" w:sz="1" w:space="0" w:color="CCCCCC"/>
               <w:left w:val="single" w:sz="1" w:space="0" w:color="CCCCCC"/>
               <w:bottom w:val="single" w:sz="1" w:space="0" w:color="CCCCCC"/>
               <w:right w:val="single" w:sz="1" w:space="0" w:color="CCCCCC"/>
             </w:tcBorders>
+            <w:shd w:val="clear" w:fill="1A1A2E"/>
             <w:tcMar>
               <w:top w:w="80" w:type="dxa"/>
               <w:left w:w="120" w:type="dxa"/>
@@ -3281,10 +3693,12 @@
             </w:pPr>
             <w:r>
               <w:rPr>
+                <w:rFonts w:ascii="Cambria" w:hAnsi="Cambria" w:eastAsia="ＭＳ 明朝" w:cs="Cambria" w:asciiTheme="minorHAnsi" w:hAnsiTheme="minorHAnsi" w:eastAsiaTheme="minorEastAsia" w:csTheme="minorBidi"/>
                 <w:b/>
-                <w:i w:val="0"/>
+                <w:bCs/>
                 <w:color w:val="FFFFFF"/>
                 <w:sz w:val="20"/>
+                <w:szCs w:val="22"/>
               </w:rPr>
               <w:t>Metodo</w:t>
             </w:r>
@@ -3292,14 +3706,14 @@
         </w:tc>
         <w:tc>
           <w:tcPr>
-            <w:tcW w:type="dxa" w:w="2929"/>
-            <w:shd w:val="clear" w:color="auto" w:fill="1A1A2E"/>
+            <w:tcW w:w="2929" w:type="dxa"/>
             <w:tcBorders>
               <w:top w:val="single" w:sz="1" w:space="0" w:color="CCCCCC"/>
               <w:left w:val="single" w:sz="1" w:space="0" w:color="CCCCCC"/>
               <w:bottom w:val="single" w:sz="1" w:space="0" w:color="CCCCCC"/>
               <w:right w:val="single" w:sz="1" w:space="0" w:color="CCCCCC"/>
             </w:tcBorders>
+            <w:shd w:val="clear" w:fill="1A1A2E"/>
             <w:tcMar>
               <w:top w:w="80" w:type="dxa"/>
               <w:left w:w="120" w:type="dxa"/>
@@ -3313,10 +3727,12 @@
             </w:pPr>
             <w:r>
               <w:rPr>
+                <w:rFonts w:ascii="Cambria" w:hAnsi="Cambria" w:eastAsia="ＭＳ 明朝" w:cs="Cambria" w:asciiTheme="minorHAnsi" w:hAnsiTheme="minorHAnsi" w:eastAsiaTheme="minorEastAsia" w:csTheme="minorBidi"/>
                 <w:b/>
-                <w:i w:val="0"/>
+                <w:bCs/>
                 <w:color w:val="FFFFFF"/>
                 <w:sz w:val="20"/>
+                <w:szCs w:val="22"/>
               </w:rPr>
               <w:t>Deposito minimo</w:t>
             </w:r>
@@ -3324,14 +3740,14 @@
         </w:tc>
         <w:tc>
           <w:tcPr>
-            <w:tcW w:type="dxa" w:w="2929"/>
-            <w:shd w:val="clear" w:color="auto" w:fill="1A1A2E"/>
+            <w:tcW w:w="2929" w:type="dxa"/>
             <w:tcBorders>
               <w:top w:val="single" w:sz="1" w:space="0" w:color="CCCCCC"/>
               <w:left w:val="single" w:sz="1" w:space="0" w:color="CCCCCC"/>
               <w:bottom w:val="single" w:sz="1" w:space="0" w:color="CCCCCC"/>
               <w:right w:val="single" w:sz="1" w:space="0" w:color="CCCCCC"/>
             </w:tcBorders>
+            <w:shd w:val="clear" w:fill="1A1A2E"/>
             <w:tcMar>
               <w:top w:w="80" w:type="dxa"/>
               <w:left w:w="120" w:type="dxa"/>
@@ -3345,10 +3761,12 @@
             </w:pPr>
             <w:r>
               <w:rPr>
+                <w:rFonts w:ascii="Cambria" w:hAnsi="Cambria" w:eastAsia="ＭＳ 明朝" w:cs="Cambria" w:asciiTheme="minorHAnsi" w:hAnsiTheme="minorHAnsi" w:eastAsiaTheme="minorEastAsia" w:csTheme="minorBidi"/>
                 <w:b/>
-                <w:i w:val="0"/>
+                <w:bCs/>
                 <w:color w:val="FFFFFF"/>
                 <w:sz w:val="20"/>
+                <w:szCs w:val="22"/>
               </w:rPr>
               <w:t>Prelievo</w:t>
             </w:r>
@@ -3358,14 +3776,14 @@
       <w:tr>
         <w:tc>
           <w:tcPr>
-            <w:tcW w:type="dxa" w:w="2929"/>
-            <w:shd w:val="clear" w:color="auto" w:fill="F5F5F5"/>
+            <w:tcW w:w="2929" w:type="dxa"/>
             <w:tcBorders>
               <w:top w:val="single" w:sz="1" w:space="0" w:color="CCCCCC"/>
               <w:left w:val="single" w:sz="1" w:space="0" w:color="CCCCCC"/>
               <w:bottom w:val="single" w:sz="1" w:space="0" w:color="CCCCCC"/>
               <w:right w:val="single" w:sz="1" w:space="0" w:color="CCCCCC"/>
             </w:tcBorders>
+            <w:shd w:val="clear" w:fill="F5F5F5"/>
             <w:tcMar>
               <w:top w:w="80" w:type="dxa"/>
               <w:left w:w="120" w:type="dxa"/>
@@ -3374,12 +3792,17 @@
             </w:tcMar>
           </w:tcPr>
           <w:p>
+            <w:pPr>
+              <w:spacing w:after="200" w:line="276" w:lineRule="auto"/>
+            </w:pPr>
             <w:r>
               <w:rPr>
+                <w:rFonts w:ascii="Cambria" w:hAnsi="Cambria" w:eastAsia="ＭＳ 明朝" w:cs="Cambria" w:asciiTheme="minorHAnsi" w:hAnsiTheme="minorHAnsi" w:eastAsiaTheme="minorEastAsia" w:csTheme="minorBidi"/>
                 <w:b/>
-                <w:i w:val="0"/>
+                <w:bCs/>
                 <w:color w:val="333333"/>
                 <w:sz w:val="20"/>
+                <w:szCs w:val="22"/>
               </w:rPr>
               <w:t>Carte (Visa/Mastercard/Maestro)</w:t>
             </w:r>
@@ -3387,14 +3810,14 @@
         </w:tc>
         <w:tc>
           <w:tcPr>
-            <w:tcW w:type="dxa" w:w="2929"/>
-            <w:shd w:val="clear" w:color="auto" w:fill="F5F5F5"/>
+            <w:tcW w:w="2929" w:type="dxa"/>
             <w:tcBorders>
               <w:top w:val="single" w:sz="1" w:space="0" w:color="CCCCCC"/>
               <w:left w:val="single" w:sz="1" w:space="0" w:color="CCCCCC"/>
               <w:bottom w:val="single" w:sz="1" w:space="0" w:color="CCCCCC"/>
               <w:right w:val="single" w:sz="1" w:space="0" w:color="CCCCCC"/>
             </w:tcBorders>
+            <w:shd w:val="clear" w:fill="F5F5F5"/>
             <w:tcMar>
               <w:top w:w="80" w:type="dxa"/>
               <w:left w:w="120" w:type="dxa"/>
@@ -3403,12 +3826,15 @@
             </w:tcMar>
           </w:tcPr>
           <w:p>
+            <w:pPr>
+              <w:spacing w:after="200" w:line="276" w:lineRule="auto"/>
+            </w:pPr>
             <w:r>
               <w:rPr>
-                <w:b w:val="0"/>
-                <w:i w:val="0"/>
+                <w:rFonts w:ascii="Cambria" w:hAnsi="Cambria" w:eastAsia="ＭＳ 明朝" w:cs="Cambria" w:asciiTheme="minorHAnsi" w:hAnsiTheme="minorHAnsi" w:eastAsiaTheme="minorEastAsia" w:csTheme="minorBidi"/>
                 <w:color w:val="333333"/>
                 <w:sz w:val="20"/>
+                <w:szCs w:val="22"/>
               </w:rPr>
               <w:t>5€</w:t>
             </w:r>
@@ -3416,14 +3842,14 @@
         </w:tc>
         <w:tc>
           <w:tcPr>
-            <w:tcW w:type="dxa" w:w="2929"/>
-            <w:shd w:val="clear" w:color="auto" w:fill="F5F5F5"/>
+            <w:tcW w:w="2929" w:type="dxa"/>
             <w:tcBorders>
               <w:top w:val="single" w:sz="1" w:space="0" w:color="CCCCCC"/>
               <w:left w:val="single" w:sz="1" w:space="0" w:color="CCCCCC"/>
               <w:bottom w:val="single" w:sz="1" w:space="0" w:color="CCCCCC"/>
               <w:right w:val="single" w:sz="1" w:space="0" w:color="CCCCCC"/>
             </w:tcBorders>
+            <w:shd w:val="clear" w:fill="F5F5F5"/>
             <w:tcMar>
               <w:top w:w="80" w:type="dxa"/>
               <w:left w:w="120" w:type="dxa"/>
@@ -3432,12 +3858,15 @@
             </w:tcMar>
           </w:tcPr>
           <w:p>
+            <w:pPr>
+              <w:spacing w:after="200" w:line="276" w:lineRule="auto"/>
+            </w:pPr>
             <w:r>
               <w:rPr>
-                <w:b w:val="0"/>
-                <w:i w:val="0"/>
+                <w:rFonts w:ascii="Cambria" w:hAnsi="Cambria" w:eastAsia="ＭＳ 明朝" w:cs="Cambria" w:asciiTheme="minorHAnsi" w:hAnsiTheme="minorHAnsi" w:eastAsiaTheme="minorEastAsia" w:csTheme="minorBidi"/>
                 <w:color w:val="333333"/>
                 <w:sz w:val="20"/>
+                <w:szCs w:val="22"/>
               </w:rPr>
               <w:t>Sì</w:t>
             </w:r>
@@ -3447,14 +3876,14 @@
       <w:tr>
         <w:tc>
           <w:tcPr>
-            <w:tcW w:type="dxa" w:w="2929"/>
-            <w:shd w:val="clear" w:color="auto" w:fill="FFFFFF"/>
+            <w:tcW w:w="2929" w:type="dxa"/>
             <w:tcBorders>
               <w:top w:val="single" w:sz="1" w:space="0" w:color="CCCCCC"/>
               <w:left w:val="single" w:sz="1" w:space="0" w:color="CCCCCC"/>
               <w:bottom w:val="single" w:sz="1" w:space="0" w:color="CCCCCC"/>
               <w:right w:val="single" w:sz="1" w:space="0" w:color="CCCCCC"/>
             </w:tcBorders>
+            <w:shd w:val="clear" w:fill="FFFFFF"/>
             <w:tcMar>
               <w:top w:w="80" w:type="dxa"/>
               <w:left w:w="120" w:type="dxa"/>
@@ -3463,12 +3892,17 @@
             </w:tcMar>
           </w:tcPr>
           <w:p>
+            <w:pPr>
+              <w:spacing w:after="200" w:line="276" w:lineRule="auto"/>
+            </w:pPr>
             <w:r>
               <w:rPr>
+                <w:rFonts w:ascii="Cambria" w:hAnsi="Cambria" w:eastAsia="ＭＳ 明朝" w:cs="Cambria" w:asciiTheme="minorHAnsi" w:hAnsiTheme="minorHAnsi" w:eastAsiaTheme="minorEastAsia" w:csTheme="minorBidi"/>
                 <w:b/>
-                <w:i w:val="0"/>
+                <w:bCs/>
                 <w:color w:val="333333"/>
                 <w:sz w:val="20"/>
+                <w:szCs w:val="22"/>
               </w:rPr>
               <w:t>PayPal</w:t>
             </w:r>
@@ -3476,14 +3910,14 @@
         </w:tc>
         <w:tc>
           <w:tcPr>
-            <w:tcW w:type="dxa" w:w="2929"/>
-            <w:shd w:val="clear" w:color="auto" w:fill="FFFFFF"/>
+            <w:tcW w:w="2929" w:type="dxa"/>
             <w:tcBorders>
               <w:top w:val="single" w:sz="1" w:space="0" w:color="CCCCCC"/>
               <w:left w:val="single" w:sz="1" w:space="0" w:color="CCCCCC"/>
               <w:bottom w:val="single" w:sz="1" w:space="0" w:color="CCCCCC"/>
               <w:right w:val="single" w:sz="1" w:space="0" w:color="CCCCCC"/>
             </w:tcBorders>
+            <w:shd w:val="clear" w:fill="FFFFFF"/>
             <w:tcMar>
               <w:top w:w="80" w:type="dxa"/>
               <w:left w:w="120" w:type="dxa"/>
@@ -3492,12 +3926,15 @@
             </w:tcMar>
           </w:tcPr>
           <w:p>
+            <w:pPr>
+              <w:spacing w:after="200" w:line="276" w:lineRule="auto"/>
+            </w:pPr>
             <w:r>
               <w:rPr>
-                <w:b w:val="0"/>
-                <w:i w:val="0"/>
+                <w:rFonts w:ascii="Cambria" w:hAnsi="Cambria" w:eastAsia="ＭＳ 明朝" w:cs="Cambria" w:asciiTheme="minorHAnsi" w:hAnsiTheme="minorHAnsi" w:eastAsiaTheme="minorEastAsia" w:csTheme="minorBidi"/>
                 <w:color w:val="333333"/>
                 <w:sz w:val="20"/>
+                <w:szCs w:val="22"/>
               </w:rPr>
               <w:t>5€</w:t>
             </w:r>
@@ -3505,14 +3942,14 @@
         </w:tc>
         <w:tc>
           <w:tcPr>
-            <w:tcW w:type="dxa" w:w="2929"/>
-            <w:shd w:val="clear" w:color="auto" w:fill="FFFFFF"/>
+            <w:tcW w:w="2929" w:type="dxa"/>
             <w:tcBorders>
               <w:top w:val="single" w:sz="1" w:space="0" w:color="CCCCCC"/>
               <w:left w:val="single" w:sz="1" w:space="0" w:color="CCCCCC"/>
               <w:bottom w:val="single" w:sz="1" w:space="0" w:color="CCCCCC"/>
               <w:right w:val="single" w:sz="1" w:space="0" w:color="CCCCCC"/>
             </w:tcBorders>
+            <w:shd w:val="clear" w:fill="FFFFFF"/>
             <w:tcMar>
               <w:top w:w="80" w:type="dxa"/>
               <w:left w:w="120" w:type="dxa"/>
@@ -3521,12 +3958,15 @@
             </w:tcMar>
           </w:tcPr>
           <w:p>
+            <w:pPr>
+              <w:spacing w:after="200" w:line="276" w:lineRule="auto"/>
+            </w:pPr>
             <w:r>
               <w:rPr>
-                <w:b w:val="0"/>
-                <w:i w:val="0"/>
+                <w:rFonts w:ascii="Cambria" w:hAnsi="Cambria" w:eastAsia="ＭＳ 明朝" w:cs="Cambria" w:asciiTheme="minorHAnsi" w:hAnsiTheme="minorHAnsi" w:eastAsiaTheme="minorEastAsia" w:csTheme="minorBidi"/>
                 <w:color w:val="333333"/>
                 <w:sz w:val="20"/>
+                <w:szCs w:val="22"/>
               </w:rPr>
               <w:t>Sì</w:t>
             </w:r>
@@ -3536,14 +3976,14 @@
       <w:tr>
         <w:tc>
           <w:tcPr>
-            <w:tcW w:type="dxa" w:w="2929"/>
-            <w:shd w:val="clear" w:color="auto" w:fill="F5F5F5"/>
+            <w:tcW w:w="2929" w:type="dxa"/>
             <w:tcBorders>
               <w:top w:val="single" w:sz="1" w:space="0" w:color="CCCCCC"/>
               <w:left w:val="single" w:sz="1" w:space="0" w:color="CCCCCC"/>
               <w:bottom w:val="single" w:sz="1" w:space="0" w:color="CCCCCC"/>
               <w:right w:val="single" w:sz="1" w:space="0" w:color="CCCCCC"/>
             </w:tcBorders>
+            <w:shd w:val="clear" w:fill="F5F5F5"/>
             <w:tcMar>
               <w:top w:w="80" w:type="dxa"/>
               <w:left w:w="120" w:type="dxa"/>
@@ -3552,12 +3992,17 @@
             </w:tcMar>
           </w:tcPr>
           <w:p>
+            <w:pPr>
+              <w:spacing w:after="200" w:line="276" w:lineRule="auto"/>
+            </w:pPr>
             <w:r>
               <w:rPr>
+                <w:rFonts w:ascii="Cambria" w:hAnsi="Cambria" w:eastAsia="ＭＳ 明朝" w:cs="Cambria" w:asciiTheme="minorHAnsi" w:hAnsiTheme="minorHAnsi" w:eastAsiaTheme="minorEastAsia" w:csTheme="minorBidi"/>
                 <w:b/>
-                <w:i w:val="0"/>
+                <w:bCs/>
                 <w:color w:val="333333"/>
                 <w:sz w:val="20"/>
+                <w:szCs w:val="22"/>
               </w:rPr>
               <w:t>Skrill / Neteller</w:t>
             </w:r>
@@ -3565,14 +4010,14 @@
         </w:tc>
         <w:tc>
           <w:tcPr>
-            <w:tcW w:type="dxa" w:w="2929"/>
-            <w:shd w:val="clear" w:color="auto" w:fill="F5F5F5"/>
+            <w:tcW w:w="2929" w:type="dxa"/>
             <w:tcBorders>
               <w:top w:val="single" w:sz="1" w:space="0" w:color="CCCCCC"/>
               <w:left w:val="single" w:sz="1" w:space="0" w:color="CCCCCC"/>
               <w:bottom w:val="single" w:sz="1" w:space="0" w:color="CCCCCC"/>
               <w:right w:val="single" w:sz="1" w:space="0" w:color="CCCCCC"/>
             </w:tcBorders>
+            <w:shd w:val="clear" w:fill="F5F5F5"/>
             <w:tcMar>
               <w:top w:w="80" w:type="dxa"/>
               <w:left w:w="120" w:type="dxa"/>
@@ -3581,12 +4026,15 @@
             </w:tcMar>
           </w:tcPr>
           <w:p>
+            <w:pPr>
+              <w:spacing w:after="200" w:line="276" w:lineRule="auto"/>
+            </w:pPr>
             <w:r>
               <w:rPr>
-                <w:b w:val="0"/>
-                <w:i w:val="0"/>
+                <w:rFonts w:ascii="Cambria" w:hAnsi="Cambria" w:eastAsia="ＭＳ 明朝" w:cs="Cambria" w:asciiTheme="minorHAnsi" w:hAnsiTheme="minorHAnsi" w:eastAsiaTheme="minorEastAsia" w:csTheme="minorBidi"/>
                 <w:color w:val="333333"/>
                 <w:sz w:val="20"/>
+                <w:szCs w:val="22"/>
               </w:rPr>
               <w:t>5€</w:t>
             </w:r>
@@ -3594,14 +4042,14 @@
         </w:tc>
         <w:tc>
           <w:tcPr>
-            <w:tcW w:type="dxa" w:w="2929"/>
-            <w:shd w:val="clear" w:color="auto" w:fill="F5F5F5"/>
+            <w:tcW w:w="2929" w:type="dxa"/>
             <w:tcBorders>
               <w:top w:val="single" w:sz="1" w:space="0" w:color="CCCCCC"/>
               <w:left w:val="single" w:sz="1" w:space="0" w:color="CCCCCC"/>
               <w:bottom w:val="single" w:sz="1" w:space="0" w:color="CCCCCC"/>
               <w:right w:val="single" w:sz="1" w:space="0" w:color="CCCCCC"/>
             </w:tcBorders>
+            <w:shd w:val="clear" w:fill="F5F5F5"/>
             <w:tcMar>
               <w:top w:w="80" w:type="dxa"/>
               <w:left w:w="120" w:type="dxa"/>
@@ -3610,12 +4058,15 @@
             </w:tcMar>
           </w:tcPr>
           <w:p>
+            <w:pPr>
+              <w:spacing w:after="200" w:line="276" w:lineRule="auto"/>
+            </w:pPr>
             <w:r>
               <w:rPr>
-                <w:b w:val="0"/>
-                <w:i w:val="0"/>
+                <w:rFonts w:ascii="Cambria" w:hAnsi="Cambria" w:eastAsia="ＭＳ 明朝" w:cs="Cambria" w:asciiTheme="minorHAnsi" w:hAnsiTheme="minorHAnsi" w:eastAsiaTheme="minorEastAsia" w:csTheme="minorBidi"/>
                 <w:color w:val="333333"/>
                 <w:sz w:val="20"/>
+                <w:szCs w:val="22"/>
               </w:rPr>
               <w:t>Sì</w:t>
             </w:r>
@@ -3625,14 +4076,14 @@
       <w:tr>
         <w:tc>
           <w:tcPr>
-            <w:tcW w:type="dxa" w:w="2929"/>
-            <w:shd w:val="clear" w:color="auto" w:fill="FFFFFF"/>
+            <w:tcW w:w="2929" w:type="dxa"/>
             <w:tcBorders>
               <w:top w:val="single" w:sz="1" w:space="0" w:color="CCCCCC"/>
               <w:left w:val="single" w:sz="1" w:space="0" w:color="CCCCCC"/>
               <w:bottom w:val="single" w:sz="1" w:space="0" w:color="CCCCCC"/>
               <w:right w:val="single" w:sz="1" w:space="0" w:color="CCCCCC"/>
             </w:tcBorders>
+            <w:shd w:val="clear" w:fill="FFFFFF"/>
             <w:tcMar>
               <w:top w:w="80" w:type="dxa"/>
               <w:left w:w="120" w:type="dxa"/>
@@ -3641,12 +4092,17 @@
             </w:tcMar>
           </w:tcPr>
           <w:p>
+            <w:pPr>
+              <w:spacing w:after="200" w:line="276" w:lineRule="auto"/>
+            </w:pPr>
             <w:r>
               <w:rPr>
+                <w:rFonts w:ascii="Cambria" w:hAnsi="Cambria" w:eastAsia="ＭＳ 明朝" w:cs="Cambria" w:asciiTheme="minorHAnsi" w:hAnsiTheme="minorHAnsi" w:eastAsiaTheme="minorEastAsia" w:csTheme="minorBidi"/>
                 <w:b/>
-                <w:i w:val="0"/>
+                <w:bCs/>
                 <w:color w:val="333333"/>
                 <w:sz w:val="20"/>
+                <w:szCs w:val="22"/>
               </w:rPr>
               <w:t>PostePay</w:t>
             </w:r>
@@ -3654,14 +4110,14 @@
         </w:tc>
         <w:tc>
           <w:tcPr>
-            <w:tcW w:type="dxa" w:w="2929"/>
-            <w:shd w:val="clear" w:color="auto" w:fill="FFFFFF"/>
+            <w:tcW w:w="2929" w:type="dxa"/>
             <w:tcBorders>
               <w:top w:val="single" w:sz="1" w:space="0" w:color="CCCCCC"/>
               <w:left w:val="single" w:sz="1" w:space="0" w:color="CCCCCC"/>
               <w:bottom w:val="single" w:sz="1" w:space="0" w:color="CCCCCC"/>
               <w:right w:val="single" w:sz="1" w:space="0" w:color="CCCCCC"/>
             </w:tcBorders>
+            <w:shd w:val="clear" w:fill="FFFFFF"/>
             <w:tcMar>
               <w:top w:w="80" w:type="dxa"/>
               <w:left w:w="120" w:type="dxa"/>
@@ -3670,12 +4126,15 @@
             </w:tcMar>
           </w:tcPr>
           <w:p>
+            <w:pPr>
+              <w:spacing w:after="200" w:line="276" w:lineRule="auto"/>
+            </w:pPr>
             <w:r>
               <w:rPr>
-                <w:b w:val="0"/>
-                <w:i w:val="0"/>
+                <w:rFonts w:ascii="Cambria" w:hAnsi="Cambria" w:eastAsia="ＭＳ 明朝" w:cs="Cambria" w:asciiTheme="minorHAnsi" w:hAnsiTheme="minorHAnsi" w:eastAsiaTheme="minorEastAsia" w:csTheme="minorBidi"/>
                 <w:color w:val="333333"/>
                 <w:sz w:val="20"/>
+                <w:szCs w:val="22"/>
               </w:rPr>
               <w:t>5€</w:t>
             </w:r>
@@ -3683,14 +4142,14 @@
         </w:tc>
         <w:tc>
           <w:tcPr>
-            <w:tcW w:type="dxa" w:w="2929"/>
-            <w:shd w:val="clear" w:color="auto" w:fill="FFFFFF"/>
+            <w:tcW w:w="2929" w:type="dxa"/>
             <w:tcBorders>
               <w:top w:val="single" w:sz="1" w:space="0" w:color="CCCCCC"/>
               <w:left w:val="single" w:sz="1" w:space="0" w:color="CCCCCC"/>
               <w:bottom w:val="single" w:sz="1" w:space="0" w:color="CCCCCC"/>
               <w:right w:val="single" w:sz="1" w:space="0" w:color="CCCCCC"/>
             </w:tcBorders>
+            <w:shd w:val="clear" w:fill="FFFFFF"/>
             <w:tcMar>
               <w:top w:w="80" w:type="dxa"/>
               <w:left w:w="120" w:type="dxa"/>
@@ -3699,12 +4158,15 @@
             </w:tcMar>
           </w:tcPr>
           <w:p>
+            <w:pPr>
+              <w:spacing w:after="200" w:line="276" w:lineRule="auto"/>
+            </w:pPr>
             <w:r>
               <w:rPr>
-                <w:b w:val="0"/>
-                <w:i w:val="0"/>
+                <w:rFonts w:ascii="Cambria" w:hAnsi="Cambria" w:eastAsia="ＭＳ 明朝" w:cs="Cambria" w:asciiTheme="minorHAnsi" w:hAnsiTheme="minorHAnsi" w:eastAsiaTheme="minorEastAsia" w:csTheme="minorBidi"/>
                 <w:color w:val="333333"/>
                 <w:sz w:val="20"/>
+                <w:szCs w:val="22"/>
               </w:rPr>
               <w:t>Solo deposito</w:t>
             </w:r>
@@ -3714,14 +4176,14 @@
       <w:tr>
         <w:tc>
           <w:tcPr>
-            <w:tcW w:type="dxa" w:w="2929"/>
-            <w:shd w:val="clear" w:color="auto" w:fill="F5F5F5"/>
+            <w:tcW w:w="2929" w:type="dxa"/>
             <w:tcBorders>
               <w:top w:val="single" w:sz="1" w:space="0" w:color="CCCCCC"/>
               <w:left w:val="single" w:sz="1" w:space="0" w:color="CCCCCC"/>
               <w:bottom w:val="single" w:sz="1" w:space="0" w:color="CCCCCC"/>
               <w:right w:val="single" w:sz="1" w:space="0" w:color="CCCCCC"/>
             </w:tcBorders>
+            <w:shd w:val="clear" w:fill="F5F5F5"/>
             <w:tcMar>
               <w:top w:w="80" w:type="dxa"/>
               <w:left w:w="120" w:type="dxa"/>
@@ -3730,12 +4192,17 @@
             </w:tcMar>
           </w:tcPr>
           <w:p>
+            <w:pPr>
+              <w:spacing w:after="200" w:line="276" w:lineRule="auto"/>
+            </w:pPr>
             <w:r>
               <w:rPr>
+                <w:rFonts w:ascii="Cambria" w:hAnsi="Cambria" w:eastAsia="ＭＳ 明朝" w:cs="Cambria" w:asciiTheme="minorHAnsi" w:hAnsiTheme="minorHAnsi" w:eastAsiaTheme="minorEastAsia" w:csTheme="minorBidi"/>
                 <w:b/>
-                <w:i w:val="0"/>
+                <w:bCs/>
                 <w:color w:val="333333"/>
                 <w:sz w:val="20"/>
+                <w:szCs w:val="22"/>
               </w:rPr>
               <w:t>Bonifico bancario</w:t>
             </w:r>
@@ -3743,14 +4210,14 @@
         </w:tc>
         <w:tc>
           <w:tcPr>
-            <w:tcW w:type="dxa" w:w="2929"/>
-            <w:shd w:val="clear" w:color="auto" w:fill="F5F5F5"/>
+            <w:tcW w:w="2929" w:type="dxa"/>
             <w:tcBorders>
               <w:top w:val="single" w:sz="1" w:space="0" w:color="CCCCCC"/>
               <w:left w:val="single" w:sz="1" w:space="0" w:color="CCCCCC"/>
               <w:bottom w:val="single" w:sz="1" w:space="0" w:color="CCCCCC"/>
               <w:right w:val="single" w:sz="1" w:space="0" w:color="CCCCCC"/>
             </w:tcBorders>
+            <w:shd w:val="clear" w:fill="F5F5F5"/>
             <w:tcMar>
               <w:top w:w="80" w:type="dxa"/>
               <w:left w:w="120" w:type="dxa"/>
@@ -3759,12 +4226,15 @@
             </w:tcMar>
           </w:tcPr>
           <w:p>
+            <w:pPr>
+              <w:spacing w:after="200" w:line="276" w:lineRule="auto"/>
+            </w:pPr>
             <w:r>
               <w:rPr>
-                <w:b w:val="0"/>
-                <w:i w:val="0"/>
+                <w:rFonts w:ascii="Cambria" w:hAnsi="Cambria" w:eastAsia="ＭＳ 明朝" w:cs="Cambria" w:asciiTheme="minorHAnsi" w:hAnsiTheme="minorHAnsi" w:eastAsiaTheme="minorEastAsia" w:csTheme="minorBidi"/>
                 <w:color w:val="333333"/>
                 <w:sz w:val="20"/>
+                <w:szCs w:val="22"/>
               </w:rPr>
               <w:t>0,50€</w:t>
             </w:r>
@@ -3772,14 +4242,14 @@
         </w:tc>
         <w:tc>
           <w:tcPr>
-            <w:tcW w:type="dxa" w:w="2929"/>
-            <w:shd w:val="clear" w:color="auto" w:fill="F5F5F5"/>
+            <w:tcW w:w="2929" w:type="dxa"/>
             <w:tcBorders>
               <w:top w:val="single" w:sz="1" w:space="0" w:color="CCCCCC"/>
               <w:left w:val="single" w:sz="1" w:space="0" w:color="CCCCCC"/>
               <w:bottom w:val="single" w:sz="1" w:space="0" w:color="CCCCCC"/>
               <w:right w:val="single" w:sz="1" w:space="0" w:color="CCCCCC"/>
             </w:tcBorders>
+            <w:shd w:val="clear" w:fill="F5F5F5"/>
             <w:tcMar>
               <w:top w:w="80" w:type="dxa"/>
               <w:left w:w="120" w:type="dxa"/>
@@ -3788,12 +4258,15 @@
             </w:tcMar>
           </w:tcPr>
           <w:p>
+            <w:pPr>
+              <w:spacing w:after="200" w:line="276" w:lineRule="auto"/>
+            </w:pPr>
             <w:r>
               <w:rPr>
-                <w:b w:val="0"/>
-                <w:i w:val="0"/>
+                <w:rFonts w:ascii="Cambria" w:hAnsi="Cambria" w:eastAsia="ＭＳ 明朝" w:cs="Cambria" w:asciiTheme="minorHAnsi" w:hAnsiTheme="minorHAnsi" w:eastAsiaTheme="minorEastAsia" w:csTheme="minorBidi"/>
                 <w:color w:val="333333"/>
                 <w:sz w:val="20"/>
+                <w:szCs w:val="22"/>
               </w:rPr>
               <w:t>Sì</w:t>
             </w:r>
@@ -3803,14 +4276,14 @@
       <w:tr>
         <w:tc>
           <w:tcPr>
-            <w:tcW w:type="dxa" w:w="2929"/>
-            <w:shd w:val="clear" w:color="auto" w:fill="FFFFFF"/>
+            <w:tcW w:w="2929" w:type="dxa"/>
             <w:tcBorders>
               <w:top w:val="single" w:sz="1" w:space="0" w:color="CCCCCC"/>
               <w:left w:val="single" w:sz="1" w:space="0" w:color="CCCCCC"/>
               <w:bottom w:val="single" w:sz="1" w:space="0" w:color="CCCCCC"/>
               <w:right w:val="single" w:sz="1" w:space="0" w:color="CCCCCC"/>
             </w:tcBorders>
+            <w:shd w:val="clear" w:fill="FFFFFF"/>
             <w:tcMar>
               <w:top w:w="80" w:type="dxa"/>
               <w:left w:w="120" w:type="dxa"/>
@@ -3819,12 +4292,17 @@
             </w:tcMar>
           </w:tcPr>
           <w:p>
+            <w:pPr>
+              <w:spacing w:after="200" w:line="276" w:lineRule="auto"/>
+            </w:pPr>
             <w:r>
               <w:rPr>
+                <w:rFonts w:ascii="Cambria" w:hAnsi="Cambria" w:eastAsia="ＭＳ 明朝" w:cs="Cambria" w:asciiTheme="minorHAnsi" w:hAnsiTheme="minorHAnsi" w:eastAsiaTheme="minorEastAsia" w:csTheme="minorBidi"/>
                 <w:b/>
-                <w:i w:val="0"/>
+                <w:bCs/>
                 <w:color w:val="333333"/>
                 <w:sz w:val="20"/>
+                <w:szCs w:val="22"/>
               </w:rPr>
               <w:t>Paysafecard</w:t>
             </w:r>
@@ -3832,14 +4310,14 @@
         </w:tc>
         <w:tc>
           <w:tcPr>
-            <w:tcW w:type="dxa" w:w="2929"/>
-            <w:shd w:val="clear" w:color="auto" w:fill="FFFFFF"/>
+            <w:tcW w:w="2929" w:type="dxa"/>
             <w:tcBorders>
               <w:top w:val="single" w:sz="1" w:space="0" w:color="CCCCCC"/>
               <w:left w:val="single" w:sz="1" w:space="0" w:color="CCCCCC"/>
               <w:bottom w:val="single" w:sz="1" w:space="0" w:color="CCCCCC"/>
               <w:right w:val="single" w:sz="1" w:space="0" w:color="CCCCCC"/>
             </w:tcBorders>
+            <w:shd w:val="clear" w:fill="FFFFFF"/>
             <w:tcMar>
               <w:top w:w="80" w:type="dxa"/>
               <w:left w:w="120" w:type="dxa"/>
@@ -3848,12 +4326,15 @@
             </w:tcMar>
           </w:tcPr>
           <w:p>
+            <w:pPr>
+              <w:spacing w:after="200" w:line="276" w:lineRule="auto"/>
+            </w:pPr>
             <w:r>
               <w:rPr>
-                <w:b w:val="0"/>
-                <w:i w:val="0"/>
+                <w:rFonts w:ascii="Cambria" w:hAnsi="Cambria" w:eastAsia="ＭＳ 明朝" w:cs="Cambria" w:asciiTheme="minorHAnsi" w:hAnsiTheme="minorHAnsi" w:eastAsiaTheme="minorEastAsia" w:csTheme="minorBidi"/>
                 <w:color w:val="333333"/>
                 <w:sz w:val="20"/>
+                <w:szCs w:val="22"/>
               </w:rPr>
               <w:t>10€</w:t>
             </w:r>
@@ -3861,14 +4342,14 @@
         </w:tc>
         <w:tc>
           <w:tcPr>
-            <w:tcW w:type="dxa" w:w="2929"/>
-            <w:shd w:val="clear" w:color="auto" w:fill="FFFFFF"/>
+            <w:tcW w:w="2929" w:type="dxa"/>
             <w:tcBorders>
               <w:top w:val="single" w:sz="1" w:space="0" w:color="CCCCCC"/>
               <w:left w:val="single" w:sz="1" w:space="0" w:color="CCCCCC"/>
               <w:bottom w:val="single" w:sz="1" w:space="0" w:color="CCCCCC"/>
               <w:right w:val="single" w:sz="1" w:space="0" w:color="CCCCCC"/>
             </w:tcBorders>
+            <w:shd w:val="clear" w:fill="FFFFFF"/>
             <w:tcMar>
               <w:top w:w="80" w:type="dxa"/>
               <w:left w:w="120" w:type="dxa"/>
@@ -3877,12 +4358,15 @@
             </w:tcMar>
           </w:tcPr>
           <w:p>
+            <w:pPr>
+              <w:spacing w:after="200" w:line="276" w:lineRule="auto"/>
+            </w:pPr>
             <w:r>
               <w:rPr>
-                <w:b w:val="0"/>
-                <w:i w:val="0"/>
+                <w:rFonts w:ascii="Cambria" w:hAnsi="Cambria" w:eastAsia="ＭＳ 明朝" w:cs="Cambria" w:asciiTheme="minorHAnsi" w:hAnsiTheme="minorHAnsi" w:eastAsiaTheme="minorEastAsia" w:csTheme="minorBidi"/>
                 <w:color w:val="333333"/>
                 <w:sz w:val="20"/>
+                <w:szCs w:val="22"/>
               </w:rPr>
               <w:t>Solo deposito</w:t>
             </w:r>
@@ -3892,14 +4376,14 @@
       <w:tr>
         <w:tc>
           <w:tcPr>
-            <w:tcW w:type="dxa" w:w="2929"/>
-            <w:shd w:val="clear" w:color="auto" w:fill="F5F5F5"/>
+            <w:tcW w:w="2929" w:type="dxa"/>
             <w:tcBorders>
               <w:top w:val="single" w:sz="1" w:space="0" w:color="CCCCCC"/>
               <w:left w:val="single" w:sz="1" w:space="0" w:color="CCCCCC"/>
               <w:bottom w:val="single" w:sz="1" w:space="0" w:color="CCCCCC"/>
               <w:right w:val="single" w:sz="1" w:space="0" w:color="CCCCCC"/>
             </w:tcBorders>
+            <w:shd w:val="clear" w:fill="F5F5F5"/>
             <w:tcMar>
               <w:top w:w="80" w:type="dxa"/>
               <w:left w:w="120" w:type="dxa"/>
@@ -3908,12 +4392,17 @@
             </w:tcMar>
           </w:tcPr>
           <w:p>
+            <w:pPr>
+              <w:spacing w:after="200" w:line="276" w:lineRule="auto"/>
+            </w:pPr>
             <w:r>
               <w:rPr>
+                <w:rFonts w:ascii="Cambria" w:hAnsi="Cambria" w:eastAsia="ＭＳ 明朝" w:cs="Cambria" w:asciiTheme="minorHAnsi" w:hAnsiTheme="minorHAnsi" w:eastAsiaTheme="minorEastAsia" w:csTheme="minorBidi"/>
                 <w:b/>
-                <w:i w:val="0"/>
+                <w:bCs/>
                 <w:color w:val="333333"/>
                 <w:sz w:val="20"/>
+                <w:szCs w:val="22"/>
               </w:rPr>
               <w:t>OnShop</w:t>
             </w:r>
@@ -3921,14 +4410,14 @@
         </w:tc>
         <w:tc>
           <w:tcPr>
-            <w:tcW w:type="dxa" w:w="2929"/>
-            <w:shd w:val="clear" w:color="auto" w:fill="F5F5F5"/>
+            <w:tcW w:w="2929" w:type="dxa"/>
             <w:tcBorders>
               <w:top w:val="single" w:sz="1" w:space="0" w:color="CCCCCC"/>
               <w:left w:val="single" w:sz="1" w:space="0" w:color="CCCCCC"/>
               <w:bottom w:val="single" w:sz="1" w:space="0" w:color="CCCCCC"/>
               <w:right w:val="single" w:sz="1" w:space="0" w:color="CCCCCC"/>
             </w:tcBorders>
+            <w:shd w:val="clear" w:fill="F5F5F5"/>
             <w:tcMar>
               <w:top w:w="80" w:type="dxa"/>
               <w:left w:w="120" w:type="dxa"/>
@@ -3937,12 +4426,15 @@
             </w:tcMar>
           </w:tcPr>
           <w:p>
+            <w:pPr>
+              <w:spacing w:after="200" w:line="276" w:lineRule="auto"/>
+            </w:pPr>
             <w:r>
               <w:rPr>
-                <w:b w:val="0"/>
-                <w:i w:val="0"/>
+                <w:rFonts w:ascii="Cambria" w:hAnsi="Cambria" w:eastAsia="ＭＳ 明朝" w:cs="Cambria" w:asciiTheme="minorHAnsi" w:hAnsiTheme="minorHAnsi" w:eastAsiaTheme="minorEastAsia" w:csTheme="minorBidi"/>
                 <w:color w:val="333333"/>
                 <w:sz w:val="20"/>
+                <w:szCs w:val="22"/>
               </w:rPr>
               <w:t>5€</w:t>
             </w:r>
@@ -3950,14 +4442,14 @@
         </w:tc>
         <w:tc>
           <w:tcPr>
-            <w:tcW w:type="dxa" w:w="2929"/>
-            <w:shd w:val="clear" w:color="auto" w:fill="F5F5F5"/>
+            <w:tcW w:w="2929" w:type="dxa"/>
             <w:tcBorders>
               <w:top w:val="single" w:sz="1" w:space="0" w:color="CCCCCC"/>
               <w:left w:val="single" w:sz="1" w:space="0" w:color="CCCCCC"/>
               <w:bottom w:val="single" w:sz="1" w:space="0" w:color="CCCCCC"/>
               <w:right w:val="single" w:sz="1" w:space="0" w:color="CCCCCC"/>
             </w:tcBorders>
+            <w:shd w:val="clear" w:fill="F5F5F5"/>
             <w:tcMar>
               <w:top w:w="80" w:type="dxa"/>
               <w:left w:w="120" w:type="dxa"/>
@@ -3966,12 +4458,15 @@
             </w:tcMar>
           </w:tcPr>
           <w:p>
+            <w:pPr>
+              <w:spacing w:after="200" w:line="276" w:lineRule="auto"/>
+            </w:pPr>
             <w:r>
               <w:rPr>
-                <w:b w:val="0"/>
-                <w:i w:val="0"/>
+                <w:rFonts w:ascii="Cambria" w:hAnsi="Cambria" w:eastAsia="ＭＳ 明朝" w:cs="Cambria" w:asciiTheme="minorHAnsi" w:hAnsiTheme="minorHAnsi" w:eastAsiaTheme="minorEastAsia" w:csTheme="minorBidi"/>
                 <w:color w:val="333333"/>
                 <w:sz w:val="20"/>
+                <w:szCs w:val="22"/>
               </w:rPr>
               <w:t>Sì</w:t>
             </w:r>
@@ -3985,20 +4480,20 @@
       </w:pPr>
       <w:r>
         <w:rPr>
-          <w:b w:val="0"/>
-          <w:i w:val="0"/>
+          <w:rFonts w:ascii="Cambria" w:hAnsi="Cambria" w:eastAsia="ＭＳ 明朝" w:cs="Cambria" w:asciiTheme="minorHAnsi" w:hAnsiTheme="minorHAnsi" w:eastAsiaTheme="minorEastAsia" w:csTheme="minorBidi"/>
           <w:color w:val="333333"/>
           <w:sz w:val="20"/>
+          <w:szCs w:val="22"/>
         </w:rPr>
         <w:t>I tempi di accredito sono istantanei per la quasi totalità dei metodi, a eccezione del bonifico bancario. Non risultano commissioni sui prelievi, qualunque sia il metodo scelto: un vantaggio concreto rispetto a operatori che applicano costi oltre una certa soglia di operazioni.</w:t>
       </w:r>
     </w:p>
     <w:p>
       <w:pPr>
-        <w:spacing w:before="200" w:after="200"/>
         <w:pBdr>
           <w:bottom w:val="single" w:sz="6" w:space="1" w:color="C8A951"/>
         </w:pBdr>
+        <w:spacing w:before="200" w:after="200"/>
       </w:pPr>
     </w:p>
     <w:p>
@@ -4007,10 +4502,12 @@
       </w:pPr>
       <w:r>
         <w:rPr>
+          <w:rFonts w:ascii="Cambria" w:hAnsi="Cambria" w:eastAsia="ＭＳ 明朝" w:cs="Cambria" w:asciiTheme="minorHAnsi" w:hAnsiTheme="minorHAnsi" w:eastAsiaTheme="minorEastAsia" w:csTheme="minorBidi"/>
           <w:b/>
-          <w:i w:val="0"/>
+          <w:bCs/>
           <w:color w:val="1A1A2E"/>
           <w:sz w:val="28"/>
+          <w:szCs w:val="22"/>
         </w:rPr>
         <w:t>SICUREZZA</w:t>
       </w:r>
@@ -4021,19 +4518,21 @@
       </w:pPr>
       <w:r>
         <w:rPr>
+          <w:rFonts w:ascii="Cambria" w:hAnsi="Cambria" w:eastAsia="ＭＳ 明朝" w:cs="Cambria" w:asciiTheme="minorHAnsi" w:hAnsiTheme="minorHAnsi" w:eastAsiaTheme="minorEastAsia" w:csTheme="minorBidi"/>
           <w:b/>
-          <w:i w:val="0"/>
+          <w:bCs/>
           <w:color w:val="333333"/>
           <w:sz w:val="20"/>
+          <w:szCs w:val="22"/>
         </w:rPr>
         <w:t>Licenza ADM</w:t>
       </w:r>
       <w:r>
         <w:rPr>
-          <w:b w:val="0"/>
-          <w:i w:val="0"/>
+          <w:rFonts w:ascii="Cambria" w:hAnsi="Cambria" w:eastAsia="ＭＳ 明朝" w:cs="Cambria" w:asciiTheme="minorHAnsi" w:hAnsiTheme="minorHAnsi" w:eastAsiaTheme="minorEastAsia" w:csTheme="minorBidi"/>
           <w:color w:val="333333"/>
           <w:sz w:val="20"/>
+          <w:szCs w:val="22"/>
         </w:rPr>
         <w:t>: concessione n. 16008, subentrata alla precedente GAD 15007 con il nuovo bando ADM per la raccolta a distanza. Garanzia di legalità e tracciabilità delle operazioni secondo la normativa italiana.</w:t>
       </w:r>
@@ -4044,19 +4543,21 @@
       </w:pPr>
       <w:r>
         <w:rPr>
+          <w:rFonts w:ascii="Cambria" w:hAnsi="Cambria" w:eastAsia="ＭＳ 明朝" w:cs="Cambria" w:asciiTheme="minorHAnsi" w:hAnsiTheme="minorHAnsi" w:eastAsiaTheme="minorEastAsia" w:csTheme="minorBidi"/>
           <w:b/>
-          <w:i w:val="0"/>
+          <w:bCs/>
           <w:color w:val="333333"/>
           <w:sz w:val="20"/>
+          <w:szCs w:val="22"/>
         </w:rPr>
         <w:t>Garanzia patrimoniale</w:t>
       </w:r>
       <w:r>
         <w:rPr>
-          <w:b w:val="0"/>
-          <w:i w:val="0"/>
+          <w:rFonts w:ascii="Cambria" w:hAnsi="Cambria" w:eastAsia="ＭＳ 明朝" w:cs="Cambria" w:asciiTheme="minorHAnsi" w:hAnsiTheme="minorHAnsi" w:eastAsiaTheme="minorEastAsia" w:csTheme="minorBidi"/>
           <w:color w:val="333333"/>
           <w:sz w:val="20"/>
+          <w:szCs w:val="22"/>
         </w:rPr>
         <w:t>: dal novembre 2022 Betflag fa parte del Gruppo Lottomatica, uno dei maggiori operatori regolamentati in Italia, il che rafforza la solidità economica dietro il brand.</w:t>
       </w:r>
@@ -4067,29 +4568,31 @@
       </w:pPr>
       <w:r>
         <w:rPr>
+          <w:rFonts w:ascii="Cambria" w:hAnsi="Cambria" w:eastAsia="ＭＳ 明朝" w:cs="Cambria" w:asciiTheme="minorHAnsi" w:hAnsiTheme="minorHAnsi" w:eastAsiaTheme="minorEastAsia" w:csTheme="minorBidi"/>
           <w:b/>
-          <w:i w:val="0"/>
+          <w:bCs/>
           <w:color w:val="333333"/>
           <w:sz w:val="20"/>
+          <w:szCs w:val="22"/>
         </w:rPr>
         <w:t>Gioco responsabile</w:t>
       </w:r>
       <w:r>
         <w:rPr>
-          <w:b w:val="0"/>
-          <w:i w:val="0"/>
+          <w:rFonts w:ascii="Cambria" w:hAnsi="Cambria" w:eastAsia="ＭＳ 明朝" w:cs="Cambria" w:asciiTheme="minorHAnsi" w:hAnsiTheme="minorHAnsi" w:eastAsiaTheme="minorEastAsia" w:csTheme="minorBidi"/>
           <w:color w:val="333333"/>
           <w:sz w:val="20"/>
+          <w:szCs w:val="22"/>
         </w:rPr>
         <w:t>: come tutti gli operatori ADM, Betflag mette a disposizione strumenti di auto-limitazione dei depositi e auto-esclusione dal gioco, in conformità con le normative italiane.</w:t>
       </w:r>
     </w:p>
     <w:p>
       <w:pPr>
-        <w:spacing w:before="200" w:after="200"/>
         <w:pBdr>
           <w:bottom w:val="single" w:sz="6" w:space="1" w:color="C8A951"/>
         </w:pBdr>
+        <w:spacing w:before="200" w:after="200"/>
       </w:pPr>
     </w:p>
     <w:p>
@@ -4098,10 +4601,12 @@
       </w:pPr>
       <w:r>
         <w:rPr>
+          <w:rFonts w:ascii="Cambria" w:hAnsi="Cambria" w:eastAsia="ＭＳ 明朝" w:cs="Cambria" w:asciiTheme="minorHAnsi" w:hAnsiTheme="minorHAnsi" w:eastAsiaTheme="minorEastAsia" w:csTheme="minorBidi"/>
           <w:b/>
-          <w:i w:val="0"/>
+          <w:bCs/>
           <w:color w:val="1A1A2E"/>
           <w:sz w:val="28"/>
+          <w:szCs w:val="22"/>
         </w:rPr>
         <w:t>SERVE AIUTO? CUSTOMER SUPPORT</w:t>
       </w:r>
@@ -4112,10 +4617,10 @@
       </w:pPr>
       <w:r>
         <w:rPr>
-          <w:b w:val="0"/>
-          <w:i w:val="0"/>
+          <w:rFonts w:ascii="Cambria" w:hAnsi="Cambria" w:eastAsia="ＭＳ 明朝" w:cs="Cambria" w:asciiTheme="minorHAnsi" w:hAnsiTheme="minorHAnsi" w:eastAsiaTheme="minorEastAsia" w:csTheme="minorBidi"/>
           <w:color w:val="333333"/>
           <w:sz w:val="20"/>
+          <w:szCs w:val="22"/>
         </w:rPr>
         <w:t>Il servizio clienti è raggiungibile tramite Numero Verde 800.900.333 (da rete fissa, 8:00-22:00), il numero 02-91645111 per chi chiama da cellulare, ed email attraverso la sezione Aiuto del sito.</w:t>
       </w:r>
@@ -4126,20 +4631,20 @@
       </w:pPr>
       <w:r>
         <w:rPr>
-          <w:b w:val="0"/>
-          <w:i w:val="0"/>
+          <w:rFonts w:ascii="Cambria" w:hAnsi="Cambria" w:eastAsia="ＭＳ 明朝" w:cs="Cambria" w:asciiTheme="minorHAnsi" w:hAnsiTheme="minorHAnsi" w:eastAsiaTheme="minorEastAsia" w:csTheme="minorBidi"/>
           <w:color w:val="333333"/>
           <w:sz w:val="20"/>
+          <w:szCs w:val="22"/>
         </w:rPr>
         <w:t>Il canale telefonico è apprezzato da una parte degli utenti. Per le dispute più complesse, spesso legate a verifiche ADM/KYC, il contatto diretto con un operatore resta il percorso più efficace rispetto ai canali self-service.</w:t>
       </w:r>
     </w:p>
     <w:p>
       <w:pPr>
-        <w:spacing w:before="200" w:after="200"/>
         <w:pBdr>
           <w:bottom w:val="single" w:sz="6" w:space="1" w:color="C8A951"/>
         </w:pBdr>
+        <w:spacing w:before="200" w:after="200"/>
       </w:pPr>
     </w:p>
     <w:p>
@@ -4148,10 +4653,12 @@
       </w:pPr>
       <w:r>
         <w:rPr>
+          <w:rFonts w:ascii="Cambria" w:hAnsi="Cambria" w:eastAsia="ＭＳ 明朝" w:cs="Cambria" w:asciiTheme="minorHAnsi" w:hAnsiTheme="minorHAnsi" w:eastAsiaTheme="minorEastAsia" w:csTheme="minorBidi"/>
           <w:b/>
-          <w:i w:val="0"/>
+          <w:bCs/>
           <w:color w:val="1A1A2E"/>
           <w:sz w:val="28"/>
+          <w:szCs w:val="22"/>
         </w:rPr>
         <w:t>ALTRI PRODOTTI NELL'OFFERTA</w:t>
       </w:r>
@@ -4162,19 +4669,21 @@
       </w:pPr>
       <w:r>
         <w:rPr>
+          <w:rFonts w:ascii="Cambria" w:hAnsi="Cambria" w:eastAsia="ＭＳ 明朝" w:cs="Cambria" w:asciiTheme="minorHAnsi" w:hAnsiTheme="minorHAnsi" w:eastAsiaTheme="minorEastAsia" w:csTheme="minorBidi"/>
           <w:b/>
-          <w:i w:val="0"/>
+          <w:bCs/>
           <w:color w:val="333333"/>
           <w:sz w:val="20"/>
+          <w:szCs w:val="22"/>
         </w:rPr>
         <w:t>Bingo online</w:t>
       </w:r>
       <w:r>
         <w:rPr>
-          <w:b w:val="0"/>
-          <w:i w:val="0"/>
+          <w:rFonts w:ascii="Cambria" w:hAnsi="Cambria" w:eastAsia="ＭＳ 明朝" w:cs="Cambria" w:asciiTheme="minorHAnsi" w:hAnsiTheme="minorHAnsi" w:eastAsiaTheme="minorEastAsia" w:csTheme="minorBidi"/>
           <w:color w:val="333333"/>
           <w:sz w:val="20"/>
+          <w:szCs w:val="22"/>
         </w:rPr>
         <w:t>: sezione presente nell'app, a completamento dell'offerta di intrattenimento.</w:t>
       </w:r>
@@ -4185,19 +4694,21 @@
       </w:pPr>
       <w:r>
         <w:rPr>
+          <w:rFonts w:ascii="Cambria" w:hAnsi="Cambria" w:eastAsia="ＭＳ 明朝" w:cs="Cambria" w:asciiTheme="minorHAnsi" w:hAnsiTheme="minorHAnsi" w:eastAsiaTheme="minorEastAsia" w:csTheme="minorBidi"/>
           <w:b/>
-          <w:i w:val="0"/>
+          <w:bCs/>
           <w:color w:val="333333"/>
           <w:sz w:val="20"/>
+          <w:szCs w:val="22"/>
         </w:rPr>
         <w:t>Poker</w:t>
       </w:r>
       <w:r>
         <w:rPr>
-          <w:b w:val="0"/>
-          <w:i w:val="0"/>
+          <w:rFonts w:ascii="Cambria" w:hAnsi="Cambria" w:eastAsia="ＭＳ 明朝" w:cs="Cambria" w:asciiTheme="minorHAnsi" w:hAnsiTheme="minorHAnsi" w:eastAsiaTheme="minorEastAsia" w:csTheme="minorBidi"/>
           <w:color w:val="333333"/>
           <w:sz w:val="20"/>
+          <w:szCs w:val="22"/>
         </w:rPr>
         <w:t>: tornei e tavoli cash, integrati nella suite Betflag.</w:t>
       </w:r>
@@ -4208,29 +4719,31 @@
       </w:pPr>
       <w:r>
         <w:rPr>
+          <w:rFonts w:ascii="Cambria" w:hAnsi="Cambria" w:eastAsia="ＭＳ 明朝" w:cs="Cambria" w:asciiTheme="minorHAnsi" w:hAnsiTheme="minorHAnsi" w:eastAsiaTheme="minorEastAsia" w:csTheme="minorBidi"/>
           <w:b/>
-          <w:i w:val="0"/>
+          <w:bCs/>
           <w:color w:val="333333"/>
           <w:sz w:val="20"/>
+          <w:szCs w:val="22"/>
         </w:rPr>
         <w:t>Lotterie</w:t>
       </w:r>
       <w:r>
         <w:rPr>
-          <w:b w:val="0"/>
-          <w:i w:val="0"/>
+          <w:rFonts w:ascii="Cambria" w:hAnsi="Cambria" w:eastAsia="ＭＳ 明朝" w:cs="Cambria" w:asciiTheme="minorHAnsi" w:hAnsiTheme="minorHAnsi" w:eastAsiaTheme="minorEastAsia" w:csTheme="minorBidi"/>
           <w:color w:val="333333"/>
           <w:sz w:val="20"/>
+          <w:szCs w:val="22"/>
         </w:rPr>
         <w:t>: sezione dedicata alle lotterie online.</w:t>
       </w:r>
     </w:p>
     <w:p>
       <w:pPr>
-        <w:spacing w:before="200" w:after="200"/>
         <w:pBdr>
           <w:bottom w:val="single" w:sz="6" w:space="1" w:color="C8A951"/>
         </w:pBdr>
+        <w:spacing w:before="200" w:after="200"/>
       </w:pPr>
     </w:p>
     <w:p>
@@ -4239,10 +4752,12 @@
       </w:pPr>
       <w:r>
         <w:rPr>
+          <w:rFonts w:ascii="Cambria" w:hAnsi="Cambria" w:eastAsia="ＭＳ 明朝" w:cs="Cambria" w:asciiTheme="minorHAnsi" w:hAnsiTheme="minorHAnsi" w:eastAsiaTheme="minorEastAsia" w:csTheme="minorBidi"/>
           <w:b/>
-          <w:i w:val="0"/>
+          <w:bCs/>
           <w:color w:val="1A1A2E"/>
           <w:sz w:val="28"/>
+          <w:szCs w:val="22"/>
         </w:rPr>
         <w:t>FEEDBACK E RECENSIONI</w:t>
       </w:r>
@@ -4253,10 +4768,10 @@
       </w:pPr>
       <w:r>
         <w:rPr>
-          <w:b w:val="0"/>
-          <w:i w:val="0"/>
+          <w:rFonts w:ascii="Cambria" w:hAnsi="Cambria" w:eastAsia="ＭＳ 明朝" w:cs="Cambria" w:asciiTheme="minorHAnsi" w:hAnsiTheme="minorHAnsi" w:eastAsiaTheme="minorEastAsia" w:csTheme="minorBidi"/>
           <w:color w:val="333333"/>
           <w:sz w:val="20"/>
+          <w:szCs w:val="22"/>
         </w:rPr>
         <w:t>Sull'App Store, BetFlag: Scommesse, l'app più utilizzata e recensita della suite, raccoglie una valutazione di 4,8/5 su circa 3.200 recensioni: tra i punteggi più solidi del comparto app di betting in Italia. Gli utenti apprezzano interfaccia e copertura sportiva.</w:t>
       </w:r>
@@ -4267,20 +4782,20 @@
       </w:pPr>
       <w:r>
         <w:rPr>
-          <w:b w:val="0"/>
-          <w:i w:val="0"/>
+          <w:rFonts w:ascii="Cambria" w:hAnsi="Cambria" w:eastAsia="ＭＳ 明朝" w:cs="Cambria" w:asciiTheme="minorHAnsi" w:hAnsiTheme="minorHAnsi" w:eastAsiaTheme="minorEastAsia" w:csTheme="minorBidi"/>
           <w:color w:val="333333"/>
           <w:sz w:val="20"/>
+          <w:szCs w:val="22"/>
         </w:rPr>
         <w:t>L'app dedicata al casinò, BetFlag: Casinò e Slot Machine, ha un volume di recensioni ancora contenuto (47) e un punteggio più altalenante, con alcune segnalazioni su tempi di prelievo. Un campione piccolo, da guardare più come segnale da monitorare che come giudizio consolidato: la stessa dinamica, tempi di prelievo legati alle verifiche ADM/KYC, emerge anche su altre piattaforme di recensioni indipendenti.</w:t>
       </w:r>
     </w:p>
     <w:p>
       <w:pPr>
-        <w:spacing w:before="200" w:after="200"/>
         <w:pBdr>
           <w:bottom w:val="single" w:sz="6" w:space="1" w:color="C8A951"/>
         </w:pBdr>
+        <w:spacing w:before="200" w:after="200"/>
       </w:pPr>
     </w:p>
     <w:p>
@@ -4289,18 +4804,34 @@
       </w:pPr>
       <w:r>
         <w:rPr>
+          <w:rFonts w:ascii="Cambria" w:hAnsi="Cambria" w:eastAsia="ＭＳ 明朝" w:cs="Cambria" w:asciiTheme="minorHAnsi" w:hAnsiTheme="minorHAnsi" w:eastAsiaTheme="minorEastAsia" w:csTheme="minorBidi"/>
           <w:b/>
-          <w:i w:val="0"/>
+          <w:bCs/>
           <w:color w:val="1A1A2E"/>
           <w:sz w:val="28"/>
+          <w:szCs w:val="22"/>
         </w:rPr>
         <w:t>TABELLA COMPARATIVA: BETFLAG VS SNAI VS SISAL</w:t>
       </w:r>
     </w:p>
     <w:tbl>
       <w:tblPr>
-        <w:tblW w:type="auto" w:w="0"/>
-        <w:tblLook w:firstColumn="1" w:firstRow="1" w:lastColumn="0" w:lastRow="0" w:noHBand="0" w:noVBand="1" w:val="04A0"/>
+        <w:tblW w:w="0" w:type="auto"/>
+        <w:tblBorders>
+          <w:top w:val="single" w:sz="1" w:space="0" w:color="CCCCCC"/>
+          <w:left w:val="single" w:sz="1" w:space="0" w:color="CCCCCC"/>
+          <w:bottom w:val="single" w:sz="1" w:space="0" w:color="CCCCCC"/>
+          <w:right w:val="single" w:sz="1" w:space="0" w:color="CCCCCC"/>
+          <w:insideH w:val="single" w:sz="1" w:space="0" w:color="CCCCCC"/>
+          <w:insideV w:val="single" w:sz="1" w:space="0" w:color="CCCCCC"/>
+        </w:tblBorders>
+        <w:tblCellMar>
+          <w:top w:w="0" w:type="dxa"/>
+          <w:left w:w="108" w:type="dxa"/>
+          <w:bottom w:w="0" w:type="dxa"/>
+          <w:right w:w="108" w:type="dxa"/>
+        </w:tblCellMar>
+        <w:tblLook w:firstRow="1" w:firstColumn="1" w:noVBand="1"/>
       </w:tblPr>
       <w:tblGrid>
         <w:gridCol w:w="2256"/>
@@ -4311,14 +4842,14 @@
       <w:tr>
         <w:tc>
           <w:tcPr>
-            <w:tcW w:type="dxa" w:w="2197"/>
-            <w:shd w:val="clear" w:color="auto" w:fill="1A1A2E"/>
+            <w:tcW w:w="2197" w:type="dxa"/>
             <w:tcBorders>
               <w:top w:val="single" w:sz="1" w:space="0" w:color="CCCCCC"/>
               <w:left w:val="single" w:sz="1" w:space="0" w:color="CCCCCC"/>
               <w:bottom w:val="single" w:sz="1" w:space="0" w:color="CCCCCC"/>
               <w:right w:val="single" w:sz="1" w:space="0" w:color="CCCCCC"/>
             </w:tcBorders>
+            <w:shd w:val="clear" w:fill="1A1A2E"/>
             <w:tcMar>
               <w:top w:w="80" w:type="dxa"/>
               <w:left w:w="120" w:type="dxa"/>
@@ -4332,10 +4863,12 @@
             </w:pPr>
             <w:r>
               <w:rPr>
+                <w:rFonts w:ascii="Cambria" w:hAnsi="Cambria" w:eastAsia="ＭＳ 明朝" w:cs="Cambria" w:asciiTheme="minorHAnsi" w:hAnsiTheme="minorHAnsi" w:eastAsiaTheme="minorEastAsia" w:csTheme="minorBidi"/>
                 <w:b/>
-                <w:i w:val="0"/>
+                <w:bCs/>
                 <w:color w:val="FFFFFF"/>
                 <w:sz w:val="20"/>
+                <w:szCs w:val="22"/>
               </w:rPr>
               <w:t>Caratteristica</w:t>
             </w:r>
@@ -4343,14 +4876,14 @@
         </w:tc>
         <w:tc>
           <w:tcPr>
-            <w:tcW w:type="dxa" w:w="2197"/>
-            <w:shd w:val="clear" w:color="auto" w:fill="1A1A2E"/>
+            <w:tcW w:w="2197" w:type="dxa"/>
             <w:tcBorders>
               <w:top w:val="single" w:sz="1" w:space="0" w:color="CCCCCC"/>
               <w:left w:val="single" w:sz="1" w:space="0" w:color="CCCCCC"/>
               <w:bottom w:val="single" w:sz="1" w:space="0" w:color="CCCCCC"/>
               <w:right w:val="single" w:sz="1" w:space="0" w:color="CCCCCC"/>
             </w:tcBorders>
+            <w:shd w:val="clear" w:fill="1A1A2E"/>
             <w:tcMar>
               <w:top w:w="80" w:type="dxa"/>
               <w:left w:w="120" w:type="dxa"/>
@@ -4364,10 +4897,12 @@
             </w:pPr>
             <w:r>
               <w:rPr>
+                <w:rFonts w:ascii="Cambria" w:hAnsi="Cambria" w:eastAsia="ＭＳ 明朝" w:cs="Cambria" w:asciiTheme="minorHAnsi" w:hAnsiTheme="minorHAnsi" w:eastAsiaTheme="minorEastAsia" w:csTheme="minorBidi"/>
                 <w:b/>
-                <w:i w:val="0"/>
+                <w:bCs/>
                 <w:color w:val="FFFFFF"/>
                 <w:sz w:val="20"/>
+                <w:szCs w:val="22"/>
               </w:rPr>
               <w:t>Betflag</w:t>
             </w:r>
@@ -4375,14 +4910,14 @@
         </w:tc>
         <w:tc>
           <w:tcPr>
-            <w:tcW w:type="dxa" w:w="2197"/>
-            <w:shd w:val="clear" w:color="auto" w:fill="1A1A2E"/>
+            <w:tcW w:w="2197" w:type="dxa"/>
             <w:tcBorders>
               <w:top w:val="single" w:sz="1" w:space="0" w:color="CCCCCC"/>
               <w:left w:val="single" w:sz="1" w:space="0" w:color="CCCCCC"/>
               <w:bottom w:val="single" w:sz="1" w:space="0" w:color="CCCCCC"/>
               <w:right w:val="single" w:sz="1" w:space="0" w:color="CCCCCC"/>
             </w:tcBorders>
+            <w:shd w:val="clear" w:fill="1A1A2E"/>
             <w:tcMar>
               <w:top w:w="80" w:type="dxa"/>
               <w:left w:w="120" w:type="dxa"/>
@@ -4396,10 +4931,12 @@
             </w:pPr>
             <w:r>
               <w:rPr>
+                <w:rFonts w:ascii="Cambria" w:hAnsi="Cambria" w:eastAsia="ＭＳ 明朝" w:cs="Cambria" w:asciiTheme="minorHAnsi" w:hAnsiTheme="minorHAnsi" w:eastAsiaTheme="minorEastAsia" w:csTheme="minorBidi"/>
                 <w:b/>
-                <w:i w:val="0"/>
+                <w:bCs/>
                 <w:color w:val="FFFFFF"/>
                 <w:sz w:val="20"/>
+                <w:szCs w:val="22"/>
               </w:rPr>
               <w:t>SNAI</w:t>
             </w:r>
@@ -4407,14 +4944,14 @@
         </w:tc>
         <w:tc>
           <w:tcPr>
-            <w:tcW w:type="dxa" w:w="2197"/>
-            <w:shd w:val="clear" w:color="auto" w:fill="1A1A2E"/>
+            <w:tcW w:w="2197" w:type="dxa"/>
             <w:tcBorders>
               <w:top w:val="single" w:sz="1" w:space="0" w:color="CCCCCC"/>
               <w:left w:val="single" w:sz="1" w:space="0" w:color="CCCCCC"/>
               <w:bottom w:val="single" w:sz="1" w:space="0" w:color="CCCCCC"/>
               <w:right w:val="single" w:sz="1" w:space="0" w:color="CCCCCC"/>
             </w:tcBorders>
+            <w:shd w:val="clear" w:fill="1A1A2E"/>
             <w:tcMar>
               <w:top w:w="80" w:type="dxa"/>
               <w:left w:w="120" w:type="dxa"/>
@@ -4428,10 +4965,12 @@
             </w:pPr>
             <w:r>
               <w:rPr>
+                <w:rFonts w:ascii="Cambria" w:hAnsi="Cambria" w:eastAsia="ＭＳ 明朝" w:cs="Cambria" w:asciiTheme="minorHAnsi" w:hAnsiTheme="minorHAnsi" w:eastAsiaTheme="minorEastAsia" w:csTheme="minorBidi"/>
                 <w:b/>
-                <w:i w:val="0"/>
+                <w:bCs/>
                 <w:color w:val="FFFFFF"/>
                 <w:sz w:val="20"/>
+                <w:szCs w:val="22"/>
               </w:rPr>
               <w:t>Sisal</w:t>
             </w:r>
@@ -4441,14 +4980,14 @@
       <w:tr>
         <w:tc>
           <w:tcPr>
-            <w:tcW w:type="dxa" w:w="2197"/>
-            <w:shd w:val="clear" w:color="auto" w:fill="F5F5F5"/>
+            <w:tcW w:w="2197" w:type="dxa"/>
             <w:tcBorders>
               <w:top w:val="single" w:sz="1" w:space="0" w:color="CCCCCC"/>
               <w:left w:val="single" w:sz="1" w:space="0" w:color="CCCCCC"/>
               <w:bottom w:val="single" w:sz="1" w:space="0" w:color="CCCCCC"/>
               <w:right w:val="single" w:sz="1" w:space="0" w:color="CCCCCC"/>
             </w:tcBorders>
+            <w:shd w:val="clear" w:fill="F5F5F5"/>
             <w:tcMar>
               <w:top w:w="80" w:type="dxa"/>
               <w:left w:w="120" w:type="dxa"/>
@@ -4457,12 +4996,17 @@
             </w:tcMar>
           </w:tcPr>
           <w:p>
+            <w:pPr>
+              <w:spacing w:after="200" w:line="276" w:lineRule="auto"/>
+            </w:pPr>
             <w:r>
               <w:rPr>
+                <w:rFonts w:ascii="Cambria" w:hAnsi="Cambria" w:eastAsia="ＭＳ 明朝" w:cs="Cambria" w:asciiTheme="minorHAnsi" w:hAnsiTheme="minorHAnsi" w:eastAsiaTheme="minorEastAsia" w:csTheme="minorBidi"/>
                 <w:b/>
-                <w:i w:val="0"/>
+                <w:bCs/>
                 <w:color w:val="333333"/>
                 <w:sz w:val="20"/>
+                <w:szCs w:val="22"/>
               </w:rPr>
               <w:t>Bonus sport</w:t>
             </w:r>
@@ -4470,14 +5014,14 @@
         </w:tc>
         <w:tc>
           <w:tcPr>
-            <w:tcW w:type="dxa" w:w="2197"/>
-            <w:shd w:val="clear" w:color="auto" w:fill="F5F5F5"/>
+            <w:tcW w:w="2197" w:type="dxa"/>
             <w:tcBorders>
               <w:top w:val="single" w:sz="1" w:space="0" w:color="CCCCCC"/>
               <w:left w:val="single" w:sz="1" w:space="0" w:color="CCCCCC"/>
               <w:bottom w:val="single" w:sz="1" w:space="0" w:color="CCCCCC"/>
               <w:right w:val="single" w:sz="1" w:space="0" w:color="CCCCCC"/>
             </w:tcBorders>
+            <w:shd w:val="clear" w:fill="F5F5F5"/>
             <w:tcMar>
               <w:top w:w="80" w:type="dxa"/>
               <w:left w:w="120" w:type="dxa"/>
@@ -4486,12 +5030,15 @@
             </w:tcMar>
           </w:tcPr>
           <w:p>
+            <w:pPr>
+              <w:spacing w:after="200" w:line="276" w:lineRule="auto"/>
+            </w:pPr>
             <w:r>
               <w:rPr>
-                <w:b w:val="0"/>
-                <w:i w:val="0"/>
+                <w:rFonts w:ascii="Cambria" w:hAnsi="Cambria" w:eastAsia="ＭＳ 明朝" w:cs="Cambria" w:asciiTheme="minorHAnsi" w:hAnsiTheme="minorHAnsi" w:eastAsiaTheme="minorEastAsia" w:csTheme="minorBidi"/>
                 <w:color w:val="333333"/>
                 <w:sz w:val="20"/>
+                <w:szCs w:val="22"/>
               </w:rPr>
               <w:t>100% fino a 5.000€ + 10€ no deposit + 200 Fun Flag = ~5.010€ (quota min. 3,50)</w:t>
             </w:r>
@@ -4499,14 +5046,14 @@
         </w:tc>
         <w:tc>
           <w:tcPr>
-            <w:tcW w:type="dxa" w:w="2197"/>
-            <w:shd w:val="clear" w:color="auto" w:fill="F5F5F5"/>
+            <w:tcW w:w="2197" w:type="dxa"/>
             <w:tcBorders>
               <w:top w:val="single" w:sz="1" w:space="0" w:color="CCCCCC"/>
               <w:left w:val="single" w:sz="1" w:space="0" w:color="CCCCCC"/>
               <w:bottom w:val="single" w:sz="1" w:space="0" w:color="CCCCCC"/>
               <w:right w:val="single" w:sz="1" w:space="0" w:color="CCCCCC"/>
             </w:tcBorders>
+            <w:shd w:val="clear" w:fill="F5F5F5"/>
             <w:tcMar>
               <w:top w:w="80" w:type="dxa"/>
               <w:left w:w="120" w:type="dxa"/>
@@ -4515,12 +5062,15 @@
             </w:tcMar>
           </w:tcPr>
           <w:p>
+            <w:pPr>
+              <w:spacing w:after="200" w:line="276" w:lineRule="auto"/>
+            </w:pPr>
             <w:r>
               <w:rPr>
-                <w:b w:val="0"/>
-                <w:i w:val="0"/>
+                <w:rFonts w:ascii="Cambria" w:hAnsi="Cambria" w:eastAsia="ＭＳ 明朝" w:cs="Cambria" w:asciiTheme="minorHAnsi" w:hAnsiTheme="minorHAnsi" w:eastAsiaTheme="minorEastAsia" w:csTheme="minorBidi"/>
                 <w:color w:val="333333"/>
                 <w:sz w:val="20"/>
+                <w:szCs w:val="22"/>
               </w:rPr>
               <w:t>500€ Gold (x6) + 500€ Game Bonus + 15€ free + 9€ extra = ~1.500€</w:t>
             </w:r>
@@ -4528,14 +5078,14 @@
         </w:tc>
         <w:tc>
           <w:tcPr>
-            <w:tcW w:type="dxa" w:w="2197"/>
-            <w:shd w:val="clear" w:color="auto" w:fill="F5F5F5"/>
+            <w:tcW w:w="2197" w:type="dxa"/>
             <w:tcBorders>
               <w:top w:val="single" w:sz="1" w:space="0" w:color="CCCCCC"/>
               <w:left w:val="single" w:sz="1" w:space="0" w:color="CCCCCC"/>
               <w:bottom w:val="single" w:sz="1" w:space="0" w:color="CCCCCC"/>
               <w:right w:val="single" w:sz="1" w:space="0" w:color="CCCCCC"/>
             </w:tcBorders>
+            <w:shd w:val="clear" w:fill="F5F5F5"/>
             <w:tcMar>
               <w:top w:w="80" w:type="dxa"/>
               <w:left w:w="120" w:type="dxa"/>
@@ -4544,12 +5094,15 @@
             </w:tcMar>
           </w:tcPr>
           <w:p>
+            <w:pPr>
+              <w:spacing w:after="200" w:line="276" w:lineRule="auto"/>
+            </w:pPr>
             <w:r>
               <w:rPr>
-                <w:b w:val="0"/>
-                <w:i w:val="0"/>
+                <w:rFonts w:ascii="Cambria" w:hAnsi="Cambria" w:eastAsia="ＭＳ 明朝" w:cs="Cambria" w:asciiTheme="minorHAnsi" w:hAnsiTheme="minorHAnsi" w:eastAsiaTheme="minorEastAsia" w:csTheme="minorBidi"/>
                 <w:color w:val="333333"/>
                 <w:sz w:val="20"/>
+                <w:szCs w:val="22"/>
               </w:rPr>
               <w:t>50-200€ Real + 1.500€ Fun</w:t>
             </w:r>
@@ -4559,14 +5112,14 @@
       <w:tr>
         <w:tc>
           <w:tcPr>
-            <w:tcW w:type="dxa" w:w="2197"/>
-            <w:shd w:val="clear" w:color="auto" w:fill="FFFFFF"/>
+            <w:tcW w:w="2197" w:type="dxa"/>
             <w:tcBorders>
               <w:top w:val="single" w:sz="1" w:space="0" w:color="CCCCCC"/>
               <w:left w:val="single" w:sz="1" w:space="0" w:color="CCCCCC"/>
               <w:bottom w:val="single" w:sz="1" w:space="0" w:color="CCCCCC"/>
               <w:right w:val="single" w:sz="1" w:space="0" w:color="CCCCCC"/>
             </w:tcBorders>
+            <w:shd w:val="clear" w:fill="FFFFFF"/>
             <w:tcMar>
               <w:top w:w="80" w:type="dxa"/>
               <w:left w:w="120" w:type="dxa"/>
@@ -4575,12 +5128,17 @@
             </w:tcMar>
           </w:tcPr>
           <w:p>
+            <w:pPr>
+              <w:spacing w:after="200" w:line="276" w:lineRule="auto"/>
+            </w:pPr>
             <w:r>
               <w:rPr>
+                <w:rFonts w:ascii="Cambria" w:hAnsi="Cambria" w:eastAsia="ＭＳ 明朝" w:cs="Cambria" w:asciiTheme="minorHAnsi" w:hAnsiTheme="minorHAnsi" w:eastAsiaTheme="minorEastAsia" w:csTheme="minorBidi"/>
                 <w:b/>
-                <w:i w:val="0"/>
+                <w:bCs/>
                 <w:color w:val="333333"/>
                 <w:sz w:val="20"/>
+                <w:szCs w:val="22"/>
               </w:rPr>
               <w:t>Bonus no deposit</w:t>
             </w:r>
@@ -4588,14 +5146,14 @@
         </w:tc>
         <w:tc>
           <w:tcPr>
-            <w:tcW w:type="dxa" w:w="2197"/>
-            <w:shd w:val="clear" w:color="auto" w:fill="FFFFFF"/>
+            <w:tcW w:w="2197" w:type="dxa"/>
             <w:tcBorders>
               <w:top w:val="single" w:sz="1" w:space="0" w:color="CCCCCC"/>
               <w:left w:val="single" w:sz="1" w:space="0" w:color="CCCCCC"/>
               <w:bottom w:val="single" w:sz="1" w:space="0" w:color="CCCCCC"/>
               <w:right w:val="single" w:sz="1" w:space="0" w:color="CCCCCC"/>
             </w:tcBorders>
+            <w:shd w:val="clear" w:fill="FFFFFF"/>
             <w:tcMar>
               <w:top w:w="80" w:type="dxa"/>
               <w:left w:w="120" w:type="dxa"/>
@@ -4604,12 +5162,15 @@
             </w:tcMar>
           </w:tcPr>
           <w:p>
+            <w:pPr>
+              <w:spacing w:after="200" w:line="276" w:lineRule="auto"/>
+            </w:pPr>
             <w:r>
               <w:rPr>
-                <w:b w:val="0"/>
-                <w:i w:val="0"/>
+                <w:rFonts w:ascii="Cambria" w:hAnsi="Cambria" w:eastAsia="ＭＳ 明朝" w:cs="Cambria" w:asciiTheme="minorHAnsi" w:hAnsiTheme="minorHAnsi" w:eastAsiaTheme="minorEastAsia" w:csTheme="minorBidi"/>
                 <w:color w:val="333333"/>
                 <w:sz w:val="20"/>
+                <w:szCs w:val="22"/>
               </w:rPr>
               <w:t>1.000€ (SPID/CIE) / 250€ (classica)</w:t>
             </w:r>
@@ -4617,14 +5178,14 @@
         </w:tc>
         <w:tc>
           <w:tcPr>
-            <w:tcW w:type="dxa" w:w="2197"/>
-            <w:shd w:val="clear" w:color="auto" w:fill="FFFFFF"/>
+            <w:tcW w:w="2197" w:type="dxa"/>
             <w:tcBorders>
               <w:top w:val="single" w:sz="1" w:space="0" w:color="CCCCCC"/>
               <w:left w:val="single" w:sz="1" w:space="0" w:color="CCCCCC"/>
               <w:bottom w:val="single" w:sz="1" w:space="0" w:color="CCCCCC"/>
               <w:right w:val="single" w:sz="1" w:space="0" w:color="CCCCCC"/>
             </w:tcBorders>
+            <w:shd w:val="clear" w:fill="FFFFFF"/>
             <w:tcMar>
               <w:top w:w="80" w:type="dxa"/>
               <w:left w:w="120" w:type="dxa"/>
@@ -4633,12 +5194,15 @@
             </w:tcMar>
           </w:tcPr>
           <w:p>
+            <w:pPr>
+              <w:spacing w:after="200" w:line="276" w:lineRule="auto"/>
+            </w:pPr>
             <w:r>
               <w:rPr>
-                <w:b w:val="0"/>
-                <w:i w:val="0"/>
+                <w:rFonts w:ascii="Cambria" w:hAnsi="Cambria" w:eastAsia="ＭＳ 明朝" w:cs="Cambria" w:asciiTheme="minorHAnsi" w:hAnsiTheme="minorHAnsi" w:eastAsiaTheme="minorEastAsia" w:csTheme="minorBidi"/>
                 <w:color w:val="333333"/>
                 <w:sz w:val="20"/>
+                <w:szCs w:val="22"/>
               </w:rPr>
               <w:t>15€ sport / 1.000€ Play (casinò, percorso separato)</w:t>
             </w:r>
@@ -4646,14 +5210,14 @@
         </w:tc>
         <w:tc>
           <w:tcPr>
-            <w:tcW w:type="dxa" w:w="2197"/>
-            <w:shd w:val="clear" w:color="auto" w:fill="FFFFFF"/>
+            <w:tcW w:w="2197" w:type="dxa"/>
             <w:tcBorders>
               <w:top w:val="single" w:sz="1" w:space="0" w:color="CCCCCC"/>
               <w:left w:val="single" w:sz="1" w:space="0" w:color="CCCCCC"/>
               <w:bottom w:val="single" w:sz="1" w:space="0" w:color="CCCCCC"/>
               <w:right w:val="single" w:sz="1" w:space="0" w:color="CCCCCC"/>
             </w:tcBorders>
+            <w:shd w:val="clear" w:fill="FFFFFF"/>
             <w:tcMar>
               <w:top w:w="80" w:type="dxa"/>
               <w:left w:w="120" w:type="dxa"/>
@@ -4662,12 +5226,15 @@
             </w:tcMar>
           </w:tcPr>
           <w:p>
+            <w:pPr>
+              <w:spacing w:after="200" w:line="276" w:lineRule="auto"/>
+            </w:pPr>
             <w:r>
               <w:rPr>
-                <w:b w:val="0"/>
-                <w:i w:val="0"/>
+                <w:rFonts w:ascii="Cambria" w:hAnsi="Cambria" w:eastAsia="ＭＳ 明朝" w:cs="Cambria" w:asciiTheme="minorHAnsi" w:hAnsiTheme="minorHAnsi" w:eastAsiaTheme="minorEastAsia" w:csTheme="minorBidi"/>
                 <w:color w:val="333333"/>
                 <w:sz w:val="20"/>
+                <w:szCs w:val="22"/>
               </w:rPr>
               <w:t>Fino a 5.000€ (Salva il Bottino)</w:t>
             </w:r>
@@ -4677,14 +5244,14 @@
       <w:tr>
         <w:tc>
           <w:tcPr>
-            <w:tcW w:type="dxa" w:w="2197"/>
-            <w:shd w:val="clear" w:color="auto" w:fill="F5F5F5"/>
+            <w:tcW w:w="2197" w:type="dxa"/>
             <w:tcBorders>
               <w:top w:val="single" w:sz="1" w:space="0" w:color="CCCCCC"/>
               <w:left w:val="single" w:sz="1" w:space="0" w:color="CCCCCC"/>
               <w:bottom w:val="single" w:sz="1" w:space="0" w:color="CCCCCC"/>
               <w:right w:val="single" w:sz="1" w:space="0" w:color="CCCCCC"/>
             </w:tcBorders>
+            <w:shd w:val="clear" w:fill="F5F5F5"/>
             <w:tcMar>
               <w:top w:w="80" w:type="dxa"/>
               <w:left w:w="120" w:type="dxa"/>
@@ -4693,12 +5260,17 @@
             </w:tcMar>
           </w:tcPr>
           <w:p>
+            <w:pPr>
+              <w:spacing w:after="200" w:line="276" w:lineRule="auto"/>
+            </w:pPr>
             <w:r>
               <w:rPr>
+                <w:rFonts w:ascii="Cambria" w:hAnsi="Cambria" w:eastAsia="ＭＳ 明朝" w:cs="Cambria" w:asciiTheme="minorHAnsi" w:hAnsiTheme="minorHAnsi" w:eastAsiaTheme="minorEastAsia" w:csTheme="minorBidi"/>
                 <w:b/>
-                <w:i w:val="0"/>
+                <w:bCs/>
                 <w:color w:val="333333"/>
                 <w:sz w:val="20"/>
+                <w:szCs w:val="22"/>
               </w:rPr>
               <w:t>Proprietà</w:t>
             </w:r>
@@ -4706,14 +5278,14 @@
         </w:tc>
         <w:tc>
           <w:tcPr>
-            <w:tcW w:type="dxa" w:w="2197"/>
-            <w:shd w:val="clear" w:color="auto" w:fill="F5F5F5"/>
+            <w:tcW w:w="2197" w:type="dxa"/>
             <w:tcBorders>
               <w:top w:val="single" w:sz="1" w:space="0" w:color="CCCCCC"/>
               <w:left w:val="single" w:sz="1" w:space="0" w:color="CCCCCC"/>
               <w:bottom w:val="single" w:sz="1" w:space="0" w:color="CCCCCC"/>
               <w:right w:val="single" w:sz="1" w:space="0" w:color="CCCCCC"/>
             </w:tcBorders>
+            <w:shd w:val="clear" w:fill="F5F5F5"/>
             <w:tcMar>
               <w:top w:w="80" w:type="dxa"/>
               <w:left w:w="120" w:type="dxa"/>
@@ -4722,12 +5294,15 @@
             </w:tcMar>
           </w:tcPr>
           <w:p>
+            <w:pPr>
+              <w:spacing w:after="200" w:line="276" w:lineRule="auto"/>
+            </w:pPr>
             <w:r>
               <w:rPr>
-                <w:b w:val="0"/>
-                <w:i w:val="0"/>
+                <w:rFonts w:ascii="Cambria" w:hAnsi="Cambria" w:eastAsia="ＭＳ 明朝" w:cs="Cambria" w:asciiTheme="minorHAnsi" w:hAnsiTheme="minorHAnsi" w:eastAsiaTheme="minorEastAsia" w:csTheme="minorBidi"/>
                 <w:color w:val="333333"/>
                 <w:sz w:val="20"/>
+                <w:szCs w:val="22"/>
               </w:rPr>
               <w:t>Gruppo Lottomatica (dal 2022)</w:t>
             </w:r>
@@ -4735,14 +5310,14 @@
         </w:tc>
         <w:tc>
           <w:tcPr>
-            <w:tcW w:type="dxa" w:w="2197"/>
-            <w:shd w:val="clear" w:color="auto" w:fill="F5F5F5"/>
+            <w:tcW w:w="2197" w:type="dxa"/>
             <w:tcBorders>
               <w:top w:val="single" w:sz="1" w:space="0" w:color="CCCCCC"/>
               <w:left w:val="single" w:sz="1" w:space="0" w:color="CCCCCC"/>
               <w:bottom w:val="single" w:sz="1" w:space="0" w:color="CCCCCC"/>
               <w:right w:val="single" w:sz="1" w:space="0" w:color="CCCCCC"/>
             </w:tcBorders>
+            <w:shd w:val="clear" w:fill="F5F5F5"/>
             <w:tcMar>
               <w:top w:w="80" w:type="dxa"/>
               <w:left w:w="120" w:type="dxa"/>
@@ -4751,12 +5326,15 @@
             </w:tcMar>
           </w:tcPr>
           <w:p>
+            <w:pPr>
+              <w:spacing w:after="200" w:line="276" w:lineRule="auto"/>
+            </w:pPr>
             <w:r>
               <w:rPr>
-                <w:b w:val="0"/>
-                <w:i w:val="0"/>
+                <w:rFonts w:ascii="Cambria" w:hAnsi="Cambria" w:eastAsia="ＭＳ 明朝" w:cs="Cambria" w:asciiTheme="minorHAnsi" w:hAnsiTheme="minorHAnsi" w:eastAsiaTheme="minorEastAsia" w:csTheme="minorBidi"/>
                 <w:color w:val="333333"/>
                 <w:sz w:val="20"/>
+                <w:szCs w:val="22"/>
               </w:rPr>
               <w:t>Gruppo Flutter Entertainment (dal 2025)</w:t>
             </w:r>
@@ -4764,14 +5342,14 @@
         </w:tc>
         <w:tc>
           <w:tcPr>
-            <w:tcW w:type="dxa" w:w="2197"/>
-            <w:shd w:val="clear" w:color="auto" w:fill="F5F5F5"/>
+            <w:tcW w:w="2197" w:type="dxa"/>
             <w:tcBorders>
               <w:top w:val="single" w:sz="1" w:space="0" w:color="CCCCCC"/>
               <w:left w:val="single" w:sz="1" w:space="0" w:color="CCCCCC"/>
               <w:bottom w:val="single" w:sz="1" w:space="0" w:color="CCCCCC"/>
               <w:right w:val="single" w:sz="1" w:space="0" w:color="CCCCCC"/>
             </w:tcBorders>
+            <w:shd w:val="clear" w:fill="F5F5F5"/>
             <w:tcMar>
               <w:top w:w="80" w:type="dxa"/>
               <w:left w:w="120" w:type="dxa"/>
@@ -4780,12 +5358,15 @@
             </w:tcMar>
           </w:tcPr>
           <w:p>
+            <w:pPr>
+              <w:spacing w:after="200" w:line="276" w:lineRule="auto"/>
+            </w:pPr>
             <w:r>
               <w:rPr>
-                <w:b w:val="0"/>
-                <w:i w:val="0"/>
+                <w:rFonts w:ascii="Cambria" w:hAnsi="Cambria" w:eastAsia="ＭＳ 明朝" w:cs="Cambria" w:asciiTheme="minorHAnsi" w:hAnsiTheme="minorHAnsi" w:eastAsiaTheme="minorEastAsia" w:csTheme="minorBidi"/>
                 <w:color w:val="333333"/>
                 <w:sz w:val="20"/>
+                <w:szCs w:val="22"/>
               </w:rPr>
               <w:t>Gruppo Flutter Entertainment (dal 2022)</w:t>
             </w:r>
@@ -4795,14 +5376,14 @@
       <w:tr>
         <w:tc>
           <w:tcPr>
-            <w:tcW w:type="dxa" w:w="2197"/>
-            <w:shd w:val="clear" w:color="auto" w:fill="FFFFFF"/>
+            <w:tcW w:w="2197" w:type="dxa"/>
             <w:tcBorders>
               <w:top w:val="single" w:sz="1" w:space="0" w:color="CCCCCC"/>
               <w:left w:val="single" w:sz="1" w:space="0" w:color="CCCCCC"/>
               <w:bottom w:val="single" w:sz="1" w:space="0" w:color="CCCCCC"/>
               <w:right w:val="single" w:sz="1" w:space="0" w:color="CCCCCC"/>
             </w:tcBorders>
+            <w:shd w:val="clear" w:fill="FFFFFF"/>
             <w:tcMar>
               <w:top w:w="80" w:type="dxa"/>
               <w:left w:w="120" w:type="dxa"/>
@@ -4811,12 +5392,17 @@
             </w:tcMar>
           </w:tcPr>
           <w:p>
+            <w:pPr>
+              <w:spacing w:after="200" w:line="276" w:lineRule="auto"/>
+            </w:pPr>
             <w:r>
               <w:rPr>
+                <w:rFonts w:ascii="Cambria" w:hAnsi="Cambria" w:eastAsia="ＭＳ 明朝" w:cs="Cambria" w:asciiTheme="minorHAnsi" w:hAnsiTheme="minorHAnsi" w:eastAsiaTheme="minorEastAsia" w:csTheme="minorBidi"/>
                 <w:b/>
-                <w:i w:val="0"/>
+                <w:bCs/>
                 <w:color w:val="333333"/>
                 <w:sz w:val="20"/>
+                <w:szCs w:val="22"/>
               </w:rPr>
               <w:t>Prodotto distintivo</w:t>
             </w:r>
@@ -4824,14 +5410,14 @@
         </w:tc>
         <w:tc>
           <w:tcPr>
-            <w:tcW w:type="dxa" w:w="2197"/>
-            <w:shd w:val="clear" w:color="auto" w:fill="FFFFFF"/>
+            <w:tcW w:w="2197" w:type="dxa"/>
             <w:tcBorders>
               <w:top w:val="single" w:sz="1" w:space="0" w:color="CCCCCC"/>
               <w:left w:val="single" w:sz="1" w:space="0" w:color="CCCCCC"/>
               <w:bottom w:val="single" w:sz="1" w:space="0" w:color="CCCCCC"/>
               <w:right w:val="single" w:sz="1" w:space="0" w:color="CCCCCC"/>
             </w:tcBorders>
+            <w:shd w:val="clear" w:fill="FFFFFF"/>
             <w:tcMar>
               <w:top w:w="80" w:type="dxa"/>
               <w:left w:w="120" w:type="dxa"/>
@@ -4840,12 +5426,15 @@
             </w:tcMar>
           </w:tcPr>
           <w:p>
+            <w:pPr>
+              <w:spacing w:after="200" w:line="276" w:lineRule="auto"/>
+            </w:pPr>
             <w:r>
               <w:rPr>
-                <w:b w:val="0"/>
-                <w:i w:val="0"/>
+                <w:rFonts w:ascii="Cambria" w:hAnsi="Cambria" w:eastAsia="ＭＳ 明朝" w:cs="Cambria" w:asciiTheme="minorHAnsi" w:hAnsiTheme="minorHAnsi" w:eastAsiaTheme="minorEastAsia" w:csTheme="minorBidi"/>
                 <w:color w:val="333333"/>
                 <w:sz w:val="20"/>
+                <w:szCs w:val="22"/>
               </w:rPr>
               <w:t>Betting Exchange + Moneyback</w:t>
             </w:r>
@@ -4853,14 +5442,14 @@
         </w:tc>
         <w:tc>
           <w:tcPr>
-            <w:tcW w:type="dxa" w:w="2197"/>
-            <w:shd w:val="clear" w:color="auto" w:fill="FFFFFF"/>
+            <w:tcW w:w="2197" w:type="dxa"/>
             <w:tcBorders>
               <w:top w:val="single" w:sz="1" w:space="0" w:color="CCCCCC"/>
               <w:left w:val="single" w:sz="1" w:space="0" w:color="CCCCCC"/>
               <w:bottom w:val="single" w:sz="1" w:space="0" w:color="CCCCCC"/>
               <w:right w:val="single" w:sz="1" w:space="0" w:color="CCCCCC"/>
             </w:tcBorders>
+            <w:shd w:val="clear" w:fill="FFFFFF"/>
             <w:tcMar>
               <w:top w:w="80" w:type="dxa"/>
               <w:left w:w="120" w:type="dxa"/>
@@ -4869,12 +5458,15 @@
             </w:tcMar>
           </w:tcPr>
           <w:p>
+            <w:pPr>
+              <w:spacing w:after="200" w:line="276" w:lineRule="auto"/>
+            </w:pPr>
             <w:r>
               <w:rPr>
-                <w:b w:val="0"/>
-                <w:i w:val="0"/>
+                <w:rFonts w:ascii="Cambria" w:hAnsi="Cambria" w:eastAsia="ＭＳ 明朝" w:cs="Cambria" w:asciiTheme="minorHAnsi" w:hAnsiTheme="minorHAnsi" w:eastAsiaTheme="minorEastAsia" w:csTheme="minorBidi"/>
                 <w:color w:val="333333"/>
                 <w:sz w:val="20"/>
+                <w:szCs w:val="22"/>
               </w:rPr>
               <w:t>Ippica, Snaipay, integrazione fisico-digitale</w:t>
             </w:r>
@@ -4882,14 +5474,14 @@
         </w:tc>
         <w:tc>
           <w:tcPr>
-            <w:tcW w:type="dxa" w:w="2197"/>
-            <w:shd w:val="clear" w:color="auto" w:fill="FFFFFF"/>
+            <w:tcW w:w="2197" w:type="dxa"/>
             <w:tcBorders>
               <w:top w:val="single" w:sz="1" w:space="0" w:color="CCCCCC"/>
               <w:left w:val="single" w:sz="1" w:space="0" w:color="CCCCCC"/>
               <w:bottom w:val="single" w:sz="1" w:space="0" w:color="CCCCCC"/>
               <w:right w:val="single" w:sz="1" w:space="0" w:color="CCCCCC"/>
             </w:tcBorders>
+            <w:shd w:val="clear" w:fill="FFFFFF"/>
             <w:tcMar>
               <w:top w:w="80" w:type="dxa"/>
               <w:left w:w="120" w:type="dxa"/>
@@ -4898,12 +5490,15 @@
             </w:tcMar>
           </w:tcPr>
           <w:p>
+            <w:pPr>
+              <w:spacing w:after="200" w:line="276" w:lineRule="auto"/>
+            </w:pPr>
             <w:r>
               <w:rPr>
-                <w:b w:val="0"/>
-                <w:i w:val="0"/>
+                <w:rFonts w:ascii="Cambria" w:hAnsi="Cambria" w:eastAsia="ＭＳ 明朝" w:cs="Cambria" w:asciiTheme="minorHAnsi" w:hAnsiTheme="minorHAnsi" w:eastAsiaTheme="minorEastAsia" w:csTheme="minorBidi"/>
                 <w:color w:val="333333"/>
                 <w:sz w:val="20"/>
+                <w:szCs w:val="22"/>
               </w:rPr>
               <w:t>Gamification</w:t>
             </w:r>
@@ -4913,14 +5508,14 @@
       <w:tr>
         <w:tc>
           <w:tcPr>
-            <w:tcW w:type="dxa" w:w="2197"/>
-            <w:shd w:val="clear" w:color="auto" w:fill="F5F5F5"/>
+            <w:tcW w:w="2197" w:type="dxa"/>
             <w:tcBorders>
               <w:top w:val="single" w:sz="1" w:space="0" w:color="CCCCCC"/>
               <w:left w:val="single" w:sz="1" w:space="0" w:color="CCCCCC"/>
               <w:bottom w:val="single" w:sz="1" w:space="0" w:color="CCCCCC"/>
               <w:right w:val="single" w:sz="1" w:space="0" w:color="CCCCCC"/>
             </w:tcBorders>
+            <w:shd w:val="clear" w:fill="F5F5F5"/>
             <w:tcMar>
               <w:top w:w="80" w:type="dxa"/>
               <w:left w:w="120" w:type="dxa"/>
@@ -4929,12 +5524,17 @@
             </w:tcMar>
           </w:tcPr>
           <w:p>
+            <w:pPr>
+              <w:spacing w:after="200" w:line="276" w:lineRule="auto"/>
+            </w:pPr>
             <w:r>
               <w:rPr>
+                <w:rFonts w:ascii="Cambria" w:hAnsi="Cambria" w:eastAsia="ＭＳ 明朝" w:cs="Cambria" w:asciiTheme="minorHAnsi" w:hAnsiTheme="minorHAnsi" w:eastAsiaTheme="minorEastAsia" w:csTheme="minorBidi"/>
                 <w:b/>
-                <w:i w:val="0"/>
+                <w:bCs/>
                 <w:color w:val="333333"/>
                 <w:sz w:val="20"/>
+                <w:szCs w:val="22"/>
               </w:rPr>
               <w:t>Discipline sportive</w:t>
             </w:r>
@@ -4942,14 +5542,14 @@
         </w:tc>
         <w:tc>
           <w:tcPr>
-            <w:tcW w:type="dxa" w:w="2197"/>
-            <w:shd w:val="clear" w:color="auto" w:fill="F5F5F5"/>
+            <w:tcW w:w="2197" w:type="dxa"/>
             <w:tcBorders>
               <w:top w:val="single" w:sz="1" w:space="0" w:color="CCCCCC"/>
               <w:left w:val="single" w:sz="1" w:space="0" w:color="CCCCCC"/>
               <w:bottom w:val="single" w:sz="1" w:space="0" w:color="CCCCCC"/>
               <w:right w:val="single" w:sz="1" w:space="0" w:color="CCCCCC"/>
             </w:tcBorders>
+            <w:shd w:val="clear" w:fill="F5F5F5"/>
             <w:tcMar>
               <w:top w:w="80" w:type="dxa"/>
               <w:left w:w="120" w:type="dxa"/>
@@ -4958,12 +5558,15 @@
             </w:tcMar>
           </w:tcPr>
           <w:p>
+            <w:pPr>
+              <w:spacing w:after="200" w:line="276" w:lineRule="auto"/>
+            </w:pPr>
             <w:r>
               <w:rPr>
-                <w:b w:val="0"/>
-                <w:i w:val="0"/>
+                <w:rFonts w:ascii="Cambria" w:hAnsi="Cambria" w:eastAsia="ＭＳ 明朝" w:cs="Cambria" w:asciiTheme="minorHAnsi" w:hAnsiTheme="minorHAnsi" w:eastAsiaTheme="minorEastAsia" w:csTheme="minorBidi"/>
                 <w:color w:val="333333"/>
                 <w:sz w:val="20"/>
+                <w:szCs w:val="22"/>
               </w:rPr>
               <w:t>30+</w:t>
             </w:r>
@@ -4971,14 +5574,14 @@
         </w:tc>
         <w:tc>
           <w:tcPr>
-            <w:tcW w:type="dxa" w:w="2197"/>
-            <w:shd w:val="clear" w:color="auto" w:fill="F5F5F5"/>
+            <w:tcW w:w="2197" w:type="dxa"/>
             <w:tcBorders>
               <w:top w:val="single" w:sz="1" w:space="0" w:color="CCCCCC"/>
               <w:left w:val="single" w:sz="1" w:space="0" w:color="CCCCCC"/>
               <w:bottom w:val="single" w:sz="1" w:space="0" w:color="CCCCCC"/>
               <w:right w:val="single" w:sz="1" w:space="0" w:color="CCCCCC"/>
             </w:tcBorders>
+            <w:shd w:val="clear" w:fill="F5F5F5"/>
             <w:tcMar>
               <w:top w:w="80" w:type="dxa"/>
               <w:left w:w="120" w:type="dxa"/>
@@ -4987,12 +5590,15 @@
             </w:tcMar>
           </w:tcPr>
           <w:p>
+            <w:pPr>
+              <w:spacing w:after="200" w:line="276" w:lineRule="auto"/>
+            </w:pPr>
             <w:r>
               <w:rPr>
-                <w:b w:val="0"/>
-                <w:i w:val="0"/>
+                <w:rFonts w:ascii="Cambria" w:hAnsi="Cambria" w:eastAsia="ＭＳ 明朝" w:cs="Cambria" w:asciiTheme="minorHAnsi" w:hAnsiTheme="minorHAnsi" w:eastAsiaTheme="minorEastAsia" w:csTheme="minorBidi"/>
                 <w:color w:val="333333"/>
                 <w:sz w:val="20"/>
+                <w:szCs w:val="22"/>
               </w:rPr>
               <w:t>25+</w:t>
             </w:r>
@@ -5000,14 +5606,14 @@
         </w:tc>
         <w:tc>
           <w:tcPr>
-            <w:tcW w:type="dxa" w:w="2197"/>
-            <w:shd w:val="clear" w:color="auto" w:fill="F5F5F5"/>
+            <w:tcW w:w="2197" w:type="dxa"/>
             <w:tcBorders>
               <w:top w:val="single" w:sz="1" w:space="0" w:color="CCCCCC"/>
               <w:left w:val="single" w:sz="1" w:space="0" w:color="CCCCCC"/>
               <w:bottom w:val="single" w:sz="1" w:space="0" w:color="CCCCCC"/>
               <w:right w:val="single" w:sz="1" w:space="0" w:color="CCCCCC"/>
             </w:tcBorders>
+            <w:shd w:val="clear" w:fill="F5F5F5"/>
             <w:tcMar>
               <w:top w:w="80" w:type="dxa"/>
               <w:left w:w="120" w:type="dxa"/>
@@ -5016,12 +5622,15 @@
             </w:tcMar>
           </w:tcPr>
           <w:p>
+            <w:pPr>
+              <w:spacing w:after="200" w:line="276" w:lineRule="auto"/>
+            </w:pPr>
             <w:r>
               <w:rPr>
-                <w:b w:val="0"/>
-                <w:i w:val="0"/>
+                <w:rFonts w:ascii="Cambria" w:hAnsi="Cambria" w:eastAsia="ＭＳ 明朝" w:cs="Cambria" w:asciiTheme="minorHAnsi" w:hAnsiTheme="minorHAnsi" w:eastAsiaTheme="minorEastAsia" w:csTheme="minorBidi"/>
                 <w:color w:val="333333"/>
                 <w:sz w:val="20"/>
+                <w:szCs w:val="22"/>
               </w:rPr>
               <w:t>25+</w:t>
             </w:r>
@@ -5031,14 +5640,14 @@
       <w:tr>
         <w:tc>
           <w:tcPr>
-            <w:tcW w:type="dxa" w:w="2197"/>
-            <w:shd w:val="clear" w:color="auto" w:fill="FFFFFF"/>
+            <w:tcW w:w="2197" w:type="dxa"/>
             <w:tcBorders>
               <w:top w:val="single" w:sz="1" w:space="0" w:color="CCCCCC"/>
               <w:left w:val="single" w:sz="1" w:space="0" w:color="CCCCCC"/>
               <w:bottom w:val="single" w:sz="1" w:space="0" w:color="CCCCCC"/>
               <w:right w:val="single" w:sz="1" w:space="0" w:color="CCCCCC"/>
             </w:tcBorders>
+            <w:shd w:val="clear" w:fill="FFFFFF"/>
             <w:tcMar>
               <w:top w:w="80" w:type="dxa"/>
               <w:left w:w="120" w:type="dxa"/>
@@ -5047,12 +5656,17 @@
             </w:tcMar>
           </w:tcPr>
           <w:p>
+            <w:pPr>
+              <w:spacing w:after="200" w:line="276" w:lineRule="auto"/>
+            </w:pPr>
             <w:r>
               <w:rPr>
+                <w:rFonts w:ascii="Cambria" w:hAnsi="Cambria" w:eastAsia="ＭＳ 明朝" w:cs="Cambria" w:asciiTheme="minorHAnsi" w:hAnsiTheme="minorHAnsi" w:eastAsiaTheme="minorEastAsia" w:csTheme="minorBidi"/>
                 <w:b/>
-                <w:i w:val="0"/>
+                <w:bCs/>
                 <w:color w:val="333333"/>
                 <w:sz w:val="20"/>
+                <w:szCs w:val="22"/>
               </w:rPr>
               <w:t>Live streaming</w:t>
             </w:r>
@@ -5060,14 +5674,14 @@
         </w:tc>
         <w:tc>
           <w:tcPr>
-            <w:tcW w:type="dxa" w:w="2197"/>
-            <w:shd w:val="clear" w:color="auto" w:fill="FFFFFF"/>
+            <w:tcW w:w="2197" w:type="dxa"/>
             <w:tcBorders>
               <w:top w:val="single" w:sz="1" w:space="0" w:color="CCCCCC"/>
               <w:left w:val="single" w:sz="1" w:space="0" w:color="CCCCCC"/>
               <w:bottom w:val="single" w:sz="1" w:space="0" w:color="CCCCCC"/>
               <w:right w:val="single" w:sz="1" w:space="0" w:color="CCCCCC"/>
             </w:tcBorders>
+            <w:shd w:val="clear" w:fill="FFFFFF"/>
             <w:tcMar>
               <w:top w:w="80" w:type="dxa"/>
               <w:left w:w="120" w:type="dxa"/>
@@ -5076,27 +5690,30 @@
             </w:tcMar>
           </w:tcPr>
           <w:p>
+            <w:pPr>
+              <w:spacing w:after="200" w:line="276" w:lineRule="auto"/>
+            </w:pPr>
             <w:r>
               <w:rPr>
-                <w:b w:val="0"/>
-                <w:i w:val="0"/>
+                <w:rFonts w:ascii="Cambria" w:hAnsi="Cambria" w:eastAsia="ＭＳ 明朝" w:cs="Cambria" w:asciiTheme="minorHAnsi" w:hAnsiTheme="minorHAnsi" w:eastAsiaTheme="minorEastAsia" w:csTheme="minorBidi"/>
                 <w:color w:val="333333"/>
                 <w:sz w:val="20"/>
+                <w:szCs w:val="22"/>
               </w:rPr>
-              <w:t>Bundesliga, Lega Pro e altri</w:t>
+              <w:t>Buono</w:t>
             </w:r>
           </w:p>
         </w:tc>
         <w:tc>
           <w:tcPr>
-            <w:tcW w:type="dxa" w:w="2197"/>
-            <w:shd w:val="clear" w:color="auto" w:fill="FFFFFF"/>
+            <w:tcW w:w="2197" w:type="dxa"/>
             <w:tcBorders>
               <w:top w:val="single" w:sz="1" w:space="0" w:color="CCCCCC"/>
               <w:left w:val="single" w:sz="1" w:space="0" w:color="CCCCCC"/>
               <w:bottom w:val="single" w:sz="1" w:space="0" w:color="CCCCCC"/>
               <w:right w:val="single" w:sz="1" w:space="0" w:color="CCCCCC"/>
             </w:tcBorders>
+            <w:shd w:val="clear" w:fill="FFFFFF"/>
             <w:tcMar>
               <w:top w:w="80" w:type="dxa"/>
               <w:left w:w="120" w:type="dxa"/>
@@ -5105,27 +5722,30 @@
             </w:tcMar>
           </w:tcPr>
           <w:p>
+            <w:pPr>
+              <w:spacing w:after="200" w:line="276" w:lineRule="auto"/>
+            </w:pPr>
             <w:r>
               <w:rPr>
-                <w:b w:val="0"/>
-                <w:i w:val="0"/>
+                <w:rFonts w:ascii="Cambria" w:hAnsi="Cambria" w:eastAsia="ＭＳ 明朝" w:cs="Cambria" w:asciiTheme="minorHAnsi" w:hAnsiTheme="minorHAnsi" w:eastAsiaTheme="minorEastAsia" w:csTheme="minorBidi"/>
                 <w:color w:val="333333"/>
                 <w:sz w:val="20"/>
+                <w:szCs w:val="22"/>
               </w:rPr>
-              <w:t>Eccellente (Bundesliga, Ligue 1, FA Cup, Liga, Serie A dedicata)</w:t>
+              <w:t>Eccellente</w:t>
             </w:r>
           </w:p>
         </w:tc>
         <w:tc>
           <w:tcPr>
-            <w:tcW w:type="dxa" w:w="2197"/>
-            <w:shd w:val="clear" w:color="auto" w:fill="FFFFFF"/>
+            <w:tcW w:w="2197" w:type="dxa"/>
             <w:tcBorders>
               <w:top w:val="single" w:sz="1" w:space="0" w:color="CCCCCC"/>
               <w:left w:val="single" w:sz="1" w:space="0" w:color="CCCCCC"/>
               <w:bottom w:val="single" w:sz="1" w:space="0" w:color="CCCCCC"/>
               <w:right w:val="single" w:sz="1" w:space="0" w:color="CCCCCC"/>
             </w:tcBorders>
+            <w:shd w:val="clear" w:fill="FFFFFF"/>
             <w:tcMar>
               <w:top w:w="80" w:type="dxa"/>
               <w:left w:w="120" w:type="dxa"/>
@@ -5134,12 +5754,15 @@
             </w:tcMar>
           </w:tcPr>
           <w:p>
+            <w:pPr>
+              <w:spacing w:after="200" w:line="276" w:lineRule="auto"/>
+            </w:pPr>
             <w:r>
               <w:rPr>
-                <w:b w:val="0"/>
-                <w:i w:val="0"/>
+                <w:rFonts w:ascii="Cambria" w:hAnsi="Cambria" w:eastAsia="ＭＳ 明朝" w:cs="Cambria" w:asciiTheme="minorHAnsi" w:hAnsiTheme="minorHAnsi" w:eastAsiaTheme="minorEastAsia" w:csTheme="minorBidi"/>
                 <w:color w:val="333333"/>
                 <w:sz w:val="20"/>
+                <w:szCs w:val="22"/>
               </w:rPr>
               <w:t>Buono</w:t>
             </w:r>
@@ -5149,14 +5772,14 @@
       <w:tr>
         <w:tc>
           <w:tcPr>
-            <w:tcW w:type="dxa" w:w="2197"/>
-            <w:shd w:val="clear" w:color="auto" w:fill="F5F5F5"/>
+            <w:tcW w:w="2197" w:type="dxa"/>
             <w:tcBorders>
               <w:top w:val="single" w:sz="1" w:space="0" w:color="CCCCCC"/>
               <w:left w:val="single" w:sz="1" w:space="0" w:color="CCCCCC"/>
               <w:bottom w:val="single" w:sz="1" w:space="0" w:color="CCCCCC"/>
               <w:right w:val="single" w:sz="1" w:space="0" w:color="CCCCCC"/>
             </w:tcBorders>
+            <w:shd w:val="clear" w:fill="F5F5F5"/>
             <w:tcMar>
               <w:top w:w="80" w:type="dxa"/>
               <w:left w:w="120" w:type="dxa"/>
@@ -5165,12 +5788,17 @@
             </w:tcMar>
           </w:tcPr>
           <w:p>
+            <w:pPr>
+              <w:spacing w:after="200" w:line="276" w:lineRule="auto"/>
+            </w:pPr>
             <w:r>
               <w:rPr>
+                <w:rFonts w:ascii="Cambria" w:hAnsi="Cambria" w:eastAsia="ＭＳ 明朝" w:cs="Cambria" w:asciiTheme="minorHAnsi" w:hAnsiTheme="minorHAnsi" w:eastAsiaTheme="minorEastAsia" w:csTheme="minorBidi"/>
                 <w:b/>
-                <w:i w:val="0"/>
+                <w:bCs/>
                 <w:color w:val="333333"/>
                 <w:sz w:val="20"/>
+                <w:szCs w:val="22"/>
               </w:rPr>
               <w:t>Login SPID/CIE</w:t>
             </w:r>
@@ -5178,14 +5806,14 @@
         </w:tc>
         <w:tc>
           <w:tcPr>
-            <w:tcW w:type="dxa" w:w="2197"/>
-            <w:shd w:val="clear" w:color="auto" w:fill="F5F5F5"/>
+            <w:tcW w:w="2197" w:type="dxa"/>
             <w:tcBorders>
               <w:top w:val="single" w:sz="1" w:space="0" w:color="CCCCCC"/>
               <w:left w:val="single" w:sz="1" w:space="0" w:color="CCCCCC"/>
               <w:bottom w:val="single" w:sz="1" w:space="0" w:color="CCCCCC"/>
               <w:right w:val="single" w:sz="1" w:space="0" w:color="CCCCCC"/>
             </w:tcBorders>
+            <w:shd w:val="clear" w:fill="F5F5F5"/>
             <w:tcMar>
               <w:top w:w="80" w:type="dxa"/>
               <w:left w:w="120" w:type="dxa"/>
@@ -5194,12 +5822,15 @@
             </w:tcMar>
           </w:tcPr>
           <w:p>
+            <w:pPr>
+              <w:spacing w:after="200" w:line="276" w:lineRule="auto"/>
+            </w:pPr>
             <w:r>
               <w:rPr>
-                <w:b w:val="0"/>
-                <w:i w:val="0"/>
+                <w:rFonts w:ascii="Cambria" w:hAnsi="Cambria" w:eastAsia="ＭＳ 明朝" w:cs="Cambria" w:asciiTheme="minorHAnsi" w:hAnsiTheme="minorHAnsi" w:eastAsiaTheme="minorEastAsia" w:csTheme="minorBidi"/>
                 <w:color w:val="333333"/>
                 <w:sz w:val="20"/>
+                <w:szCs w:val="22"/>
               </w:rPr>
               <w:t>Sì</w:t>
             </w:r>
@@ -5207,14 +5838,14 @@
         </w:tc>
         <w:tc>
           <w:tcPr>
-            <w:tcW w:type="dxa" w:w="2197"/>
-            <w:shd w:val="clear" w:color="auto" w:fill="F5F5F5"/>
+            <w:tcW w:w="2197" w:type="dxa"/>
             <w:tcBorders>
               <w:top w:val="single" w:sz="1" w:space="0" w:color="CCCCCC"/>
               <w:left w:val="single" w:sz="1" w:space="0" w:color="CCCCCC"/>
               <w:bottom w:val="single" w:sz="1" w:space="0" w:color="CCCCCC"/>
               <w:right w:val="single" w:sz="1" w:space="0" w:color="CCCCCC"/>
             </w:tcBorders>
+            <w:shd w:val="clear" w:fill="F5F5F5"/>
             <w:tcMar>
               <w:top w:w="80" w:type="dxa"/>
               <w:left w:w="120" w:type="dxa"/>
@@ -5223,12 +5854,15 @@
             </w:tcMar>
           </w:tcPr>
           <w:p>
+            <w:pPr>
+              <w:spacing w:after="200" w:line="276" w:lineRule="auto"/>
+            </w:pPr>
             <w:r>
               <w:rPr>
-                <w:b w:val="0"/>
-                <w:i w:val="0"/>
+                <w:rFonts w:ascii="Cambria" w:hAnsi="Cambria" w:eastAsia="ＭＳ 明朝" w:cs="Cambria" w:asciiTheme="minorHAnsi" w:hAnsiTheme="minorHAnsi" w:eastAsiaTheme="minorEastAsia" w:csTheme="minorBidi"/>
                 <w:color w:val="333333"/>
                 <w:sz w:val="20"/>
+                <w:szCs w:val="22"/>
               </w:rPr>
               <w:t>Sì</w:t>
             </w:r>
@@ -5236,14 +5870,14 @@
         </w:tc>
         <w:tc>
           <w:tcPr>
-            <w:tcW w:type="dxa" w:w="2197"/>
-            <w:shd w:val="clear" w:color="auto" w:fill="F5F5F5"/>
+            <w:tcW w:w="2197" w:type="dxa"/>
             <w:tcBorders>
               <w:top w:val="single" w:sz="1" w:space="0" w:color="CCCCCC"/>
               <w:left w:val="single" w:sz="1" w:space="0" w:color="CCCCCC"/>
               <w:bottom w:val="single" w:sz="1" w:space="0" w:color="CCCCCC"/>
               <w:right w:val="single" w:sz="1" w:space="0" w:color="CCCCCC"/>
             </w:tcBorders>
+            <w:shd w:val="clear" w:fill="F5F5F5"/>
             <w:tcMar>
               <w:top w:w="80" w:type="dxa"/>
               <w:left w:w="120" w:type="dxa"/>
@@ -5252,12 +5886,15 @@
             </w:tcMar>
           </w:tcPr>
           <w:p>
+            <w:pPr>
+              <w:spacing w:after="200" w:line="276" w:lineRule="auto"/>
+            </w:pPr>
             <w:r>
               <w:rPr>
-                <w:b w:val="0"/>
-                <w:i w:val="0"/>
+                <w:rFonts w:ascii="Cambria" w:hAnsi="Cambria" w:eastAsia="ＭＳ 明朝" w:cs="Cambria" w:asciiTheme="minorHAnsi" w:hAnsiTheme="minorHAnsi" w:eastAsiaTheme="minorEastAsia" w:csTheme="minorBidi"/>
                 <w:color w:val="333333"/>
                 <w:sz w:val="20"/>
+                <w:szCs w:val="22"/>
               </w:rPr>
               <w:t>Sì</w:t>
             </w:r>
@@ -5271,29 +5908,31 @@
       </w:pPr>
       <w:r>
         <w:rPr>
+          <w:rFonts w:ascii="Cambria" w:hAnsi="Cambria" w:eastAsia="ＭＳ 明朝" w:cs="Cambria" w:asciiTheme="minorHAnsi" w:hAnsiTheme="minorHAnsi" w:eastAsiaTheme="minorEastAsia" w:csTheme="minorBidi"/>
           <w:b/>
-          <w:i w:val="0"/>
+          <w:bCs/>
           <w:color w:val="333333"/>
           <w:sz w:val="18"/>
+          <w:szCs w:val="22"/>
         </w:rPr>
         <w:t>Nota</w:t>
       </w:r>
       <w:r>
         <w:rPr>
-          <w:b w:val="0"/>
-          <w:i w:val="0"/>
+          <w:rFonts w:ascii="Cambria" w:hAnsi="Cambria" w:eastAsia="ＭＳ 明朝" w:cs="Cambria" w:asciiTheme="minorHAnsi" w:hAnsiTheme="minorHAnsi" w:eastAsiaTheme="minorEastAsia" w:csTheme="minorBidi"/>
           <w:color w:val="333333"/>
           <w:sz w:val="18"/>
+          <w:szCs w:val="22"/>
         </w:rPr>
         <w:t>: le cifre di tutti gli operatori rappresentano valori nominali massimi, soggetti a rollover e condizioni di sblocco spesso complesse. Il valore effettivo percepito dall'utente può essere molto inferiore al valore headline della promozione.</w:t>
       </w:r>
     </w:p>
     <w:p>
       <w:pPr>
-        <w:spacing w:before="200" w:after="200"/>
         <w:pBdr>
           <w:bottom w:val="single" w:sz="6" w:space="1" w:color="C8A951"/>
         </w:pBdr>
+        <w:spacing w:before="200" w:after="200"/>
       </w:pPr>
     </w:p>
     <w:p>
@@ -5302,10 +5941,12 @@
       </w:pPr>
       <w:r>
         <w:rPr>
+          <w:rFonts w:ascii="Cambria" w:hAnsi="Cambria" w:eastAsia="ＭＳ 明朝" w:cs="Cambria" w:asciiTheme="minorHAnsi" w:hAnsiTheme="minorHAnsi" w:eastAsiaTheme="minorEastAsia" w:csTheme="minorBidi"/>
           <w:b/>
-          <w:i w:val="0"/>
+          <w:bCs/>
           <w:color w:val="1A1A2E"/>
           <w:sz w:val="28"/>
+          <w:szCs w:val="22"/>
         </w:rPr>
         <w:t>IL NOSTRO GIUDIZIO</w:t>
       </w:r>
@@ -5316,12 +5957,12 @@
       </w:pPr>
       <w:r>
         <w:rPr>
-          <w:b w:val="0"/>
-          <w:i w:val="0"/>
+          <w:rFonts w:ascii="Cambria" w:hAnsi="Cambria" w:eastAsia="ＭＳ 明朝" w:cs="Cambria" w:asciiTheme="minorHAnsi" w:hAnsiTheme="minorHAnsi" w:eastAsiaTheme="minorEastAsia" w:csTheme="minorBidi"/>
           <w:color w:val="333333"/>
           <w:sz w:val="20"/>
+          <w:szCs w:val="22"/>
         </w:rPr>
-        <w:t>Betflag arriva al 2026 con due identità che convivono: da un lato lo storico del bookmaker online nato nel 2004, dall'altro la nuova appartenenza al Gruppo Lottomatica, che dal 2022 ne garantisce la solidità patrimoniale mantenendone però l'autonomia di brand e prodotto.</w:t>
+        <w:t>Betflag ha due identità che convivono: da un lato lo storico del bookmaker online nato nel 2004, dall'altro la nuova appartenenza al Gruppo Lottomatica, che dal 2022 ne garantisce la solidità patrimoniale mantenendone però l'autonomia di brand e prodotto.</w:t>
       </w:r>
     </w:p>
     <w:p>
@@ -5330,12 +5971,12 @@
       </w:pPr>
       <w:r>
         <w:rPr>
-          <w:b w:val="0"/>
-          <w:i w:val="0"/>
+          <w:rFonts w:ascii="Cambria" w:hAnsi="Cambria" w:eastAsia="ＭＳ 明朝" w:cs="Cambria" w:asciiTheme="minorHAnsi" w:hAnsiTheme="minorHAnsi" w:eastAsiaTheme="minorEastAsia" w:csTheme="minorBidi"/>
           <w:color w:val="333333"/>
           <w:sz w:val="20"/>
+          <w:szCs w:val="22"/>
         </w:rPr>
-        <w:t>L'Exchange resta una delle poche concessioni ADM a offrirlo, un tratto che nel mercato italiano è tradizionalmente associato a Betfair. Su Betflag la funzionalità è presente ma non è valorizzata e promossa con la stessa intensità: resta più una carta in più nel mazzo che il motivo principale per cui un giocatore sceglie l'operatore. Restano invece solidi il bonus di benvenuto tra i più alti del mercato, un catalogo casinò tra i più ampi del comparto ADM e una sezione ippica ben curata.</w:t>
+        <w:t>L'Exchange resta una delle due concessioni ADM a offrirlo, un tratto che nel mercato italiano è tradizionalmente associato solo a Betfair. Su Betflag la funzionalità è presente ma non è valorizzata e promossa con la stessa intensità: resta più una carta in più nel mazzo che il motivo principale per cui un giocatore sceglie l'operatore. Restano invece solidi il bonus di benvenuto tra i più alti del mercato, un catalogo casinò tra i più ampi del comparto ADM e una sezione ippica ben curata.</w:t>
       </w:r>
     </w:p>
     <w:p>
@@ -5344,18 +5985,32 @@
       </w:pPr>
       <w:r>
         <w:rPr>
-          <w:b w:val="0"/>
-          <w:i w:val="0"/>
+          <w:rFonts w:ascii="Cambria" w:hAnsi="Cambria" w:eastAsia="ＭＳ 明朝" w:cs="Cambria" w:asciiTheme="minorHAnsi" w:hAnsiTheme="minorHAnsi" w:eastAsiaTheme="minorEastAsia" w:csTheme="minorBidi"/>
           <w:color w:val="333333"/>
           <w:sz w:val="20"/>
+          <w:szCs w:val="22"/>
         </w:rPr>
         <w:t>Chi punta solo sull'esito troverà in Betflag un bonus tra i più generosi del mercato e un catalogo ampio su casinò e ippica. Chi cerca l'Exchange lo trova anche qui, ma non è il terreno su cui Betflag gioca la sua partita migliore.</w:t>
       </w:r>
     </w:p>
     <w:tbl>
       <w:tblPr>
-        <w:tblW w:type="auto" w:w="0"/>
-        <w:tblLook w:firstColumn="1" w:firstRow="1" w:lastColumn="0" w:lastRow="0" w:noHBand="0" w:noVBand="1" w:val="04A0"/>
+        <w:tblW w:w="0" w:type="auto"/>
+        <w:tblBorders>
+          <w:top w:val="single" w:sz="4" w:space="0" w:color="C8A951"/>
+          <w:left w:val="single" w:sz="4" w:space="0" w:color="C8A951"/>
+          <w:bottom w:val="single" w:sz="4" w:space="0" w:color="C8A951"/>
+          <w:right w:val="single" w:sz="4" w:space="0" w:color="C8A951"/>
+          <w:insideH w:val="single" w:sz="4" w:space="0" w:color="C8A951"/>
+          <w:insideV w:val="single" w:sz="4" w:space="0" w:color="C8A951"/>
+        </w:tblBorders>
+        <w:tblCellMar>
+          <w:top w:w="0" w:type="dxa"/>
+          <w:left w:w="108" w:type="dxa"/>
+          <w:bottom w:w="0" w:type="dxa"/>
+          <w:right w:w="108" w:type="dxa"/>
+        </w:tblCellMar>
+        <w:tblLook w:firstRow="1" w:firstColumn="1" w:noVBand="1"/>
       </w:tblPr>
       <w:tblGrid>
         <w:gridCol w:w="9026"/>
@@ -5363,14 +6018,14 @@
       <w:tr>
         <w:tc>
           <w:tcPr>
-            <w:tcW w:type="dxa" w:w="8787"/>
-            <w:shd w:val="clear" w:color="auto" w:fill="FFF9E6"/>
+            <w:tcW w:w="8787" w:type="dxa"/>
             <w:tcBorders>
               <w:top w:val="single" w:sz="4" w:space="0" w:color="C8A951"/>
               <w:left w:val="single" w:sz="4" w:space="0" w:color="C8A951"/>
               <w:bottom w:val="single" w:sz="4" w:space="0" w:color="C8A951"/>
               <w:right w:val="single" w:sz="4" w:space="0" w:color="C8A951"/>
             </w:tcBorders>
+            <w:shd w:val="clear" w:fill="FFF9E6"/>
             <w:tcMar>
               <w:top w:w="160" w:type="dxa"/>
               <w:left w:w="200" w:type="dxa"/>
@@ -5384,10 +6039,12 @@
             </w:pPr>
             <w:r>
               <w:rPr>
+                <w:rFonts w:ascii="Cambria" w:hAnsi="Cambria" w:eastAsia="ＭＳ 明朝" w:cs="Cambria" w:asciiTheme="minorHAnsi" w:hAnsiTheme="minorHAnsi" w:eastAsiaTheme="minorEastAsia" w:csTheme="minorBidi"/>
                 <w:b/>
-                <w:i w:val="0"/>
+                <w:bCs/>
                 <w:color w:val="1A1A2E"/>
                 <w:sz w:val="32"/>
+                <w:szCs w:val="22"/>
               </w:rPr>
               <w:t>VOTO FINALE: 4.5 SU 5</w:t>
             </w:r>
@@ -5397,10 +6054,10 @@
     </w:tbl>
     <w:p>
       <w:pPr>
-        <w:spacing w:before="200" w:after="200"/>
         <w:pBdr>
           <w:bottom w:val="single" w:sz="6" w:space="1" w:color="C8A951"/>
         </w:pBdr>
+        <w:spacing w:before="200" w:after="200"/>
       </w:pPr>
     </w:p>
     <w:p>
@@ -5409,10 +6066,12 @@
       </w:pPr>
       <w:r>
         <w:rPr>
+          <w:rFonts w:ascii="Cambria" w:hAnsi="Cambria" w:eastAsia="ＭＳ 明朝" w:cs="Cambria" w:asciiTheme="minorHAnsi" w:hAnsiTheme="minorHAnsi" w:eastAsiaTheme="minorEastAsia" w:csTheme="minorBidi"/>
           <w:b/>
-          <w:i w:val="0"/>
+          <w:bCs/>
           <w:color w:val="1A1A2E"/>
           <w:sz w:val="28"/>
+          <w:szCs w:val="22"/>
         </w:rPr>
         <w:t>FAQ</w:t>
       </w:r>
@@ -5423,10 +6082,12 @@
       </w:pPr>
       <w:r>
         <w:rPr>
+          <w:rFonts w:ascii="Cambria" w:hAnsi="Cambria" w:eastAsia="ＭＳ 明朝" w:cs="Cambria" w:asciiTheme="minorHAnsi" w:hAnsiTheme="minorHAnsi" w:eastAsiaTheme="minorEastAsia" w:csTheme="minorBidi"/>
           <w:b/>
-          <w:i w:val="0"/>
+          <w:bCs/>
           <w:color w:val="0F3460"/>
           <w:sz w:val="24"/>
+          <w:szCs w:val="22"/>
         </w:rPr>
         <w:t>Cos'è l'Exchange di Betflag e come funziona?</w:t>
       </w:r>
@@ -5437,10 +6098,10 @@
       </w:pPr>
       <w:r>
         <w:rPr>
-          <w:b w:val="0"/>
-          <w:i w:val="0"/>
+          <w:rFonts w:ascii="Cambria" w:hAnsi="Cambria" w:eastAsia="ＭＳ 明朝" w:cs="Cambria" w:asciiTheme="minorHAnsi" w:hAnsiTheme="minorHAnsi" w:eastAsiaTheme="minorEastAsia" w:csTheme="minorBidi"/>
           <w:color w:val="333333"/>
           <w:sz w:val="20"/>
+          <w:szCs w:val="22"/>
         </w:rPr>
         <w:t>È un betting exchange: le quote non sono fissate dal bookmaker ma nascono dall'incontro tra chi punta e chi banca un esito. Betflag intermedia le giocate e trattiene una commissione su quelle abbinate. La funzionalità Moneyback permette di ribilanciare l'esposizione prima della fine dell'evento.</w:t>
       </w:r>
@@ -5451,10 +6112,12 @@
       </w:pPr>
       <w:r>
         <w:rPr>
+          <w:rFonts w:ascii="Cambria" w:hAnsi="Cambria" w:eastAsia="ＭＳ 明朝" w:cs="Cambria" w:asciiTheme="minorHAnsi" w:hAnsiTheme="minorHAnsi" w:eastAsiaTheme="minorEastAsia" w:csTheme="minorBidi"/>
           <w:b/>
-          <w:i w:val="0"/>
+          <w:bCs/>
           <w:color w:val="0F3460"/>
           <w:sz w:val="24"/>
+          <w:szCs w:val="22"/>
         </w:rPr>
         <w:t>Qual è la differenza tra registrazione classica e SPID/CIE?</w:t>
       </w:r>
@@ -5465,10 +6128,10 @@
       </w:pPr>
       <w:r>
         <w:rPr>
-          <w:b w:val="0"/>
-          <w:i w:val="0"/>
+          <w:rFonts w:ascii="Cambria" w:hAnsi="Cambria" w:eastAsia="ＭＳ 明朝" w:cs="Cambria" w:asciiTheme="minorHAnsi" w:hAnsiTheme="minorHAnsi" w:eastAsiaTheme="minorEastAsia" w:csTheme="minorBidi"/>
           <w:color w:val="333333"/>
           <w:sz w:val="20"/>
+          <w:szCs w:val="22"/>
         </w:rPr>
         <w:t>La registrazione classica richiede l'invio del documento d'identità per la verifica e dà accesso a un bonus senza deposito di 250€. La registrazione tramite SPID o CIE elimina la verifica manuale e sblocca un bonus senza deposito maggiorato di 1.000€.</w:t>
       </w:r>
@@ -5479,10 +6142,12 @@
       </w:pPr>
       <w:r>
         <w:rPr>
+          <w:rFonts w:ascii="Cambria" w:hAnsi="Cambria" w:eastAsia="ＭＳ 明朝" w:cs="Cambria" w:asciiTheme="minorHAnsi" w:hAnsiTheme="minorHAnsi" w:eastAsiaTheme="minorEastAsia" w:csTheme="minorBidi"/>
           <w:b/>
-          <w:i w:val="0"/>
+          <w:bCs/>
           <w:color w:val="0F3460"/>
           <w:sz w:val="24"/>
+          <w:szCs w:val="22"/>
         </w:rPr>
         <w:t>Il bonus Exchange conta per il bonus di benvenuto sport?</w:t>
       </w:r>
@@ -5493,10 +6158,10 @@
       </w:pPr>
       <w:r>
         <w:rPr>
-          <w:b w:val="0"/>
-          <w:i w:val="0"/>
+          <w:rFonts w:ascii="Cambria" w:hAnsi="Cambria" w:eastAsia="ＭＳ 明朝" w:cs="Cambria" w:asciiTheme="minorHAnsi" w:hAnsiTheme="minorHAnsi" w:eastAsiaTheme="minorEastAsia" w:csTheme="minorBidi"/>
           <w:color w:val="333333"/>
           <w:sz w:val="20"/>
+          <w:szCs w:val="22"/>
         </w:rPr>
         <w:t>No. Le giocate su Exchange e il Cashout sono escluse dalla validazione del bonus di benvenuto sport, che richiede scommesse pre-match, live o multiple con quota minima 3,50.</w:t>
       </w:r>
@@ -5507,10 +6172,12 @@
       </w:pPr>
       <w:r>
         <w:rPr>
+          <w:rFonts w:ascii="Cambria" w:hAnsi="Cambria" w:eastAsia="ＭＳ 明朝" w:cs="Cambria" w:asciiTheme="minorHAnsi" w:hAnsiTheme="minorHAnsi" w:eastAsiaTheme="minorEastAsia" w:csTheme="minorBidi"/>
           <w:b/>
-          <w:i w:val="0"/>
+          <w:bCs/>
           <w:color w:val="0F3460"/>
           <w:sz w:val="24"/>
+          <w:szCs w:val="22"/>
         </w:rPr>
         <w:t>Betflag è sicuro?</w:t>
       </w:r>
@@ -5521,20 +6188,20 @@
       </w:pPr>
       <w:r>
         <w:rPr>
-          <w:b w:val="0"/>
-          <w:i w:val="0"/>
+          <w:rFonts w:ascii="Cambria" w:hAnsi="Cambria" w:eastAsia="ＭＳ 明朝" w:cs="Cambria" w:asciiTheme="minorHAnsi" w:hAnsiTheme="minorHAnsi" w:eastAsiaTheme="minorEastAsia" w:csTheme="minorBidi"/>
           <w:color w:val="333333"/>
           <w:sz w:val="20"/>
+          <w:szCs w:val="22"/>
         </w:rPr>
         <w:t>Opera sotto concessione ADM n. 16008 ed è controllato al 100% dal Gruppo Lottomatica dal 2022, uno degli operatori regolamentati più solidi del mercato italiano.</w:t>
       </w:r>
     </w:p>
     <w:p>
       <w:pPr>
-        <w:spacing w:before="200" w:after="200"/>
         <w:pBdr>
           <w:bottom w:val="single" w:sz="6" w:space="1" w:color="C8A951"/>
         </w:pBdr>
+        <w:spacing w:before="200" w:after="200"/>
       </w:pPr>
     </w:p>
     <w:p>
@@ -5543,10 +6210,12 @@
       </w:pPr>
       <w:r>
         <w:rPr>
+          <w:rFonts w:ascii="Cambria" w:hAnsi="Cambria" w:eastAsia="ＭＳ 明朝" w:cs="Cambria" w:asciiTheme="minorHAnsi" w:hAnsiTheme="minorHAnsi" w:eastAsiaTheme="minorEastAsia" w:csTheme="minorBidi"/>
           <w:b/>
-          <w:i w:val="0"/>
+          <w:bCs/>
           <w:color w:val="1A1A2E"/>
           <w:sz w:val="28"/>
+          <w:szCs w:val="22"/>
         </w:rPr>
         <w:t>LE MIGLIORI ALTERNATIVE</w:t>
       </w:r>
@@ -5557,19 +6226,21 @@
       </w:pPr>
       <w:r>
         <w:rPr>
+          <w:rFonts w:ascii="Cambria" w:hAnsi="Cambria" w:eastAsia="ＭＳ 明朝" w:cs="Cambria" w:asciiTheme="minorHAnsi" w:hAnsiTheme="minorHAnsi" w:eastAsiaTheme="minorEastAsia" w:csTheme="minorBidi"/>
           <w:b/>
-          <w:i w:val="0"/>
+          <w:bCs/>
           <w:color w:val="333333"/>
           <w:sz w:val="20"/>
+          <w:szCs w:val="22"/>
         </w:rPr>
         <w:t>SNAI</w:t>
       </w:r>
       <w:r>
         <w:rPr>
-          <w:b w:val="0"/>
-          <w:i w:val="0"/>
+          <w:rFonts w:ascii="Cambria" w:hAnsi="Cambria" w:eastAsia="ＭＳ 明朝" w:cs="Cambria" w:asciiTheme="minorHAnsi" w:hAnsiTheme="minorHAnsi" w:eastAsiaTheme="minorEastAsia" w:csTheme="minorBidi"/>
           <w:color w:val="333333"/>
           <w:sz w:val="20"/>
+          <w:szCs w:val="22"/>
         </w:rPr>
         <w:t>: leadership storica nell'ippica, integrazione fisico-digitale con Snaipay, rollover x6 sul Bonus Gold tra i più accessibili del mercato.</w:t>
       </w:r>
@@ -5580,19 +6251,21 @@
       </w:pPr>
       <w:r>
         <w:rPr>
+          <w:rFonts w:ascii="Cambria" w:hAnsi="Cambria" w:eastAsia="ＭＳ 明朝" w:cs="Cambria" w:asciiTheme="minorHAnsi" w:hAnsiTheme="minorHAnsi" w:eastAsiaTheme="minorEastAsia" w:csTheme="minorBidi"/>
           <w:b/>
-          <w:i w:val="0"/>
+          <w:bCs/>
           <w:color w:val="333333"/>
           <w:sz w:val="20"/>
+          <w:szCs w:val="22"/>
         </w:rPr>
         <w:t>Sisal</w:t>
       </w:r>
       <w:r>
         <w:rPr>
-          <w:b w:val="0"/>
-          <w:i w:val="0"/>
+          <w:rFonts w:ascii="Cambria" w:hAnsi="Cambria" w:eastAsia="ＭＳ 明朝" w:cs="Cambria" w:asciiTheme="minorHAnsi" w:hAnsiTheme="minorHAnsi" w:eastAsiaTheme="minorEastAsia" w:csTheme="minorBidi"/>
           <w:color w:val="333333"/>
           <w:sz w:val="20"/>
+          <w:szCs w:val="22"/>
         </w:rPr>
         <w:t>: bonus senza deposito fino a 5.000€ tramite il quiz sportivo “Salva il Bottino”, meccanismo unico nel panorama italiano.</w:t>
       </w:r>
@@ -5603,19 +6276,21 @@
       </w:pPr>
       <w:r>
         <w:rPr>
+          <w:rFonts w:ascii="Cambria" w:hAnsi="Cambria" w:eastAsia="ＭＳ 明朝" w:cs="Cambria" w:asciiTheme="minorHAnsi" w:hAnsiTheme="minorHAnsi" w:eastAsiaTheme="minorEastAsia" w:csTheme="minorBidi"/>
           <w:b/>
-          <w:i w:val="0"/>
+          <w:bCs/>
           <w:color w:val="333333"/>
           <w:sz w:val="20"/>
+          <w:szCs w:val="22"/>
         </w:rPr>
         <w:t>Lottomatica (Better)</w:t>
       </w:r>
       <w:r>
         <w:rPr>
-          <w:b w:val="0"/>
-          <w:i w:val="0"/>
+          <w:rFonts w:ascii="Cambria" w:hAnsi="Cambria" w:eastAsia="ＭＳ 明朝" w:cs="Cambria" w:asciiTheme="minorHAnsi" w:hAnsiTheme="minorHAnsi" w:eastAsiaTheme="minorEastAsia" w:csTheme="minorBidi"/>
           <w:color w:val="333333"/>
           <w:sz w:val="20"/>
+          <w:szCs w:val="22"/>
         </w:rPr>
         <w:t>: stesso gruppo proprietario di Betflag, con un'offerta bonus tra le più alte del mercato e un catalogo slot tra i più ampi.</w:t>
       </w:r>
@@ -5626,19 +6301,21 @@
       </w:pPr>
       <w:r>
         <w:rPr>
+          <w:rFonts w:ascii="Cambria" w:hAnsi="Cambria" w:eastAsia="ＭＳ 明朝" w:cs="Cambria" w:asciiTheme="minorHAnsi" w:hAnsiTheme="minorHAnsi" w:eastAsiaTheme="minorEastAsia" w:csTheme="minorBidi"/>
           <w:b/>
-          <w:i w:val="0"/>
+          <w:bCs/>
           <w:color w:val="333333"/>
           <w:sz w:val="20"/>
+          <w:szCs w:val="22"/>
         </w:rPr>
         <w:t>Goldbet</w:t>
       </w:r>
       <w:r>
         <w:rPr>
-          <w:b w:val="0"/>
-          <w:i w:val="0"/>
+          <w:rFonts w:ascii="Cambria" w:hAnsi="Cambria" w:eastAsia="ＭＳ 明朝" w:cs="Cambria" w:asciiTheme="minorHAnsi" w:hAnsiTheme="minorHAnsi" w:eastAsiaTheme="minorEastAsia" w:csTheme="minorBidi"/>
           <w:color w:val="333333"/>
           <w:sz w:val="20"/>
+          <w:szCs w:val="22"/>
         </w:rPr>
         <w:t>: operatore in crescita, quote competitive e interfaccia mobile apprezzata dalla fascia più giovane dell'utenza.</w:t>
       </w:r>
@@ -5650,12 +6327,14 @@
       </w:pPr>
       <w:r>
         <w:rPr>
-          <w:b w:val="0"/>
+          <w:rFonts w:ascii="Cambria" w:hAnsi="Cambria" w:eastAsia="ＭＳ 明朝" w:cs="Cambria" w:asciiTheme="minorHAnsi" w:hAnsiTheme="minorHAnsi" w:eastAsiaTheme="minorEastAsia" w:csTheme="minorBidi"/>
           <w:i/>
+          <w:iCs/>
           <w:color w:val="666666"/>
           <w:sz w:val="16"/>
+          <w:szCs w:val="22"/>
         </w:rPr>
-        <w:t>Contenuto editoriale indipendente • Dati verificati a luglio 2026 • Il gioco è vietato ai minori di 18 anni • Bonus e T&amp;C soggetti a modifica: verificare sempre su betflag.it</w:t>
+        <w:t>Il gioco è vietato ai minori di 18 anni • Bonus e T&amp;C soggetti a modifica: verificare sempre su betflag.it</w:t>
       </w:r>
     </w:p>
     <w:sectPr>
@@ -5663,7 +6342,6 @@
       <w:footerReference w:type="default" r:id="rId10"/>
       <w:pgSz w:w="11906" w:h="16838"/>
       <w:pgMar w:top="1077" w:right="1440" w:bottom="1077" w:left="1440" w:header="720" w:footer="720" w:gutter="0"/>
-      <w:cols w:space="720"/>
       <w:docGrid w:linePitch="360"/>
     </w:sectPr>
   </w:body>
@@ -5671,14 +6349,14 @@
 </file>
 
 <file path=word/footer1.xml><?xml version="1.0" encoding="utf-8"?>
-<w:ftr xmlns:m="http://schemas.openxmlformats.org/officeDocument/2006/math" xmlns:mc="http://schemas.openxmlformats.org/markup-compatibility/2006" xmlns:mo="http://schemas.microsoft.com/office/mac/office/2008/main" xmlns:mv="urn:schemas-microsoft-com:mac:vml" xmlns:o="urn:schemas-microsoft-com:office:office" xmlns:r="http://schemas.openxmlformats.org/officeDocument/2006/relationships" xmlns:v="urn:schemas-microsoft-com:vml" xmlns:w10="urn:schemas-microsoft-com:office:word" xmlns:w14="http://schemas.microsoft.com/office/word/2010/wordml" xmlns:w="http://schemas.openxmlformats.org/wordprocessingml/2006/main" xmlns:wne="http://schemas.microsoft.com/office/word/2006/wordml" xmlns:wp14="http://schemas.microsoft.com/office/word/2010/wordprocessingDrawing" xmlns:wp="http://schemas.openxmlformats.org/drawingml/2006/wordprocessingDrawing" xmlns:wpc="http://schemas.microsoft.com/office/word/2010/wordprocessingCanvas" xmlns:wpg="http://schemas.microsoft.com/office/word/2010/wordprocessingGroup" xmlns:wpi="http://schemas.microsoft.com/office/word/2010/wordprocessingInk" xmlns:wps="http://schemas.microsoft.com/office/word/2010/wordprocessingShape" mc:Ignorable="w14 wp14">
+<w:ftr xmlns:wpc="http://schemas.microsoft.com/office/word/2010/wordprocessingCanvas" xmlns:mc="http://schemas.openxmlformats.org/markup-compatibility/2006" xmlns:o="urn:schemas-microsoft-com:office:office" xmlns:r="http://schemas.openxmlformats.org/officeDocument/2006/relationships" xmlns:m="http://schemas.openxmlformats.org/officeDocument/2006/math" xmlns:v="urn:schemas-microsoft-com:vml" xmlns:wp14="http://schemas.microsoft.com/office/word/2010/wordprocessingDrawing" xmlns:wp="http://schemas.openxmlformats.org/drawingml/2006/wordprocessingDrawing" xmlns:w10="urn:schemas-microsoft-com:office:word" xmlns:w="http://schemas.openxmlformats.org/wordprocessingml/2006/main" xmlns:w14="http://schemas.microsoft.com/office/word/2010/wordml" xmlns:w15="http://schemas.microsoft.com/office/word/2012/wordml" xmlns:w16se="http://schemas.microsoft.com/office/word/2015/wordml/symex" xmlns:w16cid="http://schemas.microsoft.com/office/word/2016/wordml/cid" xmlns:w16="http://schemas.microsoft.com/office/word/2018/wordml" xmlns:w16cex="http://schemas.microsoft.com/office/word/2018/wordml/cex" xmlns:w16sdtdh="http://schemas.microsoft.com/office/word/2020/wordml/sdtdatahash" xmlns:wne="http://schemas.microsoft.com/office/word/2006/wordml" xmlns:wpg="http://schemas.microsoft.com/office/word/2010/wordprocessingGroup" xmlns:wps="http://schemas.microsoft.com/office/word/2010/wordprocessingShape">
   <w:p>
     <w:pPr>
       <w:pStyle w:val="Footer"/>
-      <w:jc w:val="center"/>
       <w:pBdr>
         <w:top w:val="single" w:sz="1" w:space="4" w:color="E0E0E0"/>
       </w:pBdr>
+      <w:jc w:val="center"/>
     </w:pPr>
     <w:r>
       <w:rPr>
@@ -5695,8 +6373,26 @@
         <w:sz w:val="16"/>
       </w:rPr>
       <w:fldChar w:fldCharType="begin"/>
+    </w:r>
+    <w:r>
+      <w:rPr>
+        <w:color w:val="666666"/>
+        <w:sz w:val="16"/>
+      </w:rPr>
       <w:instrText>PAGE</w:instrText>
+    </w:r>
+    <w:r>
+      <w:rPr>
+        <w:color w:val="666666"/>
+        <w:sz w:val="16"/>
+      </w:rPr>
       <w:fldChar w:fldCharType="separate"/>
+    </w:r>
+    <w:r>
+      <w:rPr>
+        <w:color w:val="666666"/>
+        <w:sz w:val="16"/>
+      </w:rPr>
       <w:fldChar w:fldCharType="end"/>
     </w:r>
     <w:r>
@@ -5713,14 +6409,14 @@
 </file>
 
 <file path=word/header1.xml><?xml version="1.0" encoding="utf-8"?>
-<w:hdr xmlns:m="http://schemas.openxmlformats.org/officeDocument/2006/math" xmlns:mc="http://schemas.openxmlformats.org/markup-compatibility/2006" xmlns:mo="http://schemas.microsoft.com/office/mac/office/2008/main" xmlns:mv="urn:schemas-microsoft-com:mac:vml" xmlns:o="urn:schemas-microsoft-com:office:office" xmlns:r="http://schemas.openxmlformats.org/officeDocument/2006/relationships" xmlns:v="urn:schemas-microsoft-com:vml" xmlns:w10="urn:schemas-microsoft-com:office:word" xmlns:w14="http://schemas.microsoft.com/office/word/2010/wordml" xmlns:w="http://schemas.openxmlformats.org/wordprocessingml/2006/main" xmlns:wne="http://schemas.microsoft.com/office/word/2006/wordml" xmlns:wp14="http://schemas.microsoft.com/office/word/2010/wordprocessingDrawing" xmlns:wp="http://schemas.openxmlformats.org/drawingml/2006/wordprocessingDrawing" xmlns:wpc="http://schemas.microsoft.com/office/word/2010/wordprocessingCanvas" xmlns:wpg="http://schemas.microsoft.com/office/word/2010/wordprocessingGroup" xmlns:wpi="http://schemas.microsoft.com/office/word/2010/wordprocessingInk" xmlns:wps="http://schemas.microsoft.com/office/word/2010/wordprocessingShape" mc:Ignorable="w14 wp14">
+<w:hdr xmlns:wpc="http://schemas.microsoft.com/office/word/2010/wordprocessingCanvas" xmlns:mc="http://schemas.openxmlformats.org/markup-compatibility/2006" xmlns:o="urn:schemas-microsoft-com:office:office" xmlns:r="http://schemas.openxmlformats.org/officeDocument/2006/relationships" xmlns:m="http://schemas.openxmlformats.org/officeDocument/2006/math" xmlns:v="urn:schemas-microsoft-com:vml" xmlns:wp14="http://schemas.microsoft.com/office/word/2010/wordprocessingDrawing" xmlns:wp="http://schemas.openxmlformats.org/drawingml/2006/wordprocessingDrawing" xmlns:w10="urn:schemas-microsoft-com:office:word" xmlns:w="http://schemas.openxmlformats.org/wordprocessingml/2006/main" xmlns:w14="http://schemas.microsoft.com/office/word/2010/wordml" xmlns:w15="http://schemas.microsoft.com/office/word/2012/wordml" xmlns:w16se="http://schemas.microsoft.com/office/word/2015/wordml/symex" xmlns:w16cid="http://schemas.microsoft.com/office/word/2016/wordml/cid" xmlns:w16="http://schemas.microsoft.com/office/word/2018/wordml" xmlns:w16cex="http://schemas.microsoft.com/office/word/2018/wordml/cex" xmlns:w16sdtdh="http://schemas.microsoft.com/office/word/2020/wordml/sdtdatahash" xmlns:wne="http://schemas.microsoft.com/office/word/2006/wordml" xmlns:wpg="http://schemas.microsoft.com/office/word/2010/wordprocessingGroup" xmlns:wps="http://schemas.microsoft.com/office/word/2010/wordprocessingShape">
   <w:p>
     <w:pPr>
       <w:pStyle w:val="Header"/>
-      <w:jc w:val="right"/>
       <w:pBdr>
         <w:bottom w:val="single" w:sz="2" w:space="4" w:color="C8A951"/>
       </w:pBdr>
+      <w:jc w:val="right"/>
     </w:pPr>
     <w:r>
       <w:rPr>
@@ -5729,7 +6425,7 @@
         <w:color w:val="666666"/>
         <w:sz w:val="16"/>
       </w:rPr>
-      <w:t>Recensione Betflag 2026  |  Aggiornamento: Luglio 2026</w:t>
+      <w:t xml:space="preserve">Recensione Betflag 2026  |  Aggiornamento: Luglio 2026</w:t>
     </w:r>
   </w:p>
 </w:hdr>
